--- a/ibmtss.docx
+++ b/ibmtss.docx
@@ -1,6 +1,6 @@
 
 <file path=word/document.xml><?xml version="1.0" encoding="utf-8"?>
-<w:document xmlns:wpc="http://schemas.microsoft.com/office/word/2010/wordprocessingCanvas" xmlns:cx="http://schemas.microsoft.com/office/drawing/2014/chartex" xmlns:cx1="http://schemas.microsoft.com/office/drawing/2015/9/8/chartex" xmlns:cx2="http://schemas.microsoft.com/office/drawing/2015/10/21/chartex" xmlns:cx3="http://schemas.microsoft.com/office/drawing/2016/5/9/chartex" xmlns:cx4="http://schemas.microsoft.com/office/drawing/2016/5/10/chartex" xmlns:cx5="http://schemas.microsoft.com/office/drawing/2016/5/11/chartex" xmlns:cx6="http://schemas.microsoft.com/office/drawing/2016/5/12/chartex" xmlns:cx7="http://schemas.microsoft.com/office/drawing/2016/5/13/chartex" xmlns:cx8="http://schemas.microsoft.com/office/drawing/2016/5/14/chartex" xmlns:mc="http://schemas.openxmlformats.org/markup-compatibility/2006" xmlns:aink="http://schemas.microsoft.com/office/drawing/2016/ink" xmlns:am3d="http://schemas.microsoft.com/office/drawing/2017/model3d" xmlns:o="urn:schemas-microsoft-com:office:office" xmlns:oel="http://schemas.microsoft.com/office/2019/extlst" xmlns:r="http://schemas.openxmlformats.org/officeDocument/2006/relationships" xmlns:m="http://schemas.openxmlformats.org/officeDocument/2006/math" xmlns:v="urn:schemas-microsoft-com:vml" xmlns:wp14="http://schemas.microsoft.com/office/word/2010/wordprocessingDrawing" xmlns:wp="http://schemas.openxmlformats.org/drawingml/2006/wordprocessingDrawing" xmlns:w10="urn:schemas-microsoft-com:office:word" xmlns:w="http://schemas.openxmlformats.org/wordprocessingml/2006/main" xmlns:w14="http://schemas.microsoft.com/office/word/2010/wordml" xmlns:w15="http://schemas.microsoft.com/office/word/2012/wordml" xmlns:w16cex="http://schemas.microsoft.com/office/word/2018/wordml/cex" xmlns:w16cid="http://schemas.microsoft.com/office/word/2016/wordml/cid" xmlns:w16="http://schemas.microsoft.com/office/word/2018/wordml" xmlns:w16du="http://schemas.microsoft.com/office/word/2023/wordml/word16du" xmlns:w16sdtdh="http://schemas.microsoft.com/office/word/2020/wordml/sdtdatahash" xmlns:w16se="http://schemas.microsoft.com/office/word/2015/wordml/symex" xmlns:wpg="http://schemas.microsoft.com/office/word/2010/wordprocessingGroup" xmlns:wpi="http://schemas.microsoft.com/office/word/2010/wordprocessingInk" xmlns:wne="http://schemas.microsoft.com/office/word/2006/wordml" xmlns:wps="http://schemas.microsoft.com/office/word/2010/wordprocessingShape" mc:Ignorable="w14 w15 w16se w16cid w16 w16cex w16sdtdh w16du wp14">
+<w:document xmlns:wpc="http://schemas.microsoft.com/office/word/2010/wordprocessingCanvas" xmlns:cx="http://schemas.microsoft.com/office/drawing/2014/chartex" xmlns:cx1="http://schemas.microsoft.com/office/drawing/2015/9/8/chartex" xmlns:cx2="http://schemas.microsoft.com/office/drawing/2015/10/21/chartex" xmlns:cx3="http://schemas.microsoft.com/office/drawing/2016/5/9/chartex" xmlns:cx4="http://schemas.microsoft.com/office/drawing/2016/5/10/chartex" xmlns:cx5="http://schemas.microsoft.com/office/drawing/2016/5/11/chartex" xmlns:cx6="http://schemas.microsoft.com/office/drawing/2016/5/12/chartex" xmlns:cx7="http://schemas.microsoft.com/office/drawing/2016/5/13/chartex" xmlns:cx8="http://schemas.microsoft.com/office/drawing/2016/5/14/chartex" xmlns:mc="http://schemas.openxmlformats.org/markup-compatibility/2006" xmlns:aink="http://schemas.microsoft.com/office/drawing/2016/ink" xmlns:am3d="http://schemas.microsoft.com/office/drawing/2017/model3d" xmlns:o="urn:schemas-microsoft-com:office:office" xmlns:oel="http://schemas.microsoft.com/office/2019/extlst" xmlns:r="http://schemas.openxmlformats.org/officeDocument/2006/relationships" xmlns:m="http://schemas.openxmlformats.org/officeDocument/2006/math" xmlns:v="urn:schemas-microsoft-com:vml" xmlns:wp14="http://schemas.microsoft.com/office/word/2010/wordprocessingDrawing" xmlns:wp="http://schemas.openxmlformats.org/drawingml/2006/wordprocessingDrawing" xmlns:w10="urn:schemas-microsoft-com:office:word" xmlns:w="http://schemas.openxmlformats.org/wordprocessingml/2006/main" xmlns:w14="http://schemas.microsoft.com/office/word/2010/wordml" xmlns:w15="http://schemas.microsoft.com/office/word/2012/wordml" xmlns:w16cex="http://schemas.microsoft.com/office/word/2018/wordml/cex" xmlns:w16cid="http://schemas.microsoft.com/office/word/2016/wordml/cid" xmlns:w16="http://schemas.microsoft.com/office/word/2018/wordml" xmlns:w16du="http://schemas.microsoft.com/office/word/2023/wordml/word16du" xmlns:w16sdtdh="http://schemas.microsoft.com/office/word/2020/wordml/sdtdatahash" xmlns:w16sdtfl="http://schemas.microsoft.com/office/word/2024/wordml/sdtformatlock" xmlns:w16se="http://schemas.microsoft.com/office/word/2015/wordml/symex" xmlns:wpg="http://schemas.microsoft.com/office/word/2010/wordprocessingGroup" xmlns:wpi="http://schemas.microsoft.com/office/word/2010/wordprocessingInk" xmlns:wne="http://schemas.microsoft.com/office/word/2006/wordml" xmlns:wps="http://schemas.microsoft.com/office/word/2010/wordprocessingShape" mc:Ignorable="w14 w15 w16se w16cid w16 w16cex w16sdtdh w16sdtfl w16du wp14">
   <w:background w:color="FFFFFF"/>
   <w:body>
     <w:p>
@@ -69,14 +69,16 @@
           <w:delText xml:space="preserve">August </w:delText>
         </w:r>
       </w:del>
-      <w:ins w:id="1" w:author="Kenneth Goldman" w:date="2024-10-14T10:01:00Z">
+      <w:ins w:id="1" w:author="Kenneth Goldman" w:date="2025-06-19T15:51:00Z">
         <w:r>
           <w:rPr>
             <w:sz w:val="40"/>
             <w:szCs w:val="40"/>
           </w:rPr>
-          <w:t>October</w:t>
-        </w:r>
+          <w:t>June</w:t>
+        </w:r>
+      </w:ins>
+      <w:ins w:id="2" w:author="Kenneth Goldman" w:date="2024-10-14T10:01:00Z">
         <w:r>
           <w:rPr>
             <w:sz w:val="40"/>
@@ -85,31 +87,33 @@
           <w:t xml:space="preserve"> </w:t>
         </w:r>
       </w:ins>
-      <w:r>
-        <w:rPr>
-          <w:sz w:val="40"/>
-          <w:szCs w:val="40"/>
-        </w:rPr>
-        <w:t>1</w:t>
-      </w:r>
-      <w:del w:id="2" w:author="Kenneth Goldman" w:date="2024-10-14T10:01:00Z">
+      <w:del w:id="3" w:author="Kenneth Goldman" w:date="2025-06-19T15:52:00Z">
         <w:r>
           <w:rPr>
             <w:sz w:val="40"/>
             <w:szCs w:val="40"/>
           </w:rPr>
-          <w:delText>5</w:delText>
+          <w:delText>1</w:delText>
         </w:r>
       </w:del>
-      <w:ins w:id="3" w:author="Kenneth Goldman" w:date="2024-10-14T10:01:00Z">
+      <w:ins w:id="4" w:author="Kenneth Goldman" w:date="2025-06-19T15:52:00Z">
         <w:r>
           <w:rPr>
             <w:sz w:val="40"/>
             <w:szCs w:val="40"/>
           </w:rPr>
-          <w:t>4</w:t>
+          <w:t>19</w:t>
         </w:r>
       </w:ins>
+      <w:del w:id="5" w:author="Kenneth Goldman" w:date="2024-10-14T10:01:00Z">
+        <w:r>
+          <w:rPr>
+            <w:sz w:val="40"/>
+            <w:szCs w:val="40"/>
+          </w:rPr>
+          <w:delText>5</w:delText>
+        </w:r>
+      </w:del>
       <w:r>
         <w:rPr>
           <w:sz w:val="40"/>
@@ -124,13 +128,24 @@
         </w:rPr>
         <w:t>2</w:t>
       </w:r>
-      <w:r>
-        <w:rPr>
-          <w:sz w:val="40"/>
-          <w:szCs w:val="40"/>
-        </w:rPr>
-        <w:t>4</w:t>
-      </w:r>
+      <w:ins w:id="6" w:author="Kenneth Goldman" w:date="2025-06-19T15:52:00Z">
+        <w:r>
+          <w:rPr>
+            <w:sz w:val="40"/>
+            <w:szCs w:val="40"/>
+          </w:rPr>
+          <w:t>5</w:t>
+        </w:r>
+      </w:ins>
+      <w:del w:id="7" w:author="Kenneth Goldman" w:date="2025-06-19T15:52:00Z">
+        <w:r>
+          <w:rPr>
+            <w:sz w:val="40"/>
+            <w:szCs w:val="40"/>
+          </w:rPr>
+          <w:delText>4</w:delText>
+        </w:r>
+      </w:del>
     </w:p>
     <w:p>
       <w:pPr>
@@ -7847,7 +7862,7 @@
       <w:r>
         <w:fldChar w:fldCharType="end"/>
       </w:r>
-      <w:bookmarkStart w:id="4" w:name="_Ref166921735"/>
+      <w:bookmarkStart w:id="8" w:name="_Ref166921735"/>
     </w:p>
     <w:p/>
     <w:p>
@@ -7871,7 +7886,7 @@
           <w:sz w:val="22"/>
         </w:rPr>
       </w:pPr>
-      <w:bookmarkStart w:id="5" w:name="_Toc35934217"/>
+      <w:bookmarkStart w:id="9" w:name="_Toc35934217"/>
       <w:r>
         <w:rPr>
           <w:spacing w:val="8"/>
@@ -7880,8 +7895,8 @@
         <w:lastRenderedPageBreak/>
         <w:t>Introduction</w:t>
       </w:r>
-      <w:bookmarkEnd w:id="4"/>
-      <w:bookmarkEnd w:id="5"/>
+      <w:bookmarkEnd w:id="8"/>
+      <w:bookmarkEnd w:id="9"/>
     </w:p>
     <w:p/>
     <w:p>
@@ -7943,7 +7958,15 @@
     <w:p/>
     <w:p>
       <w:r>
-        <w:t>The package is upstreamed to</w:t>
+        <w:t xml:space="preserve">The package is </w:t>
+      </w:r>
+      <w:proofErr w:type="spellStart"/>
+      <w:r>
+        <w:t>upstreamed</w:t>
+      </w:r>
+      <w:proofErr w:type="spellEnd"/>
+      <w:r>
+        <w:t xml:space="preserve"> to</w:t>
       </w:r>
     </w:p>
     <w:p/>
@@ -8033,7 +8056,7 @@
           <w:sz w:val="22"/>
         </w:rPr>
       </w:pPr>
-      <w:bookmarkStart w:id="6" w:name="_Toc35934218"/>
+      <w:bookmarkStart w:id="10" w:name="_Toc35934218"/>
       <w:r>
         <w:rPr>
           <w:spacing w:val="8"/>
@@ -8042,7 +8065,7 @@
         <w:lastRenderedPageBreak/>
         <w:t>Features</w:t>
       </w:r>
-      <w:bookmarkEnd w:id="6"/>
+      <w:bookmarkEnd w:id="10"/>
     </w:p>
     <w:p/>
     <w:p/>
@@ -8121,7 +8144,15 @@
         </w:numPr>
       </w:pPr>
       <w:r>
-        <w:t>Session continue flag</w:t>
+        <w:t xml:space="preserve">Session </w:t>
+      </w:r>
+      <w:proofErr w:type="gramStart"/>
+      <w:r>
+        <w:t>continue</w:t>
+      </w:r>
+      <w:proofErr w:type="gramEnd"/>
+      <w:r>
+        <w:t xml:space="preserve"> flag</w:t>
       </w:r>
     </w:p>
     <w:p>
@@ -8199,9 +8230,9 @@
           <w:sz w:val="22"/>
         </w:rPr>
       </w:pPr>
-      <w:bookmarkStart w:id="7" w:name="_Ref511735763"/>
-      <w:bookmarkStart w:id="8" w:name="_Ref511735765"/>
-      <w:bookmarkStart w:id="9" w:name="_Toc35934219"/>
+      <w:bookmarkStart w:id="11" w:name="_Ref511735763"/>
+      <w:bookmarkStart w:id="12" w:name="_Ref511735765"/>
+      <w:bookmarkStart w:id="13" w:name="_Toc35934219"/>
       <w:r>
         <w:rPr>
           <w:spacing w:val="8"/>
@@ -8210,9 +8241,9 @@
         <w:lastRenderedPageBreak/>
         <w:t>API</w:t>
       </w:r>
-      <w:bookmarkEnd w:id="7"/>
-      <w:bookmarkEnd w:id="8"/>
-      <w:bookmarkEnd w:id="9"/>
+      <w:bookmarkEnd w:id="11"/>
+      <w:bookmarkEnd w:id="12"/>
+      <w:bookmarkEnd w:id="13"/>
     </w:p>
     <w:p/>
     <w:p>
@@ -8224,25 +8255,56 @@
       <w:pPr>
         <w:pStyle w:val="Heading2"/>
       </w:pPr>
-      <w:bookmarkStart w:id="10" w:name="_Toc35934220"/>
+      <w:bookmarkStart w:id="14" w:name="_Toc35934220"/>
+      <w:proofErr w:type="spellStart"/>
       <w:r>
         <w:t>TSS</w:t>
       </w:r>
       <w:r>
-        <w:t>_Execute()</w:t>
-      </w:r>
-      <w:bookmarkEnd w:id="10"/>
-    </w:p>
-    <w:p/>
-    <w:p>
-      <w:r>
-        <w:t>#include &lt;</w:t>
-      </w:r>
+        <w:t>_</w:t>
+      </w:r>
+      <w:proofErr w:type="gramStart"/>
+      <w:r>
+        <w:t>Execute</w:t>
+      </w:r>
+      <w:proofErr w:type="spellEnd"/>
+      <w:r>
+        <w:t>(</w:t>
+      </w:r>
+      <w:proofErr w:type="gramEnd"/>
+      <w:r>
+        <w:t>)</w:t>
+      </w:r>
+      <w:bookmarkEnd w:id="14"/>
+    </w:p>
+    <w:p/>
+    <w:p>
+      <w:proofErr w:type="gramStart"/>
+      <w:r>
+        <w:t>#include</w:t>
+      </w:r>
+      <w:proofErr w:type="gramEnd"/>
+      <w:r>
+        <w:t xml:space="preserve"> &lt;</w:t>
+      </w:r>
+      <w:proofErr w:type="spellStart"/>
       <w:r>
         <w:t>ibm</w:t>
       </w:r>
       <w:r>
-        <w:t>tss/tss.h&gt;</w:t>
+        <w:t>tss</w:t>
+      </w:r>
+      <w:proofErr w:type="spellEnd"/>
+      <w:r>
+        <w:t>/</w:t>
+      </w:r>
+      <w:proofErr w:type="spellStart"/>
+      <w:r>
+        <w:t>tss.h</w:t>
+      </w:r>
+      <w:proofErr w:type="spellEnd"/>
+      <w:r>
+        <w:t>&gt;</w:t>
       </w:r>
     </w:p>
     <w:p/>
@@ -8253,12 +8315,22 @@
       <w:r>
         <w:tab/>
       </w:r>
+      <w:proofErr w:type="spellStart"/>
       <w:r>
         <w:t>TSS</w:t>
       </w:r>
       <w:r>
-        <w:t>_Execute(</w:t>
-      </w:r>
+        <w:t>_</w:t>
+      </w:r>
+      <w:proofErr w:type="gramStart"/>
+      <w:r>
+        <w:t>Execute</w:t>
+      </w:r>
+      <w:proofErr w:type="spellEnd"/>
+      <w:r>
+        <w:t>(</w:t>
+      </w:r>
+      <w:proofErr w:type="gramEnd"/>
       <w:r>
         <w:t xml:space="preserve">TSS_CONTEXT </w:t>
       </w:r>
@@ -8272,10 +8344,18 @@
         <w:tab/>
       </w:r>
       <w:r>
-        <w:t>*tss</w:t>
-      </w:r>
-      <w:r>
-        <w:t>Context,</w:t>
+        <w:t>*</w:t>
+      </w:r>
+      <w:proofErr w:type="spellStart"/>
+      <w:r>
+        <w:t>tss</w:t>
+      </w:r>
+      <w:r>
+        <w:t>Context</w:t>
+      </w:r>
+      <w:proofErr w:type="spellEnd"/>
+      <w:r>
+        <w:t>,</w:t>
       </w:r>
     </w:p>
     <w:p>
@@ -8290,13 +8370,21 @@
         <w:t xml:space="preserve">           </w:t>
       </w:r>
       <w:r>
-        <w:t xml:space="preserve">RESPONSE_PARAMETERS </w:t>
+        <w:t>RESPONSE_</w:t>
+      </w:r>
+      <w:proofErr w:type="gramStart"/>
+      <w:r>
+        <w:t xml:space="preserve">PARAMETERS </w:t>
       </w:r>
       <w:r>
         <w:tab/>
       </w:r>
       <w:r>
-        <w:t>*out,</w:t>
+        <w:t>*</w:t>
+      </w:r>
+      <w:proofErr w:type="gramEnd"/>
+      <w:r>
+        <w:t>out,</w:t>
       </w:r>
     </w:p>
     <w:p>
@@ -8313,13 +8401,21 @@
         <w:tab/>
       </w:r>
       <w:r>
-        <w:t xml:space="preserve">COMMAND_PARAMETERS </w:t>
+        <w:t>COMMAND_</w:t>
+      </w:r>
+      <w:proofErr w:type="gramStart"/>
+      <w:r>
+        <w:t xml:space="preserve">PARAMETERS </w:t>
       </w:r>
       <w:r>
         <w:tab/>
       </w:r>
       <w:r>
-        <w:t>*in,</w:t>
+        <w:t>*</w:t>
+      </w:r>
+      <w:proofErr w:type="gramEnd"/>
+      <w:r>
+        <w:t>in,</w:t>
       </w:r>
     </w:p>
     <w:p>
@@ -8412,19 +8508,37 @@
     </w:p>
     <w:p/>
     <w:p>
+      <w:proofErr w:type="spellStart"/>
       <w:r>
         <w:t>tss</w:t>
       </w:r>
       <w:r>
-        <w:t xml:space="preserve">Context:  </w:t>
-      </w:r>
-      <w:r>
-        <w:t>Opaque object</w:t>
-      </w:r>
-    </w:p>
-    <w:p>
-      <w:r>
-        <w:t>out:  The standard TPM2 Part 3 response parameter</w:t>
+        <w:t>Context</w:t>
+      </w:r>
+      <w:proofErr w:type="spellEnd"/>
+      <w:proofErr w:type="gramStart"/>
+      <w:r>
+        <w:t xml:space="preserve">:  </w:t>
+      </w:r>
+      <w:r>
+        <w:t>Opaque</w:t>
+      </w:r>
+      <w:proofErr w:type="gramEnd"/>
+      <w:r>
+        <w:t xml:space="preserve"> object</w:t>
+      </w:r>
+    </w:p>
+    <w:p>
+      <w:r>
+        <w:t>out</w:t>
+      </w:r>
+      <w:proofErr w:type="gramStart"/>
+      <w:r>
+        <w:t>:  The</w:t>
+      </w:r>
+      <w:proofErr w:type="gramEnd"/>
+      <w:r>
+        <w:t xml:space="preserve"> standard TPM2 Part 3 response parameter</w:t>
       </w:r>
     </w:p>
     <w:p>
@@ -8434,7 +8548,15 @@
     </w:p>
     <w:p>
       <w:r>
-        <w:t>extra:  Some commands (only two so far) require extra parameter s.</w:t>
+        <w:t>extra</w:t>
+      </w:r>
+      <w:proofErr w:type="gramStart"/>
+      <w:r>
+        <w:t>:  Some</w:t>
+      </w:r>
+      <w:proofErr w:type="gramEnd"/>
+      <w:r>
+        <w:t xml:space="preserve"> commands (only two so far) require extra parameter s.</w:t>
       </w:r>
     </w:p>
     <w:p>
@@ -8444,8 +8566,21 @@
     </w:p>
     <w:p/>
     <w:p>
-      <w:r>
-        <w:t>. . . :  A list of session 3-tuples , of the form</w:t>
+      <w:proofErr w:type="gramStart"/>
+      <w:r>
+        <w:t>. . . :</w:t>
+      </w:r>
+      <w:proofErr w:type="gramEnd"/>
+      <w:r>
+        <w:t xml:space="preserve">  A list of session 3-</w:t>
+      </w:r>
+      <w:proofErr w:type="gramStart"/>
+      <w:r>
+        <w:t>tuples ,</w:t>
+      </w:r>
+      <w:proofErr w:type="gramEnd"/>
+      <w:r>
+        <w:t xml:space="preserve"> of the form</w:t>
       </w:r>
     </w:p>
     <w:p>
@@ -8469,8 +8604,13 @@
       </w:r>
       <w:r>
         <w:tab/>
-        <w:t>unsigned int sessionAttributes</w:t>
-      </w:r>
+        <w:t xml:space="preserve">unsigned int </w:t>
+      </w:r>
+      <w:proofErr w:type="spellStart"/>
+      <w:r>
+        <w:t>sessionAttributes</w:t>
+      </w:r>
+      <w:proofErr w:type="spellEnd"/>
     </w:p>
     <w:p>
       <w:r>
@@ -8483,310 +8623,455 @@
       <w:pPr>
         <w:pStyle w:val="Heading2"/>
       </w:pPr>
-      <w:bookmarkStart w:id="11" w:name="_Ref437348825"/>
-      <w:bookmarkStart w:id="12" w:name="_Toc35934221"/>
+      <w:bookmarkStart w:id="15" w:name="_Ref437348825"/>
+      <w:bookmarkStart w:id="16" w:name="_Toc35934221"/>
+      <w:proofErr w:type="spellStart"/>
       <w:r>
         <w:t>TSS</w:t>
       </w:r>
       <w:r>
-        <w:t>_Create</w:t>
-      </w:r>
-      <w:r>
-        <w:t>()</w:t>
-      </w:r>
-      <w:bookmarkEnd w:id="11"/>
-      <w:bookmarkEnd w:id="12"/>
-    </w:p>
-    <w:p/>
-    <w:p>
-      <w:r>
-        <w:t>#include &lt;</w:t>
-      </w:r>
-      <w:r>
-        <w:t>ibm</w:t>
-      </w:r>
-      <w:r>
-        <w:t>tss/tss.h&gt;</w:t>
-      </w:r>
-    </w:p>
-    <w:p/>
-    <w:p>
-      <w:r>
-        <w:t xml:space="preserve">TPM_RC </w:t>
-      </w:r>
-      <w:r>
-        <w:tab/>
-      </w:r>
-      <w:r>
-        <w:t>TSS</w:t>
-      </w:r>
-      <w:r>
-        <w:t>_Create(</w:t>
-      </w:r>
-      <w:r>
-        <w:t>TSS_CONTEXT **tss</w:t>
-      </w:r>
-      <w:r>
-        <w:t>Context)</w:t>
-      </w:r>
-      <w:r>
-        <w:t>;</w:t>
-      </w:r>
-    </w:p>
-    <w:p/>
-    <w:p>
-      <w:r>
-        <w:t xml:space="preserve">This creates the </w:t>
-      </w:r>
-      <w:r>
-        <w:t>TSS</w:t>
-      </w:r>
-      <w:r>
-        <w:t xml:space="preserve">_CONTEXT used in the </w:t>
-      </w:r>
-      <w:r>
-        <w:t>TSS</w:t>
-      </w:r>
-      <w:r>
-        <w:t xml:space="preserve">_Execute() function.  It is initialized with the default configuration, which can be then changed using </w:t>
-      </w:r>
-      <w:r>
-        <w:fldChar w:fldCharType="begin"/>
-      </w:r>
-      <w:r>
-        <w:instrText xml:space="preserve"> REF _Ref418692484 \r \h </w:instrText>
-      </w:r>
-      <w:r>
-        <w:fldChar w:fldCharType="separate"/>
-      </w:r>
-      <w:r>
-        <w:t>3.4.3</w:t>
-      </w:r>
-      <w:r>
-        <w:fldChar w:fldCharType="end"/>
-      </w:r>
-      <w:r>
-        <w:t xml:space="preserve"> </w:t>
-      </w:r>
-      <w:r>
-        <w:fldChar w:fldCharType="begin"/>
-      </w:r>
-      <w:r>
-        <w:instrText xml:space="preserve"> REF _Ref418692484 \h </w:instrText>
-      </w:r>
-      <w:r>
-        <w:fldChar w:fldCharType="separate"/>
-      </w:r>
-      <w:r>
-        <w:t>TSS_SetProperty()</w:t>
-      </w:r>
-      <w:r>
-        <w:fldChar w:fldCharType="end"/>
-      </w:r>
-      <w:r>
-        <w:t>.</w:t>
-      </w:r>
-    </w:p>
-    <w:p/>
-    <w:p>
-      <w:r>
-        <w:t>Returns an error if the context cannot be allocated, or if the properties cannot be initialized, typically due to an invalid environment variable.</w:t>
-      </w:r>
-    </w:p>
-    <w:p/>
-    <w:p>
-      <w:r>
-        <w:t xml:space="preserve">See </w:t>
-      </w:r>
-      <w:r>
-        <w:fldChar w:fldCharType="begin"/>
-      </w:r>
-      <w:r>
-        <w:instrText xml:space="preserve"> REF _Ref437348811 \r \h </w:instrText>
-      </w:r>
-      <w:r>
-        <w:fldChar w:fldCharType="separate"/>
-      </w:r>
-      <w:r>
-        <w:t>3.3</w:t>
-      </w:r>
-      <w:r>
-        <w:fldChar w:fldCharType="end"/>
-      </w:r>
-      <w:r>
-        <w:t xml:space="preserve"> </w:t>
-      </w:r>
-      <w:r>
-        <w:fldChar w:fldCharType="begin"/>
-      </w:r>
-      <w:r>
-        <w:instrText xml:space="preserve"> REF _Ref437348811 \h </w:instrText>
-      </w:r>
-      <w:r>
-        <w:fldChar w:fldCharType="separate"/>
-      </w:r>
-      <w:r>
-        <w:t>TSS</w:t>
-      </w:r>
-      <w:r>
-        <w:t>_Delete</w:t>
-      </w:r>
-      <w:r>
-        <w:t>()</w:t>
-      </w:r>
-      <w:r>
-        <w:fldChar w:fldCharType="end"/>
-      </w:r>
-      <w:r>
-        <w:t>.</w:t>
-      </w:r>
-    </w:p>
-    <w:p/>
-    <w:p>
-      <w:r>
-        <w:t xml:space="preserve">It does not immediately </w:t>
-      </w:r>
-      <w:r>
-        <w:t>open</w:t>
-      </w:r>
-      <w:r>
-        <w:t xml:space="preserve"> a connection, so that the connection properties can be changed from the default</w:t>
-      </w:r>
-      <w:r>
-        <w:t xml:space="preserve"> </w:t>
-      </w:r>
-      <w:r>
-        <w:t>first</w:t>
-      </w:r>
-      <w:r>
-        <w:t xml:space="preserve">. </w:t>
-      </w:r>
-    </w:p>
-    <w:p/>
-    <w:p>
-      <w:pPr>
-        <w:pStyle w:val="Heading2"/>
-      </w:pPr>
-      <w:bookmarkStart w:id="13" w:name="_Ref437348811"/>
-      <w:bookmarkStart w:id="14" w:name="_Toc35934222"/>
-      <w:r>
-        <w:t>TSS</w:t>
-      </w:r>
-      <w:r>
-        <w:t>_Delete</w:t>
-      </w:r>
-      <w:r>
-        <w:t>()</w:t>
-      </w:r>
-      <w:bookmarkEnd w:id="13"/>
-      <w:bookmarkEnd w:id="14"/>
-    </w:p>
-    <w:p/>
-    <w:p>
-      <w:r>
-        <w:t>#include &lt;</w:t>
-      </w:r>
-      <w:r>
-        <w:t>ibm</w:t>
-      </w:r>
-      <w:r>
-        <w:t>tss/tss.h&gt;</w:t>
-      </w:r>
-    </w:p>
-    <w:p/>
-    <w:p>
-      <w:r>
-        <w:t>TPM_RC</w:t>
-      </w:r>
-      <w:r>
-        <w:tab/>
-      </w:r>
-      <w:r>
-        <w:t>TSS_Delete(TSS_CONTEXT *tss</w:t>
-      </w:r>
-      <w:r>
-        <w:t>Context)</w:t>
-      </w:r>
-      <w:r>
-        <w:t>;</w:t>
-      </w:r>
-    </w:p>
-    <w:p/>
-    <w:p>
-      <w:r>
-        <w:t xml:space="preserve">The deletes the opaque context created using </w:t>
-      </w:r>
-      <w:r>
-        <w:fldChar w:fldCharType="begin"/>
-      </w:r>
-      <w:r>
-        <w:instrText xml:space="preserve"> REF _Ref437348825 \r \h </w:instrText>
-      </w:r>
-      <w:r>
-        <w:fldChar w:fldCharType="separate"/>
-      </w:r>
-      <w:r>
-        <w:t>3.2</w:t>
-      </w:r>
-      <w:r>
-        <w:fldChar w:fldCharType="end"/>
-      </w:r>
-      <w:r>
-        <w:t xml:space="preserve"> </w:t>
-      </w:r>
-      <w:r>
-        <w:fldChar w:fldCharType="begin"/>
-      </w:r>
-      <w:r>
-        <w:instrText xml:space="preserve"> REF _Ref437348825 \h </w:instrText>
-      </w:r>
-      <w:r>
-        <w:fldChar w:fldCharType="separate"/>
-      </w:r>
-      <w:r>
-        <w:t>TSS</w:t>
-      </w:r>
-      <w:r>
-        <w:t>_Create</w:t>
-      </w:r>
-      <w:r>
-        <w:t>()</w:t>
-      </w:r>
-      <w:r>
-        <w:fldChar w:fldCharType="end"/>
-      </w:r>
-      <w:r>
-        <w:t xml:space="preserve">.  </w:t>
-      </w:r>
-    </w:p>
-    <w:p/>
-    <w:p>
-      <w:r>
-        <w:t>It closes an open connection.</w:t>
-      </w:r>
-    </w:p>
-    <w:p/>
-    <w:p>
-      <w:r>
-        <w:t>Returns an error if the connection close fails.</w:t>
-      </w:r>
-      <w:r>
-        <w:br w:type="page"/>
-      </w:r>
-    </w:p>
-    <w:p>
-      <w:pPr>
-        <w:pStyle w:val="Heading2"/>
-      </w:pPr>
-      <w:bookmarkStart w:id="15" w:name="_Ref532809551"/>
-      <w:bookmarkStart w:id="16" w:name="_Ref532809555"/>
-      <w:bookmarkStart w:id="17" w:name="_Toc35934223"/>
-      <w:r>
-        <w:t>Optional Customization</w:t>
+        <w:t>_</w:t>
+      </w:r>
+      <w:proofErr w:type="gramStart"/>
+      <w:r>
+        <w:t>Create</w:t>
+      </w:r>
+      <w:proofErr w:type="spellEnd"/>
+      <w:r>
+        <w:t>(</w:t>
+      </w:r>
+      <w:proofErr w:type="gramEnd"/>
+      <w:r>
+        <w:t>)</w:t>
       </w:r>
       <w:bookmarkEnd w:id="15"/>
       <w:bookmarkEnd w:id="16"/>
+    </w:p>
+    <w:p/>
+    <w:p>
+      <w:proofErr w:type="gramStart"/>
+      <w:r>
+        <w:t>#include</w:t>
+      </w:r>
+      <w:proofErr w:type="gramEnd"/>
+      <w:r>
+        <w:t xml:space="preserve"> &lt;</w:t>
+      </w:r>
+      <w:proofErr w:type="spellStart"/>
+      <w:r>
+        <w:t>ibm</w:t>
+      </w:r>
+      <w:r>
+        <w:t>tss</w:t>
+      </w:r>
+      <w:proofErr w:type="spellEnd"/>
+      <w:r>
+        <w:t>/</w:t>
+      </w:r>
+      <w:proofErr w:type="spellStart"/>
+      <w:r>
+        <w:t>tss.h</w:t>
+      </w:r>
+      <w:proofErr w:type="spellEnd"/>
+      <w:r>
+        <w:t>&gt;</w:t>
+      </w:r>
+    </w:p>
+    <w:p/>
+    <w:p>
+      <w:r>
+        <w:t xml:space="preserve">TPM_RC </w:t>
+      </w:r>
+      <w:r>
+        <w:tab/>
+      </w:r>
+      <w:proofErr w:type="spellStart"/>
+      <w:r>
+        <w:t>TSS</w:t>
+      </w:r>
+      <w:r>
+        <w:t>_</w:t>
+      </w:r>
+      <w:proofErr w:type="gramStart"/>
+      <w:r>
+        <w:t>Create</w:t>
+      </w:r>
+      <w:proofErr w:type="spellEnd"/>
+      <w:r>
+        <w:t>(</w:t>
+      </w:r>
+      <w:proofErr w:type="gramEnd"/>
+      <w:r>
+        <w:t>TSS_CONTEXT **</w:t>
+      </w:r>
+      <w:proofErr w:type="spellStart"/>
+      <w:r>
+        <w:t>tss</w:t>
+      </w:r>
+      <w:r>
+        <w:t>Context</w:t>
+      </w:r>
+      <w:proofErr w:type="spellEnd"/>
+      <w:proofErr w:type="gramStart"/>
+      <w:r>
+        <w:t>)</w:t>
+      </w:r>
+      <w:r>
+        <w:t>;</w:t>
+      </w:r>
+      <w:proofErr w:type="gramEnd"/>
+    </w:p>
+    <w:p/>
+    <w:p>
+      <w:r>
+        <w:t xml:space="preserve">This creates the </w:t>
+      </w:r>
+      <w:r>
+        <w:t>TSS</w:t>
+      </w:r>
+      <w:r>
+        <w:t xml:space="preserve">_CONTEXT used in the </w:t>
+      </w:r>
+      <w:proofErr w:type="spellStart"/>
+      <w:r>
+        <w:t>TSS</w:t>
+      </w:r>
+      <w:r>
+        <w:t>_</w:t>
+      </w:r>
+      <w:proofErr w:type="gramStart"/>
+      <w:r>
+        <w:t>Execute</w:t>
+      </w:r>
+      <w:proofErr w:type="spellEnd"/>
+      <w:r>
+        <w:t>(</w:t>
+      </w:r>
+      <w:proofErr w:type="gramEnd"/>
+      <w:r>
+        <w:t xml:space="preserve">) function.  It is initialized with the default configuration, which can be then changed using </w:t>
+      </w:r>
+      <w:r>
+        <w:fldChar w:fldCharType="begin"/>
+      </w:r>
+      <w:r>
+        <w:instrText xml:space="preserve"> REF _Ref418692484 \r \h </w:instrText>
+      </w:r>
+      <w:r>
+        <w:fldChar w:fldCharType="separate"/>
+      </w:r>
+      <w:r>
+        <w:t>3.4.3</w:t>
+      </w:r>
+      <w:r>
+        <w:fldChar w:fldCharType="end"/>
+      </w:r>
+      <w:r>
+        <w:t xml:space="preserve"> </w:t>
+      </w:r>
+      <w:r>
+        <w:fldChar w:fldCharType="begin"/>
+      </w:r>
+      <w:r>
+        <w:instrText xml:space="preserve"> REF _Ref418692484 \h </w:instrText>
+      </w:r>
+      <w:r>
+        <w:fldChar w:fldCharType="separate"/>
+      </w:r>
+      <w:proofErr w:type="spellStart"/>
+      <w:r>
+        <w:t>TSS_</w:t>
+      </w:r>
+      <w:proofErr w:type="gramStart"/>
+      <w:r>
+        <w:t>SetProperty</w:t>
+      </w:r>
+      <w:proofErr w:type="spellEnd"/>
+      <w:r>
+        <w:t>(</w:t>
+      </w:r>
+      <w:proofErr w:type="gramEnd"/>
+      <w:r>
+        <w:t>)</w:t>
+      </w:r>
+      <w:r>
+        <w:fldChar w:fldCharType="end"/>
+      </w:r>
+      <w:r>
+        <w:t>.</w:t>
+      </w:r>
+    </w:p>
+    <w:p/>
+    <w:p>
+      <w:r>
+        <w:t>Returns an error if the context cannot be allocated, or if the properties cannot be initialized, typically due to an invalid environment variable.</w:t>
+      </w:r>
+    </w:p>
+    <w:p/>
+    <w:p>
+      <w:r>
+        <w:t xml:space="preserve">See </w:t>
+      </w:r>
+      <w:r>
+        <w:fldChar w:fldCharType="begin"/>
+      </w:r>
+      <w:r>
+        <w:instrText xml:space="preserve"> REF _Ref437348811 \r \h </w:instrText>
+      </w:r>
+      <w:r>
+        <w:fldChar w:fldCharType="separate"/>
+      </w:r>
+      <w:r>
+        <w:t>3.3</w:t>
+      </w:r>
+      <w:r>
+        <w:fldChar w:fldCharType="end"/>
+      </w:r>
+      <w:r>
+        <w:t xml:space="preserve"> </w:t>
+      </w:r>
+      <w:r>
+        <w:fldChar w:fldCharType="begin"/>
+      </w:r>
+      <w:r>
+        <w:instrText xml:space="preserve"> REF _Ref437348811 \h </w:instrText>
+      </w:r>
+      <w:r>
+        <w:fldChar w:fldCharType="separate"/>
+      </w:r>
+      <w:proofErr w:type="spellStart"/>
+      <w:r>
+        <w:t>TSS</w:t>
+      </w:r>
+      <w:r>
+        <w:t>_</w:t>
+      </w:r>
+      <w:proofErr w:type="gramStart"/>
+      <w:r>
+        <w:t>Delete</w:t>
+      </w:r>
+      <w:proofErr w:type="spellEnd"/>
+      <w:r>
+        <w:t>(</w:t>
+      </w:r>
+      <w:proofErr w:type="gramEnd"/>
+      <w:r>
+        <w:t>)</w:t>
+      </w:r>
+      <w:r>
+        <w:fldChar w:fldCharType="end"/>
+      </w:r>
+      <w:r>
+        <w:t>.</w:t>
+      </w:r>
+    </w:p>
+    <w:p/>
+    <w:p>
+      <w:r>
+        <w:t xml:space="preserve">It does not immediately </w:t>
+      </w:r>
+      <w:r>
+        <w:t>open</w:t>
+      </w:r>
+      <w:r>
+        <w:t xml:space="preserve"> a connection, so that the connection properties can be changed from the default</w:t>
+      </w:r>
+      <w:r>
+        <w:t xml:space="preserve"> </w:t>
+      </w:r>
+      <w:r>
+        <w:t>first</w:t>
+      </w:r>
+      <w:r>
+        <w:t xml:space="preserve">. </w:t>
+      </w:r>
+    </w:p>
+    <w:p/>
+    <w:p>
+      <w:pPr>
+        <w:pStyle w:val="Heading2"/>
+      </w:pPr>
+      <w:bookmarkStart w:id="17" w:name="_Ref437348811"/>
+      <w:bookmarkStart w:id="18" w:name="_Toc35934222"/>
+      <w:proofErr w:type="spellStart"/>
+      <w:r>
+        <w:t>TSS</w:t>
+      </w:r>
+      <w:r>
+        <w:t>_</w:t>
+      </w:r>
+      <w:proofErr w:type="gramStart"/>
+      <w:r>
+        <w:t>Delete</w:t>
+      </w:r>
+      <w:proofErr w:type="spellEnd"/>
+      <w:r>
+        <w:t>(</w:t>
+      </w:r>
+      <w:proofErr w:type="gramEnd"/>
+      <w:r>
+        <w:t>)</w:t>
+      </w:r>
       <w:bookmarkEnd w:id="17"/>
+      <w:bookmarkEnd w:id="18"/>
+    </w:p>
+    <w:p/>
+    <w:p>
+      <w:proofErr w:type="gramStart"/>
+      <w:r>
+        <w:t>#include</w:t>
+      </w:r>
+      <w:proofErr w:type="gramEnd"/>
+      <w:r>
+        <w:t xml:space="preserve"> &lt;</w:t>
+      </w:r>
+      <w:proofErr w:type="spellStart"/>
+      <w:r>
+        <w:t>ibm</w:t>
+      </w:r>
+      <w:r>
+        <w:t>tss</w:t>
+      </w:r>
+      <w:proofErr w:type="spellEnd"/>
+      <w:r>
+        <w:t>/</w:t>
+      </w:r>
+      <w:proofErr w:type="spellStart"/>
+      <w:r>
+        <w:t>tss.h</w:t>
+      </w:r>
+      <w:proofErr w:type="spellEnd"/>
+      <w:r>
+        <w:t>&gt;</w:t>
+      </w:r>
+    </w:p>
+    <w:p/>
+    <w:p>
+      <w:r>
+        <w:t>TPM_RC</w:t>
+      </w:r>
+      <w:r>
+        <w:tab/>
+      </w:r>
+      <w:proofErr w:type="spellStart"/>
+      <w:r>
+        <w:t>TSS_</w:t>
+      </w:r>
+      <w:proofErr w:type="gramStart"/>
+      <w:r>
+        <w:t>Delete</w:t>
+      </w:r>
+      <w:proofErr w:type="spellEnd"/>
+      <w:r>
+        <w:t>(</w:t>
+      </w:r>
+      <w:proofErr w:type="gramEnd"/>
+      <w:r>
+        <w:t>TSS_CONTEXT *</w:t>
+      </w:r>
+      <w:proofErr w:type="spellStart"/>
+      <w:r>
+        <w:t>tss</w:t>
+      </w:r>
+      <w:r>
+        <w:t>Context</w:t>
+      </w:r>
+      <w:proofErr w:type="spellEnd"/>
+      <w:proofErr w:type="gramStart"/>
+      <w:r>
+        <w:t>)</w:t>
+      </w:r>
+      <w:r>
+        <w:t>;</w:t>
+      </w:r>
+      <w:proofErr w:type="gramEnd"/>
+    </w:p>
+    <w:p/>
+    <w:p>
+      <w:r>
+        <w:t xml:space="preserve">The deletes the opaque context created using </w:t>
+      </w:r>
+      <w:r>
+        <w:fldChar w:fldCharType="begin"/>
+      </w:r>
+      <w:r>
+        <w:instrText xml:space="preserve"> REF _Ref437348825 \r \h </w:instrText>
+      </w:r>
+      <w:r>
+        <w:fldChar w:fldCharType="separate"/>
+      </w:r>
+      <w:r>
+        <w:t>3.2</w:t>
+      </w:r>
+      <w:r>
+        <w:fldChar w:fldCharType="end"/>
+      </w:r>
+      <w:r>
+        <w:t xml:space="preserve"> </w:t>
+      </w:r>
+      <w:r>
+        <w:fldChar w:fldCharType="begin"/>
+      </w:r>
+      <w:r>
+        <w:instrText xml:space="preserve"> REF _Ref437348825 \h </w:instrText>
+      </w:r>
+      <w:r>
+        <w:fldChar w:fldCharType="separate"/>
+      </w:r>
+      <w:proofErr w:type="spellStart"/>
+      <w:r>
+        <w:t>TSS</w:t>
+      </w:r>
+      <w:r>
+        <w:t>_</w:t>
+      </w:r>
+      <w:proofErr w:type="gramStart"/>
+      <w:r>
+        <w:t>Create</w:t>
+      </w:r>
+      <w:proofErr w:type="spellEnd"/>
+      <w:r>
+        <w:t>(</w:t>
+      </w:r>
+      <w:proofErr w:type="gramEnd"/>
+      <w:r>
+        <w:t>)</w:t>
+      </w:r>
+      <w:r>
+        <w:fldChar w:fldCharType="end"/>
+      </w:r>
+      <w:r>
+        <w:t xml:space="preserve">.  </w:t>
+      </w:r>
+    </w:p>
+    <w:p/>
+    <w:p>
+      <w:r>
+        <w:t>It closes an open connection.</w:t>
+      </w:r>
+    </w:p>
+    <w:p/>
+    <w:p>
+      <w:r>
+        <w:t>Returns an error if the connection close fails.</w:t>
+      </w:r>
+      <w:r>
+        <w:br w:type="page"/>
+      </w:r>
+    </w:p>
+    <w:p>
+      <w:pPr>
+        <w:pStyle w:val="Heading2"/>
+      </w:pPr>
+      <w:bookmarkStart w:id="19" w:name="_Ref532809551"/>
+      <w:bookmarkStart w:id="20" w:name="_Ref532809555"/>
+      <w:bookmarkStart w:id="21" w:name="_Toc35934223"/>
+      <w:r>
+        <w:t>Optional Customization</w:t>
+      </w:r>
+      <w:bookmarkEnd w:id="19"/>
+      <w:bookmarkEnd w:id="20"/>
+      <w:bookmarkEnd w:id="21"/>
     </w:p>
     <w:p/>
     <w:p>
@@ -8818,7 +9103,15 @@
         </w:numPr>
       </w:pPr>
       <w:r>
-        <w:t>At compile time, with a compiler flag</w:t>
+        <w:t xml:space="preserve">At </w:t>
+      </w:r>
+      <w:proofErr w:type="gramStart"/>
+      <w:r>
+        <w:t>compile</w:t>
+      </w:r>
+      <w:proofErr w:type="gramEnd"/>
+      <w:r>
+        <w:t xml:space="preserve"> time, with a compiler flag</w:t>
       </w:r>
     </w:p>
     <w:p>
@@ -8869,8 +9162,21 @@
       <w:r>
         <w:fldChar w:fldCharType="separate"/>
       </w:r>
-      <w:r>
-        <w:t>TSS_SetProperty()</w:t>
+      <w:proofErr w:type="spellStart"/>
+      <w:r>
+        <w:t>TSS_</w:t>
+      </w:r>
+      <w:proofErr w:type="gramStart"/>
+      <w:r>
+        <w:t>SetProperty</w:t>
+      </w:r>
+      <w:proofErr w:type="spellEnd"/>
+      <w:r>
+        <w:t>(</w:t>
+      </w:r>
+      <w:proofErr w:type="gramEnd"/>
+      <w:r>
+        <w:t>)</w:t>
       </w:r>
       <w:r>
         <w:fldChar w:fldCharType="end"/>
@@ -8882,13 +9188,37 @@
     <w:p/>
     <w:p>
       <w:r>
-        <w:t>The environment variables and TS</w:t>
+        <w:t xml:space="preserve">The environment variables and </w:t>
+      </w:r>
+      <w:proofErr w:type="spellStart"/>
+      <w:r>
+        <w:t>TS</w:t>
       </w:r>
       <w:r>
         <w:t>S</w:t>
       </w:r>
       <w:r>
-        <w:t>_SetProperty property use the same names.  The makefile flag uses the name with _DEFAULT appended.</w:t>
+        <w:t>_SetProperty</w:t>
+      </w:r>
+      <w:proofErr w:type="spellEnd"/>
+      <w:r>
+        <w:t xml:space="preserve"> property use the same </w:t>
+      </w:r>
+      <w:proofErr w:type="gramStart"/>
+      <w:r>
+        <w:t>names</w:t>
+      </w:r>
+      <w:proofErr w:type="gramEnd"/>
+      <w:r>
+        <w:t xml:space="preserve">.  The </w:t>
+      </w:r>
+      <w:proofErr w:type="spellStart"/>
+      <w:r>
+        <w:t>makefile</w:t>
+      </w:r>
+      <w:proofErr w:type="spellEnd"/>
+      <w:r>
+        <w:t xml:space="preserve"> flag uses the name with _DEFAULT appended.</w:t>
       </w:r>
     </w:p>
     <w:p/>
@@ -8905,8 +9235,21 @@
       <w:r>
         <w:fldChar w:fldCharType="separate"/>
       </w:r>
-      <w:r>
-        <w:t>TSS_SetProperty()</w:t>
+      <w:proofErr w:type="spellStart"/>
+      <w:r>
+        <w:t>TSS_</w:t>
+      </w:r>
+      <w:proofErr w:type="gramStart"/>
+      <w:r>
+        <w:t>SetProperty</w:t>
+      </w:r>
+      <w:proofErr w:type="spellEnd"/>
+      <w:r>
+        <w:t>(</w:t>
+      </w:r>
+      <w:proofErr w:type="gramEnd"/>
+      <w:r>
+        <w:t>)</w:t>
       </w:r>
       <w:r>
         <w:fldChar w:fldCharType="end"/>
@@ -8920,11 +9263,11 @@
       <w:pPr>
         <w:pStyle w:val="Heading3"/>
       </w:pPr>
-      <w:bookmarkStart w:id="18" w:name="_Toc35934224"/>
+      <w:bookmarkStart w:id="22" w:name="_Toc35934224"/>
       <w:r>
         <w:t>Property Example</w:t>
       </w:r>
-      <w:bookmarkEnd w:id="18"/>
+      <w:bookmarkEnd w:id="22"/>
     </w:p>
     <w:p/>
     <w:p>
@@ -8941,7 +9284,15 @@
         </w:numPr>
       </w:pPr>
       <w:r>
-        <w:t>With a makefile:</w:t>
+        <w:t xml:space="preserve">With a </w:t>
+      </w:r>
+      <w:proofErr w:type="spellStart"/>
+      <w:r>
+        <w:t>makefile</w:t>
+      </w:r>
+      <w:proofErr w:type="spellEnd"/>
+      <w:r>
+        <w:t>:</w:t>
       </w:r>
     </w:p>
     <w:p/>
@@ -8965,14 +9316,27 @@
     <w:p/>
     <w:p>
       <w:r>
-        <w:t xml:space="preserve">&gt; setenv </w:t>
-      </w:r>
-      <w:r>
-        <w:t>TPM_INTERFACE_TYPE</w:t>
+        <w:t xml:space="preserve">&gt; </w:t>
+      </w:r>
+      <w:proofErr w:type="spellStart"/>
+      <w:r>
+        <w:t>setenv</w:t>
+      </w:r>
+      <w:proofErr w:type="spellEnd"/>
+      <w:r>
+        <w:t xml:space="preserve"> </w:t>
+      </w:r>
+      <w:r>
+        <w:t>TPM_INTERFACE_</w:t>
+      </w:r>
+      <w:proofErr w:type="gramStart"/>
+      <w:r>
+        <w:t>TYPE</w:t>
       </w:r>
       <w:r>
         <w:t xml:space="preserve">  dev</w:t>
       </w:r>
+      <w:proofErr w:type="gramEnd"/>
     </w:p>
     <w:p/>
     <w:p>
@@ -8994,8 +9358,21 @@
       <w:r>
         <w:fldChar w:fldCharType="separate"/>
       </w:r>
-      <w:r>
-        <w:t>TSS_SetProperty()</w:t>
+      <w:proofErr w:type="spellStart"/>
+      <w:r>
+        <w:t>TSS_</w:t>
+      </w:r>
+      <w:proofErr w:type="gramStart"/>
+      <w:r>
+        <w:t>SetProperty</w:t>
+      </w:r>
+      <w:proofErr w:type="spellEnd"/>
+      <w:r>
+        <w:t>(</w:t>
+      </w:r>
+      <w:proofErr w:type="gramEnd"/>
+      <w:r>
+        <w:t>)</w:t>
       </w:r>
       <w:r>
         <w:fldChar w:fldCharType="end"/>
@@ -9006,32 +9383,68 @@
     </w:p>
     <w:p/>
     <w:p>
-      <w:r>
-        <w:t xml:space="preserve">rc = </w:t>
-      </w:r>
-      <w:r>
-        <w:t>TSS_SetProperty(tssContext, TPM_INTERFACE_TYPE, "dev");</w:t>
-      </w:r>
+      <w:proofErr w:type="spellStart"/>
+      <w:r>
+        <w:t>rc</w:t>
+      </w:r>
+      <w:proofErr w:type="spellEnd"/>
+      <w:r>
+        <w:t xml:space="preserve"> = </w:t>
+      </w:r>
+      <w:proofErr w:type="spellStart"/>
+      <w:r>
+        <w:t>TSS_</w:t>
+      </w:r>
+      <w:proofErr w:type="gramStart"/>
+      <w:r>
+        <w:t>SetProperty</w:t>
+      </w:r>
+      <w:proofErr w:type="spellEnd"/>
+      <w:r>
+        <w:t>(</w:t>
+      </w:r>
+      <w:proofErr w:type="spellStart"/>
+      <w:proofErr w:type="gramEnd"/>
+      <w:r>
+        <w:t>tssContext</w:t>
+      </w:r>
+      <w:proofErr w:type="spellEnd"/>
+      <w:r>
+        <w:t>, TPM_INTERFACE_TYPE, "dev"</w:t>
+      </w:r>
+      <w:proofErr w:type="gramStart"/>
+      <w:r>
+        <w:t>);</w:t>
+      </w:r>
+      <w:proofErr w:type="gramEnd"/>
     </w:p>
     <w:p/>
     <w:p>
       <w:pPr>
         <w:pStyle w:val="Heading3"/>
       </w:pPr>
-      <w:bookmarkStart w:id="19" w:name="_Ref469903677"/>
-      <w:bookmarkStart w:id="20" w:name="_Ref469903681"/>
-      <w:bookmarkStart w:id="21" w:name="_Toc35934225"/>
+      <w:bookmarkStart w:id="23" w:name="_Ref469903677"/>
+      <w:bookmarkStart w:id="24" w:name="_Ref469903681"/>
+      <w:bookmarkStart w:id="25" w:name="_Toc35934225"/>
       <w:r>
         <w:t>Properties</w:t>
       </w:r>
-      <w:bookmarkEnd w:id="19"/>
-      <w:bookmarkEnd w:id="20"/>
-      <w:bookmarkEnd w:id="21"/>
-    </w:p>
-    <w:p/>
-    <w:p>
-      <w:r>
-        <w:t>(Remember that the makefile compiler flag requires _DEFAULT to be added</w:t>
+      <w:bookmarkEnd w:id="23"/>
+      <w:bookmarkEnd w:id="24"/>
+      <w:bookmarkEnd w:id="25"/>
+    </w:p>
+    <w:p/>
+    <w:p>
+      <w:r>
+        <w:t xml:space="preserve">(Remember that the </w:t>
+      </w:r>
+      <w:proofErr w:type="spellStart"/>
+      <w:r>
+        <w:t>makefile</w:t>
+      </w:r>
+      <w:proofErr w:type="spellEnd"/>
+      <w:r>
+        <w:t xml:space="preserve"> compiler flag requires _DEFAULT to be added</w:t>
       </w:r>
       <w:r>
         <w:t>, and that the quotes must be escaped.</w:t>
@@ -9051,12 +9464,12 @@
       <w:pPr>
         <w:pStyle w:val="Heading4"/>
       </w:pPr>
-      <w:bookmarkStart w:id="22" w:name="_Ref473273918"/>
+      <w:bookmarkStart w:id="26" w:name="_Ref473273918"/>
       <w:r>
         <w:lastRenderedPageBreak/>
         <w:t>TPM_TRACE_LEVEL</w:t>
       </w:r>
-      <w:bookmarkEnd w:id="22"/>
+      <w:bookmarkEnd w:id="26"/>
     </w:p>
     <w:p>
       <w:r>
@@ -9066,12 +9479,14 @@
         <w:tab/>
         <w:t xml:space="preserve">default </w:t>
       </w:r>
+      <w:proofErr w:type="gramStart"/>
       <w:r>
         <w:t xml:space="preserve">- </w:t>
       </w:r>
       <w:r>
         <w:t xml:space="preserve"> 0</w:t>
       </w:r>
+      <w:proofErr w:type="gramEnd"/>
     </w:p>
     <w:p>
       <w:r>
@@ -9126,11 +9541,11 @@
       <w:pPr>
         <w:pStyle w:val="Heading4"/>
       </w:pPr>
-      <w:bookmarkStart w:id="23" w:name="_Ref473274005"/>
+      <w:bookmarkStart w:id="27" w:name="_Ref473274005"/>
       <w:r>
         <w:t>TPM_INTERFACE_TYPE</w:t>
       </w:r>
-      <w:bookmarkEnd w:id="23"/>
+      <w:bookmarkEnd w:id="27"/>
     </w:p>
     <w:p>
       <w:r>
@@ -9143,14 +9558,26 @@
       <w:r>
         <w:t xml:space="preserve">- </w:t>
       </w:r>
-      <w:r>
-        <w:t xml:space="preserve">socsim </w:t>
+      <w:proofErr w:type="spellStart"/>
+      <w:r>
+        <w:t>socsim</w:t>
+      </w:r>
+      <w:proofErr w:type="spellEnd"/>
+      <w:r>
+        <w:t xml:space="preserve"> </w:t>
       </w:r>
     </w:p>
     <w:p>
       <w:r>
         <w:tab/>
-        <w:t>socsim - the socket simulator</w:t>
+      </w:r>
+      <w:proofErr w:type="spellStart"/>
+      <w:r>
+        <w:t>socsim</w:t>
+      </w:r>
+      <w:proofErr w:type="spellEnd"/>
+      <w:r>
+        <w:t xml:space="preserve"> - the socket simulator</w:t>
       </w:r>
     </w:p>
     <w:p>
@@ -9279,11 +9706,11 @@
       <w:pPr>
         <w:pStyle w:val="Heading4"/>
       </w:pPr>
-      <w:bookmarkStart w:id="24" w:name="_Ref473273410"/>
+      <w:bookmarkStart w:id="28" w:name="_Ref473273410"/>
       <w:r>
         <w:t>TPM_SERVER_NAME</w:t>
       </w:r>
-      <w:bookmarkEnd w:id="24"/>
+      <w:bookmarkEnd w:id="28"/>
     </w:p>
     <w:p>
       <w:r>
@@ -9310,11 +9737,11 @@
       <w:pPr>
         <w:pStyle w:val="Heading4"/>
       </w:pPr>
-      <w:bookmarkStart w:id="25" w:name="_Ref473273447"/>
+      <w:bookmarkStart w:id="29" w:name="_Ref473273447"/>
       <w:r>
         <w:t>TPM_SERVER_TYPE</w:t>
       </w:r>
-      <w:bookmarkEnd w:id="25"/>
+      <w:bookmarkEnd w:id="29"/>
     </w:p>
     <w:p>
       <w:r>
@@ -9325,8 +9752,13 @@
         <w:t>TPM_INTERFACE_TYPE</w:t>
       </w:r>
       <w:r>
-        <w:t xml:space="preserve"> = socsim</w:t>
-      </w:r>
+        <w:t xml:space="preserve"> = </w:t>
+      </w:r>
+      <w:proofErr w:type="spellStart"/>
+      <w:r>
+        <w:t>socsim</w:t>
+      </w:r>
+      <w:proofErr w:type="spellEnd"/>
     </w:p>
     <w:p>
       <w:r>
@@ -9334,13 +9766,25 @@
       </w:r>
       <w:r>
         <w:tab/>
-        <w:t>default - mssim</w:t>
-      </w:r>
+        <w:t xml:space="preserve">default - </w:t>
+      </w:r>
+      <w:proofErr w:type="spellStart"/>
+      <w:r>
+        <w:t>mssim</w:t>
+      </w:r>
+      <w:proofErr w:type="spellEnd"/>
     </w:p>
     <w:p>
       <w:r>
         <w:tab/>
-        <w:t>mssim - send packets in the Microsoft simulator format (header and footer)</w:t>
+      </w:r>
+      <w:proofErr w:type="spellStart"/>
+      <w:r>
+        <w:t>mssim</w:t>
+      </w:r>
+      <w:proofErr w:type="spellEnd"/>
+      <w:r>
+        <w:t xml:space="preserve"> - send packets in the Microsoft simulator format (header and footer)</w:t>
       </w:r>
     </w:p>
     <w:p>
@@ -9358,7 +9802,14 @@
     <w:p>
       <w:r>
         <w:tab/>
-        <w:t>rawsingle - same as raw but opens and closes the connection for each command</w:t>
+      </w:r>
+      <w:proofErr w:type="spellStart"/>
+      <w:r>
+        <w:t>rawsingle</w:t>
+      </w:r>
+      <w:proofErr w:type="spellEnd"/>
+      <w:r>
+        <w:t xml:space="preserve"> - same as raw but opens and closes the connection for each command</w:t>
       </w:r>
     </w:p>
     <w:p>
@@ -9375,11 +9826,11 @@
       <w:pPr>
         <w:pStyle w:val="Heading4"/>
       </w:pPr>
-      <w:bookmarkStart w:id="26" w:name="_Ref473273450"/>
+      <w:bookmarkStart w:id="30" w:name="_Ref473273450"/>
       <w:r>
         <w:t>TPM_COMMAND_PORT</w:t>
       </w:r>
-      <w:bookmarkEnd w:id="26"/>
+      <w:bookmarkEnd w:id="30"/>
     </w:p>
     <w:p>
       <w:r>
@@ -9407,11 +9858,11 @@
       <w:pPr>
         <w:pStyle w:val="Heading4"/>
       </w:pPr>
-      <w:bookmarkStart w:id="27" w:name="_Ref473273453"/>
+      <w:bookmarkStart w:id="31" w:name="_Ref473273453"/>
       <w:r>
         <w:t>TPM_PLATFORM_PORT</w:t>
       </w:r>
-      <w:bookmarkEnd w:id="27"/>
+      <w:bookmarkEnd w:id="31"/>
     </w:p>
     <w:p>
       <w:r>
@@ -9440,11 +9891,11 @@
       <w:pPr>
         <w:pStyle w:val="Heading4"/>
       </w:pPr>
-      <w:bookmarkStart w:id="28" w:name="_Ref473273499"/>
+      <w:bookmarkStart w:id="32" w:name="_Ref473273499"/>
       <w:r>
         <w:t>TPM_DEVICE</w:t>
       </w:r>
-      <w:bookmarkEnd w:id="28"/>
+      <w:bookmarkEnd w:id="32"/>
     </w:p>
     <w:p>
       <w:r>
@@ -9480,8 +9931,13 @@
         <w:t>,8,10</w:t>
       </w:r>
       <w:r>
-        <w:t xml:space="preserve"> Tbsi</w:t>
-      </w:r>
+        <w:t xml:space="preserve"> </w:t>
+      </w:r>
+      <w:proofErr w:type="spellStart"/>
+      <w:r>
+        <w:t>Tbsi</w:t>
+      </w:r>
+      <w:proofErr w:type="spellEnd"/>
     </w:p>
     <w:p>
       <w:r>
@@ -9510,7 +9966,15 @@
       </w:r>
       <w:r>
         <w:tab/>
-        <w:t>Once the kernel resource manager is upstreamed, this</w:t>
+        <w:t xml:space="preserve">Once the kernel resource manager is </w:t>
+      </w:r>
+      <w:proofErr w:type="spellStart"/>
+      <w:r>
+        <w:t>upstreamed</w:t>
+      </w:r>
+      <w:proofErr w:type="spellEnd"/>
+      <w:r>
+        <w:t>, this</w:t>
       </w:r>
     </w:p>
     <w:p>
@@ -9539,7 +10003,15 @@
         <w:t>not currently used</w:t>
       </w:r>
       <w:r>
-        <w:t>, only Tbsi supported</w:t>
+        <w:t xml:space="preserve">, only </w:t>
+      </w:r>
+      <w:proofErr w:type="spellStart"/>
+      <w:r>
+        <w:t>Tbsi</w:t>
+      </w:r>
+      <w:proofErr w:type="spellEnd"/>
+      <w:r>
+        <w:t xml:space="preserve"> supported</w:t>
       </w:r>
     </w:p>
     <w:p>
@@ -9551,11 +10023,11 @@
       <w:pPr>
         <w:pStyle w:val="Heading4"/>
       </w:pPr>
-      <w:bookmarkStart w:id="29" w:name="_Ref473274288"/>
+      <w:bookmarkStart w:id="33" w:name="_Ref473274288"/>
       <w:r>
         <w:t>TPM_ENCRYPT_SESSIONS</w:t>
       </w:r>
-      <w:bookmarkEnd w:id="29"/>
+      <w:bookmarkEnd w:id="33"/>
     </w:p>
     <w:p>
       <w:r>
@@ -9583,7 +10055,15 @@
     <w:p/>
     <w:p>
       <w:r>
-        <w:t>Since session state can potentially hold secrets, it should normally be encrypted.  When the process terminates, the ephemeral encryption key is lost.</w:t>
+        <w:t xml:space="preserve">Since session state can potentially hold secrets, it should normally be encrypted.  When the process </w:t>
+      </w:r>
+      <w:proofErr w:type="gramStart"/>
+      <w:r>
+        <w:t>terminates</w:t>
+      </w:r>
+      <w:proofErr w:type="gramEnd"/>
+      <w:r>
+        <w:t>, the ephemeral encryption key is lost.</w:t>
       </w:r>
     </w:p>
     <w:p/>
@@ -9695,7 +10175,15 @@
         <w:fldChar w:fldCharType="end"/>
       </w:r>
       <w:r>
-        <w:t xml:space="preserve"> socsim and </w:t>
+        <w:t xml:space="preserve"> </w:t>
+      </w:r>
+      <w:proofErr w:type="spellStart"/>
+      <w:r>
+        <w:t>socsim</w:t>
+      </w:r>
+      <w:proofErr w:type="spellEnd"/>
+      <w:r>
+        <w:t xml:space="preserve"> and </w:t>
       </w:r>
       <w:r>
         <w:fldChar w:fldCharType="begin"/>
@@ -9713,7 +10201,15 @@
         <w:fldChar w:fldCharType="end"/>
       </w:r>
       <w:r>
-        <w:t xml:space="preserve"> mssim.  That is, the SW TPM packet format permits a locality specifier.  HW TPM locality requires hardware </w:t>
+        <w:t xml:space="preserve"> </w:t>
+      </w:r>
+      <w:proofErr w:type="spellStart"/>
+      <w:r>
+        <w:t>mssim</w:t>
+      </w:r>
+      <w:proofErr w:type="spellEnd"/>
+      <w:r>
+        <w:t xml:space="preserve">.  That is, the SW TPM packet format permits a locality specifier.  HW TPM locality requires hardware </w:t>
       </w:r>
       <w:r>
         <w:t>support and</w:t>
@@ -9743,8 +10239,9 @@
       <w:pPr>
         <w:pStyle w:val="Heading3"/>
       </w:pPr>
-      <w:bookmarkStart w:id="30" w:name="_Ref418692484"/>
-      <w:bookmarkStart w:id="31" w:name="_Toc35934226"/>
+      <w:bookmarkStart w:id="34" w:name="_Ref418692484"/>
+      <w:bookmarkStart w:id="35" w:name="_Toc35934226"/>
+      <w:proofErr w:type="spellStart"/>
       <w:r>
         <w:t>TS</w:t>
       </w:r>
@@ -9752,34 +10249,77 @@
         <w:t>S</w:t>
       </w:r>
       <w:r>
-        <w:t>_SetProperty()</w:t>
-      </w:r>
-      <w:bookmarkEnd w:id="30"/>
-      <w:bookmarkEnd w:id="31"/>
-    </w:p>
-    <w:p/>
-    <w:p>
-      <w:r>
-        <w:t>#include &lt;</w:t>
-      </w:r>
+        <w:t>_</w:t>
+      </w:r>
+      <w:proofErr w:type="gramStart"/>
+      <w:r>
+        <w:t>SetProperty</w:t>
+      </w:r>
+      <w:proofErr w:type="spellEnd"/>
+      <w:r>
+        <w:t>(</w:t>
+      </w:r>
+      <w:proofErr w:type="gramEnd"/>
+      <w:r>
+        <w:t>)</w:t>
+      </w:r>
+      <w:bookmarkEnd w:id="34"/>
+      <w:bookmarkEnd w:id="35"/>
+    </w:p>
+    <w:p/>
+    <w:p>
+      <w:proofErr w:type="gramStart"/>
+      <w:r>
+        <w:t>#include</w:t>
+      </w:r>
+      <w:proofErr w:type="gramEnd"/>
+      <w:r>
+        <w:t xml:space="preserve"> &lt;</w:t>
+      </w:r>
+      <w:proofErr w:type="spellStart"/>
       <w:r>
         <w:t>ibm</w:t>
       </w:r>
       <w:r>
-        <w:t>tss/tss.h&gt;</w:t>
-      </w:r>
-    </w:p>
-    <w:p/>
-    <w:p>
-      <w:r>
-        <w:t>TPM_RC TS</w:t>
+        <w:t>tss</w:t>
+      </w:r>
+      <w:proofErr w:type="spellEnd"/>
+      <w:r>
+        <w:t>/</w:t>
+      </w:r>
+      <w:proofErr w:type="spellStart"/>
+      <w:r>
+        <w:t>tss.h</w:t>
+      </w:r>
+      <w:proofErr w:type="spellEnd"/>
+      <w:r>
+        <w:t>&gt;</w:t>
+      </w:r>
+    </w:p>
+    <w:p/>
+    <w:p>
+      <w:r>
+        <w:t xml:space="preserve">TPM_RC </w:t>
+      </w:r>
+      <w:proofErr w:type="spellStart"/>
+      <w:r>
+        <w:t>TS</w:t>
       </w:r>
       <w:r>
         <w:t>S</w:t>
       </w:r>
       <w:r>
-        <w:t>_SetProperty(</w:t>
-      </w:r>
+        <w:t>_</w:t>
+      </w:r>
+      <w:proofErr w:type="gramStart"/>
+      <w:r>
+        <w:t>SetProperty</w:t>
+      </w:r>
+      <w:proofErr w:type="spellEnd"/>
+      <w:r>
+        <w:t>(</w:t>
+      </w:r>
+      <w:proofErr w:type="gramEnd"/>
       <w:r>
         <w:t>TSS</w:t>
       </w:r>
@@ -9789,11 +10329,16 @@
       <w:r>
         <w:t>*</w:t>
       </w:r>
+      <w:proofErr w:type="spellStart"/>
       <w:r>
         <w:t>tss</w:t>
       </w:r>
       <w:r>
-        <w:t>Context,</w:t>
+        <w:t>Context</w:t>
+      </w:r>
+      <w:proofErr w:type="spellEnd"/>
+      <w:r>
+        <w:t>,</w:t>
       </w:r>
     </w:p>
     <w:p>
@@ -9809,20 +10354,41 @@
         <w:ind w:left="2160" w:firstLine="720"/>
       </w:pPr>
       <w:r>
-        <w:t>const char *value);</w:t>
-      </w:r>
-    </w:p>
-    <w:p/>
-    <w:p/>
-    <w:p>
-      <w:r>
-        <w:t>The TS</w:t>
+        <w:t>const char *value</w:t>
+      </w:r>
+      <w:proofErr w:type="gramStart"/>
+      <w:r>
+        <w:t>);</w:t>
+      </w:r>
+      <w:proofErr w:type="gramEnd"/>
+    </w:p>
+    <w:p/>
+    <w:p/>
+    <w:p>
+      <w:r>
+        <w:t xml:space="preserve">The </w:t>
+      </w:r>
+      <w:proofErr w:type="spellStart"/>
+      <w:r>
+        <w:t>TS</w:t>
       </w:r>
       <w:r>
         <w:t>S</w:t>
       </w:r>
       <w:r>
-        <w:t xml:space="preserve">_SetProperty() function overrides the defaults and environment variables programmatically.  </w:t>
+        <w:t>_</w:t>
+      </w:r>
+      <w:proofErr w:type="gramStart"/>
+      <w:r>
+        <w:t>SetProperty</w:t>
+      </w:r>
+      <w:proofErr w:type="spellEnd"/>
+      <w:r>
+        <w:t>(</w:t>
+      </w:r>
+      <w:proofErr w:type="gramEnd"/>
+      <w:r>
+        <w:t xml:space="preserve">) function overrides the defaults and environment variables programmatically.  </w:t>
       </w:r>
     </w:p>
     <w:p>
@@ -9847,7 +10413,15 @@
         <w:ind w:left="720"/>
       </w:pPr>
       <w:r>
-        <w:t>NOTE:  The close occurs even if the new value is the same as the old value.  This can be used to close a connection without deleting the context.</w:t>
+        <w:t>NOTE</w:t>
+      </w:r>
+      <w:proofErr w:type="gramStart"/>
+      <w:r>
+        <w:t>:  The</w:t>
+      </w:r>
+      <w:proofErr w:type="gramEnd"/>
+      <w:r>
+        <w:t xml:space="preserve"> close occurs even if the new value is the same as the old value.  This can be used to close a connection without deleting the context.</w:t>
       </w:r>
     </w:p>
     <w:p/>
@@ -9856,13 +10430,29 @@
         <w:ind w:left="720"/>
       </w:pPr>
       <w:r>
-        <w:t>Question:  Is it good to mandate this behavior?  It offers functionality and makes the implementation easier, but perhaps it's too clever?</w:t>
-      </w:r>
-    </w:p>
-    <w:p/>
-    <w:p>
-      <w:r>
-        <w:t>NOTE:  The value parameter is always a string.</w:t>
+        <w:t>Question</w:t>
+      </w:r>
+      <w:proofErr w:type="gramStart"/>
+      <w:r>
+        <w:t>:  Is</w:t>
+      </w:r>
+      <w:proofErr w:type="gramEnd"/>
+      <w:r>
+        <w:t xml:space="preserve"> it good to mandate this behavior?  It offers functionality and makes the implementation easier, but perhaps it's too clever?</w:t>
+      </w:r>
+    </w:p>
+    <w:p/>
+    <w:p>
+      <w:r>
+        <w:t>NOTE</w:t>
+      </w:r>
+      <w:proofErr w:type="gramStart"/>
+      <w:r>
+        <w:t>:  The</w:t>
+      </w:r>
+      <w:proofErr w:type="gramEnd"/>
+      <w:r>
+        <w:t xml:space="preserve"> value parameter is always a string.</w:t>
       </w:r>
       <w:r>
         <w:t xml:space="preserve"> </w:t>
@@ -9895,10 +10485,18 @@
         <w:fldChar w:fldCharType="end"/>
       </w:r>
       <w:r>
-        <w:t>, tss</w:t>
-      </w:r>
-      <w:r>
-        <w:t>Context is ignored.  The trace level is per process, not per context.</w:t>
+        <w:t xml:space="preserve">, </w:t>
+      </w:r>
+      <w:proofErr w:type="spellStart"/>
+      <w:r>
+        <w:t>tss</w:t>
+      </w:r>
+      <w:r>
+        <w:t>Context</w:t>
+      </w:r>
+      <w:proofErr w:type="spellEnd"/>
+      <w:r>
+        <w:t xml:space="preserve"> is ignored.  The trace level is per process, not per context.</w:t>
       </w:r>
     </w:p>
     <w:p>
@@ -9915,22 +10513,38 @@
       <w:pPr>
         <w:pStyle w:val="Heading2"/>
       </w:pPr>
-      <w:bookmarkStart w:id="32" w:name="_Toc35934227"/>
+      <w:bookmarkStart w:id="36" w:name="_Toc35934227"/>
       <w:r>
         <w:t>Extra Parameter</w:t>
       </w:r>
-      <w:bookmarkEnd w:id="32"/>
-    </w:p>
-    <w:p/>
-    <w:p>
-      <w:r>
-        <w:t>The extra parameter is a catch-all for any parameters that TS</w:t>
+      <w:bookmarkEnd w:id="36"/>
+    </w:p>
+    <w:p/>
+    <w:p>
+      <w:r>
+        <w:t xml:space="preserve">The extra parameter is a catch-all for any parameters that </w:t>
+      </w:r>
+      <w:proofErr w:type="spellStart"/>
+      <w:r>
+        <w:t>TS</w:t>
       </w:r>
       <w:r>
         <w:t>S</w:t>
       </w:r>
       <w:r>
-        <w:t>_Execute() requires beyond the normal TPM command and response parameters.</w:t>
+        <w:t>_</w:t>
+      </w:r>
+      <w:proofErr w:type="gramStart"/>
+      <w:r>
+        <w:t>Execute</w:t>
+      </w:r>
+      <w:proofErr w:type="spellEnd"/>
+      <w:r>
+        <w:t>(</w:t>
+      </w:r>
+      <w:proofErr w:type="gramEnd"/>
+      <w:r>
+        <w:t>) requires beyond the normal TPM command and response parameters.</w:t>
       </w:r>
     </w:p>
     <w:p/>
@@ -9944,46 +10558,74 @@
       <w:pPr>
         <w:pStyle w:val="Heading2"/>
       </w:pPr>
-      <w:bookmarkStart w:id="33" w:name="_Toc35934228"/>
+      <w:bookmarkStart w:id="37" w:name="_Toc35934228"/>
       <w:r>
         <w:t>Other APIs</w:t>
       </w:r>
       <w:r>
         <w:t xml:space="preserve"> and Headers</w:t>
       </w:r>
-      <w:bookmarkEnd w:id="33"/>
+      <w:bookmarkEnd w:id="37"/>
     </w:p>
     <w:p/>
     <w:p>
       <w:r>
         <w:t>Headers are in the …/utils/</w:t>
       </w:r>
+      <w:proofErr w:type="spellStart"/>
       <w:r>
         <w:t>ibm</w:t>
       </w:r>
       <w:r>
-        <w:t xml:space="preserve">tss directory.  </w:t>
-      </w:r>
-    </w:p>
-    <w:p/>
-    <w:p>
-      <w:r>
-        <w:t>#include &lt;</w:t>
-      </w:r>
+        <w:t>tss</w:t>
+      </w:r>
+      <w:proofErr w:type="spellEnd"/>
+      <w:r>
+        <w:t xml:space="preserve"> directory.  </w:t>
+      </w:r>
+    </w:p>
+    <w:p/>
+    <w:p>
+      <w:proofErr w:type="gramStart"/>
+      <w:r>
+        <w:t>#include</w:t>
+      </w:r>
+      <w:proofErr w:type="gramEnd"/>
+      <w:r>
+        <w:t xml:space="preserve"> &lt;</w:t>
+      </w:r>
+      <w:proofErr w:type="spellStart"/>
       <w:r>
         <w:t>ibm</w:t>
       </w:r>
       <w:r>
         <w:t>tss</w:t>
       </w:r>
-      <w:r>
-        <w:t>/tss.h&gt;</w:t>
-      </w:r>
-    </w:p>
-    <w:p/>
-    <w:p>
-      <w:r>
-        <w:t>The utility / demo applications cheat a bit, in that they call into TSS utility functions.  These are less likely to be stable than the official API above.</w:t>
+      <w:proofErr w:type="spellEnd"/>
+      <w:r>
+        <w:t>/</w:t>
+      </w:r>
+      <w:proofErr w:type="spellStart"/>
+      <w:r>
+        <w:t>tss.h</w:t>
+      </w:r>
+      <w:proofErr w:type="spellEnd"/>
+      <w:r>
+        <w:t>&gt;</w:t>
+      </w:r>
+    </w:p>
+    <w:p/>
+    <w:p>
+      <w:r>
+        <w:t xml:space="preserve">The utility / demo applications cheat a </w:t>
+      </w:r>
+      <w:proofErr w:type="gramStart"/>
+      <w:r>
+        <w:t>bit,</w:t>
+      </w:r>
+      <w:proofErr w:type="gramEnd"/>
+      <w:r>
+        <w:t xml:space="preserve"> in that they call into TSS utility functions.  These are less likely to be stable than the official API above.</w:t>
       </w:r>
     </w:p>
     <w:p/>
@@ -9994,11 +10636,21 @@
           <w:numId w:val="8"/>
         </w:numPr>
       </w:pPr>
+      <w:proofErr w:type="spellStart"/>
       <w:r>
         <w:t>tss</w:t>
       </w:r>
       <w:r>
-        <w:t>.h:  The official API</w:t>
+        <w:t>.h</w:t>
+      </w:r>
+      <w:proofErr w:type="spellEnd"/>
+      <w:proofErr w:type="gramStart"/>
+      <w:r>
+        <w:t>:  The</w:t>
+      </w:r>
+      <w:proofErr w:type="gramEnd"/>
+      <w:r>
+        <w:t xml:space="preserve"> official API</w:t>
       </w:r>
     </w:p>
     <w:p/>
@@ -10009,17 +10661,32 @@
           <w:numId w:val="8"/>
         </w:numPr>
       </w:pPr>
+      <w:proofErr w:type="spellStart"/>
       <w:r>
         <w:t>tss</w:t>
       </w:r>
       <w:r>
-        <w:t xml:space="preserve">error.h:  Included by </w:t>
-      </w:r>
+        <w:t>error.h</w:t>
+      </w:r>
+      <w:proofErr w:type="spellEnd"/>
+      <w:proofErr w:type="gramStart"/>
+      <w:r>
+        <w:t>:  Included</w:t>
+      </w:r>
+      <w:proofErr w:type="gramEnd"/>
+      <w:r>
+        <w:t xml:space="preserve"> by </w:t>
+      </w:r>
+      <w:proofErr w:type="spellStart"/>
       <w:r>
         <w:t>tss</w:t>
       </w:r>
       <w:r>
-        <w:t xml:space="preserve">.h for convenience.  </w:t>
+        <w:t>.h</w:t>
+      </w:r>
+      <w:proofErr w:type="spellEnd"/>
+      <w:r>
+        <w:t xml:space="preserve"> for convenience.  </w:t>
       </w:r>
       <w:r>
         <w:t>Error</w:t>
@@ -10036,8 +10703,34 @@
           <w:numId w:val="8"/>
         </w:numPr>
       </w:pPr>
-      <w:r>
-        <w:t>tssmarshal.h:  Marshal structures to arrays. These are likely to be stable.  They are similar to the TPM side functions but return errors.</w:t>
+      <w:proofErr w:type="spellStart"/>
+      <w:r>
+        <w:t>tssmarshal.h</w:t>
+      </w:r>
+      <w:proofErr w:type="spellEnd"/>
+      <w:proofErr w:type="gramStart"/>
+      <w:r>
+        <w:t>:  Marshal</w:t>
+      </w:r>
+      <w:proofErr w:type="gramEnd"/>
+      <w:r>
+        <w:t xml:space="preserve"> structures to arrays. These are likely to be stable.  They are </w:t>
+      </w:r>
+      <w:proofErr w:type="gramStart"/>
+      <w:r>
+        <w:t>similar to</w:t>
+      </w:r>
+      <w:proofErr w:type="gramEnd"/>
+      <w:r>
+        <w:t xml:space="preserve"> the TPM side functions but </w:t>
+      </w:r>
+      <w:proofErr w:type="gramStart"/>
+      <w:r>
+        <w:t>return</w:t>
+      </w:r>
+      <w:proofErr w:type="gramEnd"/>
+      <w:r>
+        <w:t xml:space="preserve"> errors.</w:t>
       </w:r>
     </w:p>
     <w:p/>
@@ -10048,8 +10741,13 @@
           <w:numId w:val="8"/>
         </w:numPr>
       </w:pPr>
-      <w:r>
-        <w:t xml:space="preserve">Unmarshal_fp.h: Unmarshal arrays to structures.  </w:t>
+      <w:proofErr w:type="spellStart"/>
+      <w:r>
+        <w:t>Unmarshal_fp.h</w:t>
+      </w:r>
+      <w:proofErr w:type="spellEnd"/>
+      <w:r>
+        <w:t xml:space="preserve">: Unmarshal arrays to structures.  </w:t>
       </w:r>
     </w:p>
     <w:p/>
@@ -10081,11 +10779,21 @@
           <w:numId w:val="8"/>
         </w:numPr>
       </w:pPr>
+      <w:proofErr w:type="spellStart"/>
       <w:r>
         <w:t>tss</w:t>
       </w:r>
       <w:r>
-        <w:t>responsecode.h:  Response code to text.  Useful for debugging.  The API should be stable, but the actual output may change.</w:t>
+        <w:t>responsecode.h</w:t>
+      </w:r>
+      <w:proofErr w:type="spellEnd"/>
+      <w:proofErr w:type="gramStart"/>
+      <w:r>
+        <w:t>:  Response</w:t>
+      </w:r>
+      <w:proofErr w:type="gramEnd"/>
+      <w:r>
+        <w:t xml:space="preserve"> code to text.  Useful for debugging.  The API should be stable, but the actual output may change.</w:t>
       </w:r>
     </w:p>
     <w:p/>
@@ -10096,11 +10804,21 @@
           <w:numId w:val="8"/>
         </w:numPr>
       </w:pPr>
+      <w:proofErr w:type="spellStart"/>
       <w:r>
         <w:t>tss</w:t>
       </w:r>
       <w:r>
-        <w:t>print.h:  Functions to print structures.  Useful for debugging.  The API should be stable.  Functions may be added, and the output is likely to change.</w:t>
+        <w:t>print.h</w:t>
+      </w:r>
+      <w:proofErr w:type="spellEnd"/>
+      <w:proofErr w:type="gramStart"/>
+      <w:r>
+        <w:t>:  Functions</w:t>
+      </w:r>
+      <w:proofErr w:type="gramEnd"/>
+      <w:r>
+        <w:t xml:space="preserve"> to print structures.  Useful for debugging.  The API should be stable.  Functions may be added, and the output is likely to change.</w:t>
       </w:r>
     </w:p>
     <w:p/>
@@ -10111,8 +10829,18 @@
           <w:numId w:val="8"/>
         </w:numPr>
       </w:pPr>
-      <w:r>
-        <w:t>tssprintcmd.h:  Functions to print command parameters.  Used in TSS verbose tracing.  The API should be stable, but the actual output may change.</w:t>
+      <w:proofErr w:type="spellStart"/>
+      <w:r>
+        <w:t>tssprintcmd.h</w:t>
+      </w:r>
+      <w:proofErr w:type="spellEnd"/>
+      <w:proofErr w:type="gramStart"/>
+      <w:r>
+        <w:t>:  Functions</w:t>
+      </w:r>
+      <w:proofErr w:type="gramEnd"/>
+      <w:r>
+        <w:t xml:space="preserve"> to print command parameters.  Used in TSS verbose tracing.  The API should be stable, but the actual output may change.</w:t>
       </w:r>
     </w:p>
     <w:p/>
@@ -10123,6 +10851,7 @@
           <w:numId w:val="8"/>
         </w:numPr>
       </w:pPr>
+      <w:proofErr w:type="spellStart"/>
       <w:r>
         <w:lastRenderedPageBreak/>
         <w:t>tss</w:t>
@@ -10134,7 +10863,16 @@
         <w:t>s</w:t>
       </w:r>
       <w:r>
-        <w:t xml:space="preserve">.h:  Demo helper functions.  </w:t>
+        <w:t>.h</w:t>
+      </w:r>
+      <w:proofErr w:type="spellEnd"/>
+      <w:proofErr w:type="gramStart"/>
+      <w:r>
+        <w:t>:  Demo</w:t>
+      </w:r>
+      <w:proofErr w:type="gramEnd"/>
+      <w:r>
+        <w:t xml:space="preserve"> helper functions.  </w:t>
       </w:r>
       <w:r>
         <w:t>These are u</w:t>
@@ -10157,8 +10895,18 @@
           <w:numId w:val="8"/>
         </w:numPr>
       </w:pPr>
-      <w:r>
-        <w:t>tssfile.h:  Demo helper functions.  These are useful for rapid prototyping but are not recommended for production code.</w:t>
+      <w:proofErr w:type="spellStart"/>
+      <w:r>
+        <w:t>tssfile.h</w:t>
+      </w:r>
+      <w:proofErr w:type="spellEnd"/>
+      <w:proofErr w:type="gramStart"/>
+      <w:r>
+        <w:t>:  Demo</w:t>
+      </w:r>
+      <w:proofErr w:type="gramEnd"/>
+      <w:r>
+        <w:t xml:space="preserve"> helper functions.  These are useful for rapid prototyping but are not recommended for production code.</w:t>
       </w:r>
     </w:p>
     <w:p/>
@@ -10169,11 +10917,21 @@
           <w:numId w:val="8"/>
         </w:numPr>
       </w:pPr>
+      <w:proofErr w:type="spellStart"/>
       <w:r>
         <w:t>tss</w:t>
       </w:r>
       <w:r>
-        <w:t>crypto.h:  Sample crypto code.  These are useful for rapid prototyping but are not recommended for production code.</w:t>
+        <w:t>crypto.h</w:t>
+      </w:r>
+      <w:proofErr w:type="spellEnd"/>
+      <w:proofErr w:type="gramStart"/>
+      <w:r>
+        <w:t>:  Sample</w:t>
+      </w:r>
+      <w:proofErr w:type="gramEnd"/>
+      <w:r>
+        <w:t xml:space="preserve"> crypto code.  These are useful for rapid prototyping but are not recommended for production code.</w:t>
       </w:r>
     </w:p>
     <w:p/>
@@ -10225,7 +10983,7 @@
           <w:sz w:val="22"/>
         </w:rPr>
       </w:pPr>
-      <w:bookmarkStart w:id="34" w:name="_Toc35934229"/>
+      <w:bookmarkStart w:id="38" w:name="_Toc35934229"/>
       <w:r>
         <w:rPr>
           <w:spacing w:val="8"/>
@@ -10234,7 +10992,7 @@
         <w:lastRenderedPageBreak/>
         <w:t>Application Notes</w:t>
       </w:r>
-      <w:bookmarkEnd w:id="34"/>
+      <w:bookmarkEnd w:id="38"/>
     </w:p>
     <w:p/>
     <w:p>
@@ -10247,11 +11005,11 @@
       <w:pPr>
         <w:pStyle w:val="Heading2"/>
       </w:pPr>
-      <w:bookmarkStart w:id="35" w:name="_Toc35934230"/>
+      <w:bookmarkStart w:id="39" w:name="_Toc35934230"/>
       <w:r>
         <w:t>TPM Simulator</w:t>
       </w:r>
-      <w:bookmarkEnd w:id="35"/>
+      <w:bookmarkEnd w:id="39"/>
     </w:p>
     <w:p/>
     <w:p>
@@ -10274,7 +11032,15 @@
     <w:p/>
     <w:p>
       <w:r>
-        <w:t>The platform firmware initializes a hardware TPM.  The TPM simulator requires this command:</w:t>
+        <w:t xml:space="preserve">The platform firmware initializes </w:t>
+      </w:r>
+      <w:proofErr w:type="gramStart"/>
+      <w:r>
+        <w:t>a hardware</w:t>
+      </w:r>
+      <w:proofErr w:type="gramEnd"/>
+      <w:r>
+        <w:t xml:space="preserve"> TPM.  The TPM simulator requires this command:</w:t>
       </w:r>
     </w:p>
     <w:p/>
@@ -10288,11 +11054,11 @@
       <w:pPr>
         <w:pStyle w:val="Heading2"/>
       </w:pPr>
-      <w:bookmarkStart w:id="36" w:name="_Toc35934231"/>
+      <w:bookmarkStart w:id="40" w:name="_Toc35934231"/>
       <w:r>
         <w:t>Parameter Encryption</w:t>
       </w:r>
-      <w:bookmarkEnd w:id="36"/>
+      <w:bookmarkEnd w:id="40"/>
     </w:p>
     <w:p/>
     <w:p>
@@ -10305,11 +11071,11 @@
       <w:pPr>
         <w:pStyle w:val="Heading2"/>
       </w:pPr>
-      <w:bookmarkStart w:id="37" w:name="_Toc35934232"/>
+      <w:bookmarkStart w:id="41" w:name="_Toc35934232"/>
       <w:r>
         <w:t>Session Salt</w:t>
       </w:r>
-      <w:bookmarkEnd w:id="37"/>
+      <w:bookmarkEnd w:id="41"/>
     </w:p>
     <w:p/>
     <w:p>
@@ -10350,16 +11116,40 @@
     <w:p/>
     <w:p>
       <w:r>
-        <w:t>The caller must supply the extra parameter as a StartAuthSession_Extra structure.</w:t>
-      </w:r>
-    </w:p>
-    <w:p/>
-    <w:p>
-      <w:r>
-        <w:t xml:space="preserve">The caller does NOT supply the HMAC salt.  </w:t>
-      </w:r>
-      <w:r>
-        <w:t>The encryptedSalt parameter is ignored, as the TSS generates the salt.</w:t>
+        <w:t xml:space="preserve">The caller must supply the extra parameter as a </w:t>
+      </w:r>
+      <w:proofErr w:type="spellStart"/>
+      <w:r>
+        <w:t>StartAuthSession_Extra</w:t>
+      </w:r>
+      <w:proofErr w:type="spellEnd"/>
+      <w:r>
+        <w:t xml:space="preserve"> structure.</w:t>
+      </w:r>
+    </w:p>
+    <w:p/>
+    <w:p>
+      <w:r>
+        <w:t xml:space="preserve">The caller does NOT supply </w:t>
+      </w:r>
+      <w:proofErr w:type="gramStart"/>
+      <w:r>
+        <w:t>the HMAC</w:t>
+      </w:r>
+      <w:proofErr w:type="gramEnd"/>
+      <w:r>
+        <w:t xml:space="preserve"> salt.  </w:t>
+      </w:r>
+      <w:r>
+        <w:t xml:space="preserve">The encryptedSalt parameter is ignored, as the TSS generates </w:t>
+      </w:r>
+      <w:proofErr w:type="gramStart"/>
+      <w:r>
+        <w:t>the salt</w:t>
+      </w:r>
+      <w:proofErr w:type="gramEnd"/>
+      <w:r>
+        <w:t>.</w:t>
       </w:r>
     </w:p>
     <w:p/>
@@ -10367,16 +11157,24 @@
       <w:pPr>
         <w:pStyle w:val="Heading2"/>
       </w:pPr>
-      <w:bookmarkStart w:id="38" w:name="_Toc35934233"/>
+      <w:bookmarkStart w:id="42" w:name="_Toc35934233"/>
       <w:r>
         <w:t>Session Bind</w:t>
       </w:r>
-      <w:bookmarkEnd w:id="38"/>
-    </w:p>
-    <w:p/>
-    <w:p>
-      <w:r>
-        <w:t xml:space="preserve">To bind, the caller should set bind </w:t>
+      <w:bookmarkEnd w:id="42"/>
+    </w:p>
+    <w:p/>
+    <w:p>
+      <w:r>
+        <w:t xml:space="preserve">To bind, the caller should set </w:t>
+      </w:r>
+      <w:proofErr w:type="gramStart"/>
+      <w:r>
+        <w:t>bind</w:t>
+      </w:r>
+      <w:proofErr w:type="gramEnd"/>
+      <w:r>
+        <w:t xml:space="preserve"> </w:t>
       </w:r>
       <w:r>
         <w:t xml:space="preserve">(the bind entity handle) </w:t>
@@ -10388,13 +11186,26 @@
         <w:t>must supply</w:t>
       </w:r>
       <w:r>
-        <w:t xml:space="preserve"> the extra parameter as a StartAuthSession_Extra structure and set the </w:t>
-      </w:r>
+        <w:t xml:space="preserve"> the extra parameter as a </w:t>
+      </w:r>
+      <w:proofErr w:type="spellStart"/>
+      <w:r>
+        <w:t>StartAuthSession_Extra</w:t>
+      </w:r>
+      <w:proofErr w:type="spellEnd"/>
+      <w:r>
+        <w:t xml:space="preserve"> structure and set the </w:t>
+      </w:r>
+      <w:proofErr w:type="spellStart"/>
       <w:r>
         <w:t>b</w:t>
       </w:r>
       <w:r>
-        <w:t>indPassword member to the bind handle password.</w:t>
+        <w:t>indPassword</w:t>
+      </w:r>
+      <w:proofErr w:type="spellEnd"/>
+      <w:r>
+        <w:t xml:space="preserve"> member to the bind handle password.</w:t>
       </w:r>
     </w:p>
     <w:p/>
@@ -10402,12 +11213,12 @@
       <w:pPr>
         <w:pStyle w:val="Heading2"/>
       </w:pPr>
-      <w:bookmarkStart w:id="39" w:name="_Toc35934234"/>
+      <w:bookmarkStart w:id="43" w:name="_Toc35934234"/>
       <w:r>
         <w:lastRenderedPageBreak/>
         <w:t>NV</w:t>
       </w:r>
-      <w:bookmarkEnd w:id="39"/>
+      <w:bookmarkEnd w:id="43"/>
     </w:p>
     <w:p/>
     <w:p>
@@ -10461,11 +11272,11 @@
       <w:pPr>
         <w:pStyle w:val="Heading3"/>
       </w:pPr>
-      <w:bookmarkStart w:id="40" w:name="_Toc35934235"/>
+      <w:bookmarkStart w:id="44" w:name="_Toc35934235"/>
       <w:r>
         <w:t>Rationale</w:t>
       </w:r>
-      <w:bookmarkEnd w:id="40"/>
+      <w:bookmarkEnd w:id="44"/>
     </w:p>
     <w:p/>
     <w:p>
@@ -10566,7 +11377,7 @@
       <w:pPr>
         <w:pStyle w:val="Heading3"/>
       </w:pPr>
-      <w:bookmarkStart w:id="41" w:name="_Toc35934236"/>
+      <w:bookmarkStart w:id="45" w:name="_Toc35934236"/>
       <w:r>
         <w:t>NV Pre</w:t>
       </w:r>
@@ -10576,7 +11387,7 @@
       <w:r>
         <w:t>provisioning</w:t>
       </w:r>
-      <w:bookmarkEnd w:id="41"/>
+      <w:bookmarkEnd w:id="45"/>
     </w:p>
     <w:p/>
     <w:p>
@@ -10643,26 +11454,36 @@
           <w:numId w:val="6"/>
         </w:numPr>
       </w:pPr>
-      <w:r>
-        <w:t>nvp[</w:t>
+      <w:proofErr w:type="spellStart"/>
+      <w:r>
+        <w:t>nvp</w:t>
+      </w:r>
+      <w:proofErr w:type="spellEnd"/>
+      <w:r>
+        <w:t>[</w:t>
       </w:r>
       <w:r>
         <w:t>01</w:t>
       </w:r>
       <w:r>
-        <w:t>nnnnnn].bin - The marshaled TPMS_NV_Public</w:t>
-      </w:r>
+        <w:t xml:space="preserve">nnnnnn].bin - The marshaled </w:t>
+      </w:r>
+      <w:proofErr w:type="spellStart"/>
+      <w:r>
+        <w:t>TPMS_NV_Public</w:t>
+      </w:r>
+      <w:proofErr w:type="spellEnd"/>
     </w:p>
     <w:p/>
     <w:p>
       <w:pPr>
         <w:pStyle w:val="Heading2"/>
       </w:pPr>
-      <w:bookmarkStart w:id="42" w:name="_Toc35934237"/>
+      <w:bookmarkStart w:id="46" w:name="_Toc35934237"/>
       <w:r>
         <w:t>TPM2_LoadExternal</w:t>
       </w:r>
-      <w:bookmarkEnd w:id="42"/>
+      <w:bookmarkEnd w:id="46"/>
     </w:p>
     <w:p/>
     <w:p>
@@ -10676,7 +11497,15 @@
         <w:t>inPrivate</w:t>
       </w:r>
       <w:r>
-        <w:t>.  The caller should use the size as a flag:  0 for not present, and non-zero for present.</w:t>
+        <w:t>.  The caller should use the size as a flag</w:t>
+      </w:r>
+      <w:proofErr w:type="gramStart"/>
+      <w:r>
+        <w:t>:  0</w:t>
+      </w:r>
+      <w:proofErr w:type="gramEnd"/>
+      <w:r>
+        <w:t xml:space="preserve"> for not present, and non-zero for present.</w:t>
       </w:r>
     </w:p>
     <w:p/>
@@ -10720,17 +11549,17 @@
       <w:pPr>
         <w:pStyle w:val="Heading2"/>
       </w:pPr>
-      <w:bookmarkStart w:id="43" w:name="_Toc467152813"/>
-      <w:bookmarkStart w:id="44" w:name="_Ref483554619"/>
-      <w:bookmarkStart w:id="45" w:name="_Ref483554623"/>
-      <w:bookmarkStart w:id="46" w:name="_Toc35934238"/>
-      <w:bookmarkEnd w:id="43"/>
+      <w:bookmarkStart w:id="47" w:name="_Toc467152813"/>
+      <w:bookmarkStart w:id="48" w:name="_Ref483554619"/>
+      <w:bookmarkStart w:id="49" w:name="_Ref483554623"/>
+      <w:bookmarkStart w:id="50" w:name="_Toc35934238"/>
+      <w:bookmarkEnd w:id="47"/>
       <w:r>
         <w:t>Connecting to Resource Managers</w:t>
       </w:r>
-      <w:bookmarkEnd w:id="44"/>
-      <w:bookmarkEnd w:id="45"/>
-      <w:bookmarkEnd w:id="46"/>
+      <w:bookmarkEnd w:id="48"/>
+      <w:bookmarkEnd w:id="49"/>
+      <w:bookmarkEnd w:id="50"/>
     </w:p>
     <w:p/>
     <w:p>
@@ -10796,7 +11625,15 @@
     <w:p/>
     <w:p>
       <w:r>
-        <w:t xml:space="preserve">The "tpmproxy" program connects as a socket server on one side and a TPM device driver on the other.  Once the proxy starts, the </w:t>
+        <w:t>The "</w:t>
+      </w:r>
+      <w:proofErr w:type="spellStart"/>
+      <w:r>
+        <w:t>tpmproxy</w:t>
+      </w:r>
+      <w:proofErr w:type="spellEnd"/>
+      <w:r>
+        <w:t xml:space="preserve">" program connects as a socket server on one side and a TPM device driver on the other.  Once the proxy starts, the </w:t>
       </w:r>
       <w:r>
         <w:t xml:space="preserve">Windows </w:t>
@@ -10811,7 +11648,15 @@
         <w:t xml:space="preserve">  </w:t>
       </w:r>
       <w:r>
-        <w:t>The utilities use the socket interface to the proxy.</w:t>
+        <w:t xml:space="preserve">The utilities use the socket interface to </w:t>
+      </w:r>
+      <w:proofErr w:type="gramStart"/>
+      <w:r>
+        <w:t>the proxy</w:t>
+      </w:r>
+      <w:proofErr w:type="gramEnd"/>
+      <w:r>
+        <w:t>.</w:t>
       </w:r>
     </w:p>
     <w:p/>
@@ -10829,18 +11674,44 @@
     <w:p/>
     <w:p>
       <w:r>
-        <w:t>&gt; TPM_INTERFACE_TYPE=socsim</w:t>
-      </w:r>
-    </w:p>
-    <w:p>
-      <w:r>
-        <w:t>&gt; TPM_SERVER_TYPE=mssim</w:t>
-      </w:r>
-    </w:p>
-    <w:p/>
-    <w:p>
-      <w:r>
-        <w:t>and the tpmproxy with -mssim.</w:t>
+        <w:t>&gt; TPM_INTERFACE_TYPE=</w:t>
+      </w:r>
+      <w:proofErr w:type="spellStart"/>
+      <w:r>
+        <w:t>socsim</w:t>
+      </w:r>
+      <w:proofErr w:type="spellEnd"/>
+    </w:p>
+    <w:p>
+      <w:r>
+        <w:t>&gt; TPM_SERVER_TYPE=</w:t>
+      </w:r>
+      <w:proofErr w:type="spellStart"/>
+      <w:r>
+        <w:t>mssim</w:t>
+      </w:r>
+      <w:proofErr w:type="spellEnd"/>
+    </w:p>
+    <w:p/>
+    <w:p>
+      <w:r>
+        <w:t xml:space="preserve">and the </w:t>
+      </w:r>
+      <w:proofErr w:type="spellStart"/>
+      <w:r>
+        <w:t>tpmproxy</w:t>
+      </w:r>
+      <w:proofErr w:type="spellEnd"/>
+      <w:r>
+        <w:t xml:space="preserve"> with -</w:t>
+      </w:r>
+      <w:proofErr w:type="spellStart"/>
+      <w:r>
+        <w:t>mssim</w:t>
+      </w:r>
+      <w:proofErr w:type="spellEnd"/>
+      <w:r>
+        <w:t>.</w:t>
       </w:r>
     </w:p>
     <w:p/>
@@ -10852,8 +11723,13 @@
     <w:p/>
     <w:p>
       <w:r>
-        <w:t>&gt; TPM_INTERFACE_TYPE=socsim</w:t>
-      </w:r>
+        <w:t>&gt; TPM_INTERFACE_TYPE=</w:t>
+      </w:r>
+      <w:proofErr w:type="spellStart"/>
+      <w:r>
+        <w:t>socsim</w:t>
+      </w:r>
+      <w:proofErr w:type="spellEnd"/>
     </w:p>
     <w:p>
       <w:r>
@@ -10863,7 +11739,15 @@
     <w:p/>
     <w:p>
       <w:r>
-        <w:t>and the tpmproxy with -raw.</w:t>
+        <w:t xml:space="preserve">and the </w:t>
+      </w:r>
+      <w:proofErr w:type="spellStart"/>
+      <w:r>
+        <w:t>tpmproxy</w:t>
+      </w:r>
+      <w:proofErr w:type="spellEnd"/>
+      <w:r>
+        <w:t xml:space="preserve"> with -raw.</w:t>
       </w:r>
     </w:p>
     <w:p/>
@@ -10871,7 +11755,7 @@
       <w:pPr>
         <w:pStyle w:val="Heading2"/>
       </w:pPr>
-      <w:bookmarkStart w:id="47" w:name="_Toc35934239"/>
+      <w:bookmarkStart w:id="51" w:name="_Toc35934239"/>
       <w:r>
         <w:t>Endorsement Key (EK</w:t>
       </w:r>
@@ -10881,7 +11765,7 @@
       <w:r>
         <w:t xml:space="preserve"> Certificates</w:t>
       </w:r>
-      <w:bookmarkEnd w:id="47"/>
+      <w:bookmarkEnd w:id="51"/>
     </w:p>
     <w:p/>
     <w:p>
@@ -10916,7 +11800,15 @@
         <w:t xml:space="preserve">some </w:t>
       </w:r>
       <w:r>
-        <w:t>URLs are http.  I encourage all readers to ask the TPM vendors to offer these certificates over a secured web page, since they form the root of trust for TPM authenticity</w:t>
+        <w:t xml:space="preserve">URLs are http.  I encourage all readers to ask the TPM vendors to offer these certificates over a </w:t>
+      </w:r>
+      <w:proofErr w:type="gramStart"/>
+      <w:r>
+        <w:t>secured</w:t>
+      </w:r>
+      <w:proofErr w:type="gramEnd"/>
+      <w:r>
+        <w:t xml:space="preserve"> web page, since they form the root of trust for TPM authenticity</w:t>
       </w:r>
       <w:r>
         <w:t>.</w:t>
@@ -10925,7 +11817,15 @@
     <w:p/>
     <w:p>
       <w:r>
-        <w:t>Utilities such as "createek" that take a -root argument require a list of EK root certificates in a file.  The utilities include a sample file …/utils/certificates/rootcerts.txt.  The file MUST be edited, since the file names must have a complete path to your install directory.</w:t>
+        <w:t>Utilities such as "</w:t>
+      </w:r>
+      <w:proofErr w:type="spellStart"/>
+      <w:r>
+        <w:t>createek</w:t>
+      </w:r>
+      <w:proofErr w:type="spellEnd"/>
+      <w:r>
+        <w:t>" that take a -root argument require a list of EK root certificates in a file.  The utilities include a sample file …/utils/certificates/rootcerts.txt.  The file MUST be edited, since the file names must have a complete path to your install directory.</w:t>
       </w:r>
     </w:p>
     <w:p/>
@@ -10944,7 +11844,23 @@
     <w:p>
       <w:r>
         <w:lastRenderedPageBreak/>
-        <w:t>Certificates must be in PEM format.  To convert from DER format (.cer, .crt) to PEM using openssl:</w:t>
+        <w:t>Certificates must be in PEM format.  To convert from DER format (.</w:t>
+      </w:r>
+      <w:proofErr w:type="spellStart"/>
+      <w:r>
+        <w:t>cer</w:t>
+      </w:r>
+      <w:proofErr w:type="spellEnd"/>
+      <w:r>
+        <w:t>, .</w:t>
+      </w:r>
+      <w:proofErr w:type="spellStart"/>
+      <w:r>
+        <w:t>crt</w:t>
+      </w:r>
+      <w:proofErr w:type="spellEnd"/>
+      <w:r>
+        <w:t>) to PEM using openssl:</w:t>
       </w:r>
     </w:p>
     <w:p/>
@@ -10953,19 +11869,24 @@
         <w:t xml:space="preserve">&gt; </w:t>
       </w:r>
       <w:r>
-        <w:t>openssl x509 -in cert.cer -inform DER -out cert.pem</w:t>
-      </w:r>
+        <w:t xml:space="preserve">openssl x509 -in cert.cer -inform DER -out </w:t>
+      </w:r>
+      <w:proofErr w:type="spellStart"/>
+      <w:r>
+        <w:t>cert.pem</w:t>
+      </w:r>
+      <w:proofErr w:type="spellEnd"/>
     </w:p>
     <w:p/>
     <w:p>
       <w:pPr>
         <w:pStyle w:val="Heading3"/>
       </w:pPr>
-      <w:bookmarkStart w:id="48" w:name="_Toc35934240"/>
+      <w:bookmarkStart w:id="52" w:name="_Toc35934240"/>
       <w:r>
         <w:t>Nuvoton</w:t>
       </w:r>
-      <w:bookmarkEnd w:id="48"/>
+      <w:bookmarkEnd w:id="52"/>
     </w:p>
     <w:p/>
     <w:p>
@@ -11083,11 +12004,11 @@
       <w:pPr>
         <w:pStyle w:val="Heading3"/>
       </w:pPr>
-      <w:bookmarkStart w:id="49" w:name="_Toc35934241"/>
+      <w:bookmarkStart w:id="53" w:name="_Toc35934241"/>
       <w:r>
         <w:t>St Micro</w:t>
       </w:r>
-      <w:bookmarkEnd w:id="49"/>
+      <w:bookmarkEnd w:id="53"/>
     </w:p>
     <w:p/>
     <w:p>
@@ -11330,11 +12251,11 @@
       <w:pPr>
         <w:pStyle w:val="Heading3"/>
       </w:pPr>
-      <w:bookmarkStart w:id="50" w:name="_Toc35934242"/>
+      <w:bookmarkStart w:id="54" w:name="_Toc35934242"/>
       <w:r>
         <w:t>Infineon</w:t>
       </w:r>
-      <w:bookmarkEnd w:id="50"/>
+      <w:bookmarkEnd w:id="54"/>
     </w:p>
     <w:p/>
     <w:p>
@@ -11353,11 +12274,13 @@
       <w:pPr>
         <w:pStyle w:val="Heading3"/>
       </w:pPr>
-      <w:bookmarkStart w:id="51" w:name="_Toc35934243"/>
+      <w:bookmarkStart w:id="55" w:name="_Toc35934243"/>
+      <w:proofErr w:type="spellStart"/>
       <w:r>
         <w:t>NationZ</w:t>
       </w:r>
-      <w:bookmarkEnd w:id="51"/>
+      <w:bookmarkEnd w:id="55"/>
+      <w:proofErr w:type="spellEnd"/>
     </w:p>
     <w:p/>
     <w:p>
@@ -11443,11 +12366,11 @@
       <w:pPr>
         <w:pStyle w:val="Heading3"/>
       </w:pPr>
-      <w:bookmarkStart w:id="52" w:name="_Toc35934244"/>
+      <w:bookmarkStart w:id="56" w:name="_Toc35934244"/>
       <w:r>
         <w:t>Intel</w:t>
       </w:r>
-      <w:bookmarkEnd w:id="52"/>
+      <w:bookmarkEnd w:id="56"/>
     </w:p>
     <w:p/>
     <w:p>
@@ -11506,11 +12429,11 @@
           <w:numId w:val="2"/>
         </w:numPr>
       </w:pPr>
-      <w:bookmarkStart w:id="53" w:name="_Toc35934245"/>
+      <w:bookmarkStart w:id="57" w:name="_Toc35934245"/>
       <w:r>
         <w:t>Intel EK Certificate Download</w:t>
       </w:r>
-      <w:bookmarkEnd w:id="53"/>
+      <w:bookmarkEnd w:id="57"/>
     </w:p>
     <w:p/>
     <w:p>
@@ -11521,7 +12444,15 @@
         <w:t>June</w:t>
       </w:r>
       <w:r>
-        <w:t xml:space="preserve"> 2017, the Intel PTT d</w:t>
+        <w:t xml:space="preserve"> 2017, </w:t>
+      </w:r>
+      <w:proofErr w:type="gramStart"/>
+      <w:r>
+        <w:t>the Intel</w:t>
+      </w:r>
+      <w:proofErr w:type="gramEnd"/>
+      <w:r>
+        <w:t xml:space="preserve"> PTT d</w:t>
       </w:r>
       <w:r>
         <w:t>id</w:t>
@@ -11612,7 +12543,15 @@
         </w:numPr>
       </w:pPr>
       <w:r>
-        <w:t>Base64 encode the digest</w:t>
+        <w:t xml:space="preserve">Base64 </w:t>
+      </w:r>
+      <w:proofErr w:type="gramStart"/>
+      <w:r>
+        <w:t>encode</w:t>
+      </w:r>
+      <w:proofErr w:type="gramEnd"/>
+      <w:r>
+        <w:t xml:space="preserve"> the digest</w:t>
       </w:r>
     </w:p>
     <w:p>
@@ -11657,7 +12596,15 @@
         </w:numPr>
       </w:pPr>
       <w:r>
-        <w:t>Use a browser to display the certificate (or use wget and edit in a text editor)</w:t>
+        <w:t xml:space="preserve">Use a browser to display the certificate (or use </w:t>
+      </w:r>
+      <w:proofErr w:type="spellStart"/>
+      <w:r>
+        <w:t>wget</w:t>
+      </w:r>
+      <w:proofErr w:type="spellEnd"/>
+      <w:r>
+        <w:t xml:space="preserve"> and edit in a text editor)</w:t>
       </w:r>
     </w:p>
     <w:p>
@@ -11690,7 +12637,15 @@
         </w:numPr>
       </w:pPr>
       <w:r>
-        <w:t>Base64 decode to create the DER certificate.</w:t>
+        <w:t xml:space="preserve">Base64 </w:t>
+      </w:r>
+      <w:proofErr w:type="gramStart"/>
+      <w:r>
+        <w:t>decode</w:t>
+      </w:r>
+      <w:proofErr w:type="gramEnd"/>
+      <w:r>
+        <w:t xml:space="preserve"> to create the DER certificate.</w:t>
       </w:r>
     </w:p>
     <w:p/>
@@ -11698,13 +12653,13 @@
       <w:pPr>
         <w:pStyle w:val="Heading2"/>
       </w:pPr>
-      <w:bookmarkStart w:id="54" w:name="_Ref469903483"/>
-      <w:bookmarkStart w:id="55" w:name="_Toc35934246"/>
+      <w:bookmarkStart w:id="58" w:name="_Ref469903483"/>
+      <w:bookmarkStart w:id="59" w:name="_Toc35934246"/>
       <w:r>
         <w:t>Command Line Utilities</w:t>
       </w:r>
-      <w:bookmarkEnd w:id="54"/>
-      <w:bookmarkEnd w:id="55"/>
+      <w:bookmarkEnd w:id="58"/>
+      <w:bookmarkEnd w:id="59"/>
     </w:p>
     <w:p/>
     <w:p>
@@ -11840,15 +12795,41 @@
       <w:r>
         <w:t xml:space="preserve">&gt; </w:t>
       </w:r>
-      <w:r>
-        <w:t>setenv TPM_ENCRYPT_SESSIONS 0</w:t>
+      <w:proofErr w:type="spellStart"/>
+      <w:r>
+        <w:t>setenv</w:t>
+      </w:r>
+      <w:proofErr w:type="spellEnd"/>
+      <w:r>
+        <w:t xml:space="preserve"> TPM_ENCRYPT_SESSIONS </w:t>
+      </w:r>
+      <w:proofErr w:type="gramStart"/>
+      <w:r>
+        <w:t>0</w:t>
       </w:r>
       <w:r>
         <w:tab/>
       </w:r>
       <w:r>
         <w:tab/>
-        <w:t>(csh, tcsh)</w:t>
+        <w:t>(</w:t>
+      </w:r>
+      <w:proofErr w:type="spellStart"/>
+      <w:proofErr w:type="gramEnd"/>
+      <w:r>
+        <w:t>csh</w:t>
+      </w:r>
+      <w:proofErr w:type="spellEnd"/>
+      <w:r>
+        <w:t xml:space="preserve">, </w:t>
+      </w:r>
+      <w:proofErr w:type="spellStart"/>
+      <w:r>
+        <w:t>tcsh</w:t>
+      </w:r>
+      <w:proofErr w:type="spellEnd"/>
+      <w:r>
+        <w:t>)</w:t>
       </w:r>
     </w:p>
     <w:p>
@@ -11856,14 +12837,22 @@
         <w:ind w:firstLine="720"/>
       </w:pPr>
       <w:r>
-        <w:t>&gt; export TPM_ENCRYPT_SESSIONS=0</w:t>
+        <w:t>&gt; export TPM_ENCRYPT_SESSIONS=</w:t>
+      </w:r>
+      <w:proofErr w:type="gramStart"/>
+      <w:r>
+        <w:t>0</w:t>
       </w:r>
       <w:r>
         <w:tab/>
       </w:r>
       <w:r>
         <w:tab/>
-        <w:t>(bash)</w:t>
+        <w:t>(</w:t>
+      </w:r>
+      <w:proofErr w:type="gramEnd"/>
+      <w:r>
+        <w:t>bash)</w:t>
       </w:r>
     </w:p>
     <w:p>
@@ -11871,14 +12860,22 @@
         <w:ind w:firstLine="720"/>
       </w:pPr>
       <w:r>
-        <w:t>&gt; set TPM_ENCRYPT_SESSIONS=0</w:t>
+        <w:t>&gt; set TPM_ENCRYPT_SESSIONS=</w:t>
+      </w:r>
+      <w:proofErr w:type="gramStart"/>
+      <w:r>
+        <w:t>0</w:t>
       </w:r>
       <w:r>
         <w:tab/>
       </w:r>
       <w:r>
         <w:tab/>
-        <w:t>(windows)</w:t>
+        <w:t>(</w:t>
+      </w:r>
+      <w:proofErr w:type="gramEnd"/>
+      <w:r>
+        <w:t>windows)</w:t>
       </w:r>
     </w:p>
     <w:p/>
@@ -11930,7 +12927,20 @@
         <w:ind w:firstLine="720"/>
       </w:pPr>
       <w:r>
-        <w:t>TPM_SESSION_ENCKEY=`./getrandom -by 16 -ns`</w:t>
+        <w:t>TPM_SESSION_ENCKEY=</w:t>
+      </w:r>
+      <w:proofErr w:type="gramStart"/>
+      <w:r>
+        <w:t>`./</w:t>
+      </w:r>
+      <w:proofErr w:type="spellStart"/>
+      <w:proofErr w:type="gramEnd"/>
+      <w:r>
+        <w:t>getrandom</w:t>
+      </w:r>
+      <w:proofErr w:type="spellEnd"/>
+      <w:r>
+        <w:t xml:space="preserve"> -by 16 -ns`</w:t>
       </w:r>
     </w:p>
     <w:p>
@@ -11950,8 +12960,26 @@
       <w:r>
         <w:t xml:space="preserve">&gt; </w:t>
       </w:r>
-      <w:r>
-        <w:t>setenv TPM_SESSION_ENCKEY `./getrandom -by 16 -ns`</w:t>
+      <w:proofErr w:type="spellStart"/>
+      <w:r>
+        <w:t>setenv</w:t>
+      </w:r>
+      <w:proofErr w:type="spellEnd"/>
+      <w:r>
+        <w:t xml:space="preserve"> TPM_SESSION_ENCKEY </w:t>
+      </w:r>
+      <w:proofErr w:type="gramStart"/>
+      <w:r>
+        <w:t>`./</w:t>
+      </w:r>
+      <w:proofErr w:type="spellStart"/>
+      <w:proofErr w:type="gramEnd"/>
+      <w:r>
+        <w:t>getrandom</w:t>
+      </w:r>
+      <w:proofErr w:type="spellEnd"/>
+      <w:r>
+        <w:t xml:space="preserve"> -by 16 -ns`</w:t>
       </w:r>
     </w:p>
     <w:p>
@@ -11964,28 +12992,44 @@
       <w:pPr>
         <w:pStyle w:val="Heading2"/>
       </w:pPr>
-      <w:bookmarkStart w:id="56" w:name="_Toc3554812"/>
-      <w:bookmarkStart w:id="57" w:name="_Toc6495716"/>
-      <w:bookmarkStart w:id="58" w:name="_Toc3554813"/>
-      <w:bookmarkStart w:id="59" w:name="_Toc6495717"/>
-      <w:bookmarkStart w:id="60" w:name="_Ref514762246"/>
-      <w:bookmarkStart w:id="61" w:name="_Ref514762249"/>
-      <w:bookmarkStart w:id="62" w:name="_Toc35934247"/>
-      <w:bookmarkEnd w:id="56"/>
-      <w:bookmarkEnd w:id="57"/>
-      <w:bookmarkEnd w:id="58"/>
-      <w:bookmarkEnd w:id="59"/>
-      <w:r>
-        <w:t>TSS for TPM 1.2</w:t>
-      </w:r>
+      <w:bookmarkStart w:id="60" w:name="_Toc3554812"/>
+      <w:bookmarkStart w:id="61" w:name="_Toc6495716"/>
+      <w:bookmarkStart w:id="62" w:name="_Toc3554813"/>
+      <w:bookmarkStart w:id="63" w:name="_Toc6495717"/>
+      <w:bookmarkStart w:id="64" w:name="_Ref514762246"/>
+      <w:bookmarkStart w:id="65" w:name="_Ref514762249"/>
+      <w:bookmarkStart w:id="66" w:name="_Toc35934247"/>
       <w:bookmarkEnd w:id="60"/>
       <w:bookmarkEnd w:id="61"/>
       <w:bookmarkEnd w:id="62"/>
-    </w:p>
-    <w:p/>
-    <w:p>
-      <w:r>
-        <w:t xml:space="preserve">This is new code in 2018.  The TSS for TPM 1.2 uses the identical API as in section </w:t>
+      <w:bookmarkEnd w:id="63"/>
+      <w:r>
+        <w:t>TSS for TPM 1.2</w:t>
+      </w:r>
+      <w:bookmarkEnd w:id="64"/>
+      <w:bookmarkEnd w:id="65"/>
+      <w:bookmarkEnd w:id="66"/>
+    </w:p>
+    <w:p/>
+    <w:p>
+      <w:r>
+        <w:t xml:space="preserve">This is </w:t>
+      </w:r>
+      <w:proofErr w:type="gramStart"/>
+      <w:r>
+        <w:t>new</w:t>
+      </w:r>
+      <w:proofErr w:type="gramEnd"/>
+      <w:r>
+        <w:t xml:space="preserve"> code </w:t>
+      </w:r>
+      <w:proofErr w:type="gramStart"/>
+      <w:r>
+        <w:t>in</w:t>
+      </w:r>
+      <w:proofErr w:type="gramEnd"/>
+      <w:r>
+        <w:t xml:space="preserve"> 2018.  The TSS for TPM 1.2 uses the identical API as in section </w:t>
       </w:r>
       <w:r>
         <w:fldChar w:fldCharType="begin"/>
@@ -12049,7 +13093,15 @@
         <w:t>up</w:t>
       </w:r>
       <w:r>
-        <w:t>on user request.</w:t>
+        <w:t xml:space="preserve">on user </w:t>
+      </w:r>
+      <w:proofErr w:type="gramStart"/>
+      <w:r>
+        <w:t>request</w:t>
+      </w:r>
+      <w:proofErr w:type="gramEnd"/>
+      <w:r>
+        <w:t>.</w:t>
       </w:r>
     </w:p>
     <w:p/>
@@ -12064,8 +13116,13 @@
         <w:t>&gt; make</w:t>
       </w:r>
       <w:r>
-        <w:t xml:space="preserve"> -f makefiletpmc</w:t>
-      </w:r>
+        <w:t xml:space="preserve"> -f </w:t>
+      </w:r>
+      <w:proofErr w:type="spellStart"/>
+      <w:r>
+        <w:t>makefiletpmc</w:t>
+      </w:r>
+      <w:proofErr w:type="spellEnd"/>
       <w:r>
         <w:t xml:space="preserve"> clean all</w:t>
       </w:r>
@@ -12121,7 +13178,15 @@
     <w:p/>
     <w:p>
       <w:r>
-        <w:t xml:space="preserve">The utilities and a basic regression test (reg.sh) are in the ../utils12 directory.  </w:t>
+        <w:t>The utilities and a basic regression test (reg.sh) are in the</w:t>
+      </w:r>
+      <w:proofErr w:type="gramStart"/>
+      <w:r>
+        <w:t xml:space="preserve"> ..</w:t>
+      </w:r>
+      <w:proofErr w:type="gramEnd"/>
+      <w:r>
+        <w:t xml:space="preserve">/utils12 directory.  </w:t>
       </w:r>
     </w:p>
     <w:p/>
@@ -12140,7 +13205,39 @@
         <w:t>opt-in and</w:t>
       </w:r>
       <w:r>
-        <w:t xml:space="preserve"> is shipped disabled and deactivated.  While the  IBM software TPM comes with tools to enable and activate the TPM, users may find it less of a nuisance to use 'makefile-en-ac' to build a TPM that is already enabled and activated at its first start.</w:t>
+        <w:t xml:space="preserve"> is shipped disabled and deactivated.  While </w:t>
+      </w:r>
+      <w:proofErr w:type="gramStart"/>
+      <w:r>
+        <w:t>the  IBM</w:t>
+      </w:r>
+      <w:proofErr w:type="gramEnd"/>
+      <w:r>
+        <w:t xml:space="preserve"> software TPM comes with tools to enable and activate </w:t>
+      </w:r>
+      <w:proofErr w:type="gramStart"/>
+      <w:r>
+        <w:t>the TPM</w:t>
+      </w:r>
+      <w:proofErr w:type="gramEnd"/>
+      <w:r>
+        <w:t>, users may find it less of a nuisance to use '</w:t>
+      </w:r>
+      <w:proofErr w:type="spellStart"/>
+      <w:r>
+        <w:t>makefile</w:t>
+      </w:r>
+      <w:proofErr w:type="spellEnd"/>
+      <w:r>
+        <w:t>-</w:t>
+      </w:r>
+      <w:proofErr w:type="spellStart"/>
+      <w:r>
+        <w:t>en</w:t>
+      </w:r>
+      <w:proofErr w:type="spellEnd"/>
+      <w:r>
+        <w:t>-ac' to build a TPM that is already enabled and activated at its first start.</w:t>
       </w:r>
     </w:p>
     <w:p/>
@@ -12168,7 +13265,7 @@
           <w:sz w:val="22"/>
         </w:rPr>
       </w:pPr>
-      <w:bookmarkStart w:id="63" w:name="_Toc35934248"/>
+      <w:bookmarkStart w:id="67" w:name="_Toc35934248"/>
       <w:r>
         <w:rPr>
           <w:spacing w:val="8"/>
@@ -12184,7 +13281,7 @@
         </w:rPr>
         <w:t>s</w:t>
       </w:r>
-      <w:bookmarkEnd w:id="63"/>
+      <w:bookmarkEnd w:id="67"/>
     </w:p>
     <w:p>
       <w:r>
@@ -12202,26 +13299,41 @@
       <w:pPr>
         <w:pStyle w:val="Heading2"/>
       </w:pPr>
-      <w:bookmarkStart w:id="64" w:name="_Toc35934249"/>
+      <w:bookmarkStart w:id="68" w:name="_Toc35934249"/>
+      <w:proofErr w:type="spellStart"/>
       <w:r>
         <w:t>signapp.c</w:t>
       </w:r>
-      <w:bookmarkEnd w:id="64"/>
-    </w:p>
-    <w:p/>
-    <w:p>
-      <w:r>
-        <w:t>The signapp.c source</w:t>
+      <w:bookmarkEnd w:id="68"/>
+      <w:proofErr w:type="spellEnd"/>
+    </w:p>
+    <w:p/>
+    <w:p>
+      <w:r>
+        <w:t xml:space="preserve">The </w:t>
+      </w:r>
+      <w:proofErr w:type="spellStart"/>
+      <w:r>
+        <w:t>signapp.c</w:t>
+      </w:r>
+      <w:proofErr w:type="spellEnd"/>
+      <w:r>
+        <w:t xml:space="preserve"> source</w:t>
       </w:r>
       <w:r>
         <w:t xml:space="preserve"> </w:t>
       </w:r>
       <w:r>
-        <w:t>demonstrates how the TSS handles bind and salt sessions.  It uses sample code to create an EK.  It uses a policy session to authorize the EK.  It authorizes a signing key using both HMAC and policy sessions, where the policy can be policy password or policy auth</w:t>
+        <w:t xml:space="preserve">demonstrates how the TSS handles bind and salt sessions.  It uses sample code to create an EK.  It uses a policy session to authorize the EK.  It authorizes a signing key using both HMAC and policy sessions, where the policy can be policy password or policy </w:t>
+      </w:r>
+      <w:proofErr w:type="spellStart"/>
+      <w:r>
+        <w:t>auth</w:t>
       </w:r>
       <w:r>
         <w:t>value</w:t>
       </w:r>
+      <w:proofErr w:type="spellEnd"/>
       <w:r>
         <w:t xml:space="preserve">.  </w:t>
       </w:r>
@@ -12238,8 +13350,13 @@
         </w:numPr>
       </w:pPr>
       <w:r>
-        <w:t>Create an EK for the salt</w:t>
-      </w:r>
+        <w:t xml:space="preserve">Create an EK for </w:t>
+      </w:r>
+      <w:proofErr w:type="gramStart"/>
+      <w:r>
+        <w:t>the salt</w:t>
+      </w:r>
+      <w:proofErr w:type="gramEnd"/>
     </w:p>
     <w:p>
       <w:pPr>
@@ -12263,7 +13380,17 @@
         </w:numPr>
       </w:pPr>
       <w:r>
-        <w:t>Use policysecret to authorize the EK</w:t>
+        <w:t xml:space="preserve">Use </w:t>
+      </w:r>
+      <w:proofErr w:type="spellStart"/>
+      <w:proofErr w:type="gramStart"/>
+      <w:r>
+        <w:t>policysecret</w:t>
+      </w:r>
+      <w:proofErr w:type="spellEnd"/>
+      <w:proofErr w:type="gramEnd"/>
+      <w:r>
+        <w:t xml:space="preserve"> to authorize the EK</w:t>
       </w:r>
     </w:p>
     <w:p>
@@ -12299,7 +13426,17 @@
         </w:numPr>
       </w:pPr>
       <w:r>
-        <w:t>Use policysecret to authorize the EK</w:t>
+        <w:t xml:space="preserve">Use </w:t>
+      </w:r>
+      <w:proofErr w:type="spellStart"/>
+      <w:proofErr w:type="gramStart"/>
+      <w:r>
+        <w:t>policysecret</w:t>
+      </w:r>
+      <w:proofErr w:type="spellEnd"/>
+      <w:proofErr w:type="gramEnd"/>
+      <w:r>
+        <w:t xml:space="preserve"> to authorize the EK</w:t>
       </w:r>
     </w:p>
     <w:p>
@@ -12377,7 +13514,15 @@
         </w:numPr>
       </w:pPr>
       <w:r>
-        <w:t>Use policy command code and policy authvalue to authorize the signing key</w:t>
+        <w:t xml:space="preserve">Use policy command code and policy </w:t>
+      </w:r>
+      <w:proofErr w:type="spellStart"/>
+      <w:r>
+        <w:t>authvalue</w:t>
+      </w:r>
+      <w:proofErr w:type="spellEnd"/>
+      <w:r>
+        <w:t xml:space="preserve"> to authorize the signing key</w:t>
       </w:r>
     </w:p>
     <w:p>
@@ -12446,16 +13591,26 @@
       <w:pPr>
         <w:pStyle w:val="Heading2"/>
       </w:pPr>
-      <w:bookmarkStart w:id="65" w:name="_Toc35934250"/>
+      <w:bookmarkStart w:id="69" w:name="_Toc35934250"/>
+      <w:proofErr w:type="spellStart"/>
       <w:r>
         <w:t>writeapp.c</w:t>
       </w:r>
-      <w:bookmarkEnd w:id="65"/>
-    </w:p>
-    <w:p/>
-    <w:p>
-      <w:r>
-        <w:t xml:space="preserve">The writeapp.c source </w:t>
+      <w:bookmarkEnd w:id="69"/>
+      <w:proofErr w:type="spellEnd"/>
+    </w:p>
+    <w:p/>
+    <w:p>
+      <w:r>
+        <w:t xml:space="preserve">The </w:t>
+      </w:r>
+      <w:proofErr w:type="spellStart"/>
+      <w:r>
+        <w:t>writeapp.c</w:t>
+      </w:r>
+      <w:proofErr w:type="spellEnd"/>
+      <w:r>
+        <w:t xml:space="preserve"> source </w:t>
       </w:r>
       <w:r>
         <w:t>demonstrates</w:t>
@@ -12473,8 +13628,13 @@
         </w:numPr>
       </w:pPr>
       <w:r>
-        <w:t>Create an EK for the salt</w:t>
-      </w:r>
+        <w:t xml:space="preserve">Create an EK for </w:t>
+      </w:r>
+      <w:proofErr w:type="gramStart"/>
+      <w:r>
+        <w:t>the salt</w:t>
+      </w:r>
+      <w:proofErr w:type="gramEnd"/>
     </w:p>
     <w:p>
       <w:pPr>
@@ -12600,7 +13760,7 @@
           <w:sz w:val="22"/>
         </w:rPr>
       </w:pPr>
-      <w:bookmarkStart w:id="66" w:name="_Toc35934251"/>
+      <w:bookmarkStart w:id="70" w:name="_Toc35934251"/>
       <w:r>
         <w:rPr>
           <w:spacing w:val="8"/>
@@ -12609,7 +13769,7 @@
         <w:lastRenderedPageBreak/>
         <w:t>Utility tools</w:t>
       </w:r>
-      <w:bookmarkEnd w:id="66"/>
+      <w:bookmarkEnd w:id="70"/>
     </w:p>
     <w:p>
       <w:r>
@@ -12636,22 +13796,24 @@
       <w:pPr>
         <w:pStyle w:val="Heading2"/>
       </w:pPr>
-      <w:bookmarkStart w:id="67" w:name="_Toc35934252"/>
+      <w:bookmarkStart w:id="71" w:name="_Toc35934252"/>
       <w:r>
         <w:t>Debugging Aids</w:t>
       </w:r>
-      <w:bookmarkEnd w:id="67"/>
+      <w:bookmarkEnd w:id="71"/>
     </w:p>
     <w:p/>
     <w:p>
       <w:pPr>
         <w:pStyle w:val="Heading3"/>
       </w:pPr>
-      <w:bookmarkStart w:id="68" w:name="_Toc35934253"/>
+      <w:bookmarkStart w:id="72" w:name="_Toc35934253"/>
+      <w:proofErr w:type="spellStart"/>
       <w:r>
         <w:t>reponsecode</w:t>
       </w:r>
-      <w:bookmarkEnd w:id="68"/>
+      <w:bookmarkEnd w:id="72"/>
+      <w:proofErr w:type="spellEnd"/>
     </w:p>
     <w:p/>
     <w:p>
@@ -12673,11 +13835,13 @@
       <w:pPr>
         <w:pStyle w:val="Heading3"/>
       </w:pPr>
-      <w:bookmarkStart w:id="69" w:name="_Toc35934254"/>
+      <w:bookmarkStart w:id="73" w:name="_Toc35934254"/>
+      <w:proofErr w:type="spellStart"/>
       <w:r>
         <w:t>printattr</w:t>
       </w:r>
-      <w:bookmarkEnd w:id="69"/>
+      <w:bookmarkEnd w:id="73"/>
+      <w:proofErr w:type="spellEnd"/>
     </w:p>
     <w:p/>
     <w:p>
@@ -12703,7 +13867,31 @@
     <w:p/>
     <w:p>
       <w:r>
-        <w:t>It supports object, session, startup, and NV attributes.</w:t>
+        <w:t xml:space="preserve">It supports </w:t>
+      </w:r>
+      <w:proofErr w:type="gramStart"/>
+      <w:r>
+        <w:t>object</w:t>
+      </w:r>
+      <w:proofErr w:type="gramEnd"/>
+      <w:r>
+        <w:t xml:space="preserve">, </w:t>
+      </w:r>
+      <w:proofErr w:type="gramStart"/>
+      <w:r>
+        <w:t>session</w:t>
+      </w:r>
+      <w:proofErr w:type="gramEnd"/>
+      <w:r>
+        <w:t xml:space="preserve">, </w:t>
+      </w:r>
+      <w:proofErr w:type="gramStart"/>
+      <w:r>
+        <w:t>startup</w:t>
+      </w:r>
+      <w:proofErr w:type="gramEnd"/>
+      <w:r>
+        <w:t>, and NV attributes.</w:t>
       </w:r>
     </w:p>
     <w:p/>
@@ -12711,11 +13899,13 @@
       <w:pPr>
         <w:pStyle w:val="Heading3"/>
       </w:pPr>
-      <w:bookmarkStart w:id="70" w:name="_Toc35934255"/>
+      <w:bookmarkStart w:id="74" w:name="_Toc35934255"/>
+      <w:proofErr w:type="spellStart"/>
       <w:r>
         <w:t>timepacket</w:t>
       </w:r>
-      <w:bookmarkEnd w:id="70"/>
+      <w:bookmarkEnd w:id="74"/>
+      <w:proofErr w:type="spellEnd"/>
     </w:p>
     <w:p/>
     <w:p>
@@ -12805,11 +13995,11 @@
       <w:pPr>
         <w:pStyle w:val="Heading2"/>
       </w:pPr>
-      <w:bookmarkStart w:id="71" w:name="_Toc35934256"/>
+      <w:bookmarkStart w:id="75" w:name="_Toc35934256"/>
       <w:r>
         <w:t>Policy Aids</w:t>
       </w:r>
-      <w:bookmarkEnd w:id="71"/>
+      <w:bookmarkEnd w:id="75"/>
     </w:p>
     <w:p/>
     <w:p>
@@ -12817,6 +14007,7 @@
         <w:lastRenderedPageBreak/>
         <w:t xml:space="preserve">These </w:t>
       </w:r>
+      <w:proofErr w:type="gramStart"/>
       <w:r>
         <w:t xml:space="preserve">tools </w:t>
       </w:r>
@@ -12826,6 +14017,7 @@
       <w:r>
         <w:t>provide</w:t>
       </w:r>
+      <w:proofErr w:type="gramEnd"/>
       <w:r>
         <w:t xml:space="preserve"> primitive aids to calculating and debugging policies.  The regression test script comments ex</w:t>
       </w:r>
@@ -12851,8 +14043,13 @@
         <w:t>he utils/policies directory holds both the 'source'</w:t>
       </w:r>
       <w:r>
-        <w:t xml:space="preserve"> hexascii</w:t>
-      </w:r>
+        <w:t xml:space="preserve"> </w:t>
+      </w:r>
+      <w:proofErr w:type="spellStart"/>
+      <w:r>
+        <w:t>hexascii</w:t>
+      </w:r>
+      <w:proofErr w:type="spellEnd"/>
       <w:r>
         <w:t xml:space="preserve"> and binary policies.</w:t>
       </w:r>
@@ -12861,11 +14058,11 @@
       <w:pPr>
         <w:pStyle w:val="Heading3"/>
       </w:pPr>
-      <w:bookmarkStart w:id="72" w:name="_Toc35934257"/>
+      <w:bookmarkStart w:id="76" w:name="_Toc35934257"/>
       <w:r>
         <w:t>policymaker</w:t>
       </w:r>
-      <w:bookmarkEnd w:id="72"/>
+      <w:bookmarkEnd w:id="76"/>
     </w:p>
     <w:p/>
     <w:p>
@@ -12894,16 +14091,29 @@
     <w:p/>
     <w:p>
       <w:r>
-        <w:t>-v traces the intermediate terms.  In combination with policygetdigest, it can be used to debug a policy term by term.</w:t>
-      </w:r>
-    </w:p>
-    <w:p/>
-    <w:p>
+        <w:t xml:space="preserve">-v traces the intermediate terms.  In combination with </w:t>
+      </w:r>
+      <w:proofErr w:type="spellStart"/>
+      <w:r>
+        <w:t>policygetdigest</w:t>
+      </w:r>
+      <w:proofErr w:type="spellEnd"/>
+      <w:r>
+        <w:t>, it can be used to debug a policy term by term.</w:t>
+      </w:r>
+    </w:p>
+    <w:p/>
+    <w:p>
+      <w:proofErr w:type="gramStart"/>
       <w:r>
         <w:t xml:space="preserve">-ns </w:t>
       </w:r>
       <w:r>
-        <w:t xml:space="preserve">(no white space) </w:t>
+        <w:t>(</w:t>
+      </w:r>
+      <w:proofErr w:type="gramEnd"/>
+      <w:r>
+        <w:t xml:space="preserve">no white space) </w:t>
       </w:r>
       <w:r>
         <w:t xml:space="preserve">traces the output in a format that can be used as input to a policy OR (which is just a </w:t>
@@ -12918,40 +14128,70 @@
     <w:p/>
     <w:p>
       <w:r>
-        <w:t>-nz calculates the hash without the normal 'extend starting with zeros', useful for calculating an 'aHash' such as a cpHash.</w:t>
+        <w:t>-</w:t>
+      </w:r>
+      <w:proofErr w:type="spellStart"/>
+      <w:r>
+        <w:t>nz</w:t>
+      </w:r>
+      <w:proofErr w:type="spellEnd"/>
+      <w:r>
+        <w:t xml:space="preserve"> calculates the hash without the normal 'extend starting with zeros', useful for calculating an 'aHash' such as a cpHash.</w:t>
       </w:r>
     </w:p>
     <w:p>
       <w:pPr>
         <w:pStyle w:val="Heading3"/>
       </w:pPr>
-      <w:bookmarkStart w:id="73" w:name="_Toc35934258"/>
+      <w:bookmarkStart w:id="77" w:name="_Toc35934258"/>
+      <w:proofErr w:type="spellStart"/>
       <w:r>
         <w:t>policymakerpcr</w:t>
       </w:r>
-      <w:bookmarkEnd w:id="73"/>
-    </w:p>
-    <w:p/>
-    <w:p>
-      <w:r>
-        <w:t xml:space="preserve">This tool calculates a policypcr AND term in a format suitable for input to policymaker. It </w:t>
+      <w:bookmarkEnd w:id="77"/>
+      <w:proofErr w:type="spellEnd"/>
+    </w:p>
+    <w:p/>
+    <w:p>
+      <w:r>
+        <w:t xml:space="preserve">This tool calculates a </w:t>
+      </w:r>
+      <w:proofErr w:type="spellStart"/>
+      <w:r>
+        <w:t>policypcr</w:t>
+      </w:r>
+      <w:proofErr w:type="spellEnd"/>
+      <w:r>
+        <w:t xml:space="preserve"> AND term in a format suitable for input to policymaker. It </w:t>
       </w:r>
       <w:r>
         <w:t>accepts</w:t>
       </w:r>
       <w:r>
-        <w:t xml:space="preserve"> a bit mask of selected PCRs and a white list of PCR values, one per line.</w:t>
+        <w:t xml:space="preserve"> a bit mask of selected PCRs and a </w:t>
+      </w:r>
+      <w:proofErr w:type="gramStart"/>
+      <w:r>
+        <w:t>white list</w:t>
+      </w:r>
+      <w:proofErr w:type="gramEnd"/>
+      <w:r>
+        <w:t xml:space="preserve"> of PCR values, one per line.</w:t>
       </w:r>
     </w:p>
     <w:p>
       <w:pPr>
         <w:pStyle w:val="Heading3"/>
       </w:pPr>
-      <w:bookmarkStart w:id="74" w:name="_Toc35934259"/>
+      <w:bookmarkStart w:id="78" w:name="_Toc35934259"/>
+      <w:proofErr w:type="spellStart"/>
+      <w:proofErr w:type="gramStart"/>
       <w:r>
         <w:t>publicname</w:t>
       </w:r>
-      <w:bookmarkEnd w:id="74"/>
+      <w:bookmarkEnd w:id="78"/>
+      <w:proofErr w:type="spellEnd"/>
+      <w:proofErr w:type="gramEnd"/>
     </w:p>
     <w:p/>
     <w:p>
@@ -12971,7 +14211,15 @@
         <w:t>This</w:t>
       </w:r>
       <w:r>
-        <w:t xml:space="preserve"> is useful for constructing policies at times that the TPM is not available to calculate the Name.</w:t>
+        <w:t xml:space="preserve"> is useful for constructing policies at times that </w:t>
+      </w:r>
+      <w:proofErr w:type="gramStart"/>
+      <w:r>
+        <w:t>the TPM</w:t>
+      </w:r>
+      <w:proofErr w:type="gramEnd"/>
+      <w:r>
+        <w:t xml:space="preserve"> is not available to calculate the Name.</w:t>
       </w:r>
     </w:p>
     <w:p/>
@@ -12979,26 +14227,41 @@
       <w:pPr>
         <w:pStyle w:val="Heading2"/>
       </w:pPr>
-      <w:bookmarkStart w:id="75" w:name="_Toc35934260"/>
+      <w:bookmarkStart w:id="79" w:name="_Toc35934260"/>
       <w:r>
         <w:t>Key Manipulation</w:t>
       </w:r>
-      <w:bookmarkEnd w:id="75"/>
+      <w:bookmarkEnd w:id="79"/>
     </w:p>
     <w:p>
       <w:pPr>
         <w:pStyle w:val="Heading3"/>
       </w:pPr>
-      <w:bookmarkStart w:id="76" w:name="_Toc35934261"/>
+      <w:bookmarkStart w:id="80" w:name="_Toc35934261"/>
+      <w:proofErr w:type="spellStart"/>
       <w:r>
         <w:t>createek</w:t>
       </w:r>
-      <w:bookmarkEnd w:id="76"/>
-    </w:p>
-    <w:p/>
-    <w:p>
-      <w:r>
-        <w:t>This tools aggregates several EK manipulation tasks:</w:t>
+      <w:bookmarkEnd w:id="80"/>
+      <w:proofErr w:type="spellEnd"/>
+    </w:p>
+    <w:p/>
+    <w:p>
+      <w:proofErr w:type="gramStart"/>
+      <w:r>
+        <w:t>This tools</w:t>
+      </w:r>
+      <w:proofErr w:type="gramEnd"/>
+      <w:r>
+        <w:t xml:space="preserve"> </w:t>
+      </w:r>
+      <w:proofErr w:type="gramStart"/>
+      <w:r>
+        <w:t>aggregates</w:t>
+      </w:r>
+      <w:proofErr w:type="gramEnd"/>
+      <w:r>
+        <w:t xml:space="preserve"> several EK manipulation tasks:</w:t>
       </w:r>
     </w:p>
     <w:p/>
@@ -13044,7 +14307,15 @@
         <w:t>Prints an EK certificate</w:t>
       </w:r>
       <w:r>
-        <w:t>.  This function is also integrated into nvread.</w:t>
+        <w:t xml:space="preserve">.  This function is also integrated into </w:t>
+      </w:r>
+      <w:proofErr w:type="spellStart"/>
+      <w:r>
+        <w:t>nvread</w:t>
+      </w:r>
+      <w:proofErr w:type="spellEnd"/>
+      <w:r>
+        <w:t>.</w:t>
       </w:r>
     </w:p>
     <w:p>
@@ -13066,16 +14337,34 @@
       <w:pPr>
         <w:pStyle w:val="Heading3"/>
       </w:pPr>
-      <w:bookmarkStart w:id="77" w:name="_Toc35934262"/>
+      <w:bookmarkStart w:id="81" w:name="_Toc35934262"/>
+      <w:proofErr w:type="spellStart"/>
       <w:r>
         <w:t>createekcert</w:t>
       </w:r>
-      <w:bookmarkEnd w:id="77"/>
-    </w:p>
-    <w:p/>
-    <w:p>
-      <w:r>
-        <w:t xml:space="preserve">This tools provisions an EK certificate </w:t>
+      <w:bookmarkEnd w:id="81"/>
+      <w:proofErr w:type="spellEnd"/>
+    </w:p>
+    <w:p/>
+    <w:p>
+      <w:r>
+        <w:t xml:space="preserve">This </w:t>
+      </w:r>
+      <w:proofErr w:type="gramStart"/>
+      <w:r>
+        <w:t>tools</w:t>
+      </w:r>
+      <w:proofErr w:type="gramEnd"/>
+      <w:r>
+        <w:t xml:space="preserve"> </w:t>
+      </w:r>
+      <w:proofErr w:type="gramStart"/>
+      <w:r>
+        <w:t>provisions</w:t>
+      </w:r>
+      <w:proofErr w:type="gramEnd"/>
+      <w:r>
+        <w:t xml:space="preserve"> an EK certificate </w:t>
       </w:r>
       <w:r>
         <w:t xml:space="preserve">in TPM NV </w:t>
@@ -13087,29 +14376,58 @@
     <w:p/>
     <w:p>
       <w:r>
-        <w:t>The EK is generated based on TCG standards.</w:t>
+        <w:t xml:space="preserve">The EK </w:t>
+      </w:r>
+      <w:proofErr w:type="gramStart"/>
+      <w:r>
+        <w:t>is generated</w:t>
+      </w:r>
+      <w:proofErr w:type="gramEnd"/>
+      <w:r>
+        <w:t xml:space="preserve"> based on TCG standards.</w:t>
       </w:r>
     </w:p>
     <w:p>
       <w:pPr>
         <w:pStyle w:val="Heading3"/>
       </w:pPr>
-      <w:bookmarkStart w:id="78" w:name="_Toc35934263"/>
+      <w:bookmarkStart w:id="82" w:name="_Toc35934263"/>
       <w:r>
         <w:t>tpm2pem</w:t>
       </w:r>
-      <w:bookmarkEnd w:id="78"/>
-    </w:p>
-    <w:p/>
-    <w:p>
-      <w:r>
-        <w:t>This tools converts an existing TPM format public key to PEM format.</w:t>
-      </w:r>
-    </w:p>
-    <w:p/>
-    <w:p>
-      <w:r>
-        <w:t>This function is also integrated into several tools, such as create, createprimary, createloaded, and readpublic.</w:t>
+      <w:bookmarkEnd w:id="82"/>
+    </w:p>
+    <w:p/>
+    <w:p>
+      <w:proofErr w:type="gramStart"/>
+      <w:r>
+        <w:t>This tools</w:t>
+      </w:r>
+      <w:proofErr w:type="gramEnd"/>
+      <w:r>
+        <w:t xml:space="preserve"> converts an existing TPM format public key to PEM format.</w:t>
+      </w:r>
+    </w:p>
+    <w:p/>
+    <w:p>
+      <w:r>
+        <w:t xml:space="preserve">This function is also integrated into several tools, such as create, </w:t>
+      </w:r>
+      <w:proofErr w:type="spellStart"/>
+      <w:r>
+        <w:t>createprimary</w:t>
+      </w:r>
+      <w:proofErr w:type="spellEnd"/>
+      <w:r>
+        <w:t xml:space="preserve">, createloaded, and </w:t>
+      </w:r>
+      <w:proofErr w:type="spellStart"/>
+      <w:r>
+        <w:t>readpublic</w:t>
+      </w:r>
+      <w:proofErr w:type="spellEnd"/>
+      <w:r>
+        <w:t>.</w:t>
       </w:r>
     </w:p>
     <w:p/>
@@ -13117,11 +14435,11 @@
       <w:pPr>
         <w:pStyle w:val="Heading2"/>
       </w:pPr>
-      <w:bookmarkStart w:id="79" w:name="_Toc35934264"/>
+      <w:bookmarkStart w:id="83" w:name="_Toc35934264"/>
       <w:r>
         <w:t>Event Logs</w:t>
       </w:r>
-      <w:bookmarkEnd w:id="79"/>
+      <w:bookmarkEnd w:id="83"/>
     </w:p>
     <w:p/>
     <w:p>
@@ -13145,20 +14463,27 @@
       <w:pPr>
         <w:pStyle w:val="Heading3"/>
       </w:pPr>
-      <w:bookmarkStart w:id="80" w:name="_Toc35934265"/>
+      <w:bookmarkStart w:id="84" w:name="_Toc35934265"/>
+      <w:proofErr w:type="spellStart"/>
       <w:r>
         <w:t>eventextend</w:t>
       </w:r>
-      <w:bookmarkEnd w:id="80"/>
-    </w:p>
-    <w:p/>
-    <w:p>
-      <w:r>
-        <w:t>This tool parse</w:t>
+      <w:bookmarkEnd w:id="84"/>
+      <w:proofErr w:type="spellEnd"/>
+    </w:p>
+    <w:p/>
+    <w:p>
+      <w:r>
+        <w:t xml:space="preserve">This tool </w:t>
+      </w:r>
+      <w:proofErr w:type="gramStart"/>
+      <w:r>
+        <w:t>parse</w:t>
       </w:r>
       <w:r>
         <w:t>s</w:t>
       </w:r>
+      <w:proofErr w:type="gramEnd"/>
       <w:r>
         <w:t xml:space="preserve"> a pre-OS </w:t>
       </w:r>
@@ -13178,7 +14503,15 @@
         </w:numPr>
       </w:pPr>
       <w:r>
-        <w:t xml:space="preserve">Extend the events into a TPM, simulating pre-OS </w:t>
+        <w:t xml:space="preserve">Extend the events into </w:t>
+      </w:r>
+      <w:proofErr w:type="gramStart"/>
+      <w:r>
+        <w:t>a TPM</w:t>
+      </w:r>
+      <w:proofErr w:type="gramEnd"/>
+      <w:r>
+        <w:t xml:space="preserve">, simulating pre-OS </w:t>
       </w:r>
       <w:r>
         <w:t>firmware</w:t>
@@ -13219,11 +14552,13 @@
       <w:pPr>
         <w:pStyle w:val="Heading3"/>
       </w:pPr>
-      <w:bookmarkStart w:id="81" w:name="_Toc35934266"/>
+      <w:bookmarkStart w:id="85" w:name="_Toc35934266"/>
+      <w:proofErr w:type="spellStart"/>
       <w:r>
         <w:t>imaextend</w:t>
       </w:r>
-      <w:bookmarkEnd w:id="81"/>
+      <w:bookmarkEnd w:id="85"/>
+      <w:proofErr w:type="spellEnd"/>
     </w:p>
     <w:p/>
     <w:p>
@@ -13294,11 +14629,11 @@
           <w:sz w:val="22"/>
         </w:rPr>
       </w:pPr>
-      <w:bookmarkStart w:id="82" w:name="_Toc3554834"/>
-      <w:bookmarkStart w:id="83" w:name="_Toc6495738"/>
-      <w:bookmarkStart w:id="84" w:name="_Toc35934267"/>
-      <w:bookmarkEnd w:id="82"/>
-      <w:bookmarkEnd w:id="83"/>
+      <w:bookmarkStart w:id="86" w:name="_Toc3554834"/>
+      <w:bookmarkStart w:id="87" w:name="_Toc6495738"/>
+      <w:bookmarkStart w:id="88" w:name="_Toc35934267"/>
+      <w:bookmarkEnd w:id="86"/>
+      <w:bookmarkEnd w:id="87"/>
       <w:r>
         <w:rPr>
           <w:spacing w:val="8"/>
@@ -13307,11 +14642,19 @@
         <w:lastRenderedPageBreak/>
         <w:t>Build</w:t>
       </w:r>
-      <w:bookmarkEnd w:id="84"/>
-    </w:p>
-    <w:p>
-      <w:r>
-        <w:t xml:space="preserve">The builds for Linux and Windows create the TSS shared object / dll and about </w:t>
+      <w:bookmarkEnd w:id="88"/>
+    </w:p>
+    <w:p>
+      <w:r>
+        <w:t xml:space="preserve">The builds for Linux and Windows create the TSS shared object / </w:t>
+      </w:r>
+      <w:proofErr w:type="spellStart"/>
+      <w:r>
+        <w:t>dll</w:t>
+      </w:r>
+      <w:proofErr w:type="spellEnd"/>
+      <w:r>
+        <w:t xml:space="preserve"> and about </w:t>
       </w:r>
       <w:r>
         <w:t>110</w:t>
@@ -13326,7 +14669,15 @@
     <w:p/>
     <w:p>
       <w:r>
-        <w:t>There are currently makefiles for common build options, listed later.</w:t>
+        <w:t xml:space="preserve">There are currently </w:t>
+      </w:r>
+      <w:proofErr w:type="spellStart"/>
+      <w:r>
+        <w:t>makefiles</w:t>
+      </w:r>
+      <w:proofErr w:type="spellEnd"/>
+      <w:r>
+        <w:t xml:space="preserve"> for common build options, listed later.</w:t>
       </w:r>
     </w:p>
     <w:p/>
@@ -13357,12 +14708,12 @@
       <w:pPr>
         <w:pStyle w:val="Heading2"/>
       </w:pPr>
-      <w:bookmarkStart w:id="85" w:name="_Toc35934268"/>
-      <w:bookmarkStart w:id="86" w:name="_Ref156904153"/>
+      <w:bookmarkStart w:id="89" w:name="_Toc35934268"/>
+      <w:bookmarkStart w:id="90" w:name="_Ref156904153"/>
       <w:r>
         <w:t>Build Options</w:t>
       </w:r>
-      <w:bookmarkEnd w:id="85"/>
+      <w:bookmarkEnd w:id="89"/>
     </w:p>
     <w:p/>
     <w:p>
@@ -13370,7 +14721,15 @@
         <w:t>Several</w:t>
       </w:r>
       <w:r>
-        <w:t xml:space="preserve"> compile time macros permit building a variation of the TSS library.  Features may be lost, but the tradeoff may be important in some environments.</w:t>
+        <w:t xml:space="preserve"> </w:t>
+      </w:r>
+      <w:proofErr w:type="gramStart"/>
+      <w:r>
+        <w:t>compile</w:t>
+      </w:r>
+      <w:proofErr w:type="gramEnd"/>
+      <w:r>
+        <w:t xml:space="preserve"> time macros permit building a variation of the TSS library.  Features may be lost, but the tradeoff may be important in some environments.</w:t>
       </w:r>
     </w:p>
     <w:p/>
@@ -13393,16 +14752,24 @@
       <w:pPr>
         <w:pStyle w:val="Heading3"/>
       </w:pPr>
-      <w:bookmarkStart w:id="87" w:name="_Toc35934269"/>
+      <w:bookmarkStart w:id="91" w:name="_Toc35934269"/>
       <w:r>
         <w:t>TPM_TPM20 and TPM_TPM12</w:t>
       </w:r>
-      <w:bookmarkEnd w:id="87"/>
-    </w:p>
-    <w:p/>
-    <w:p>
-      <w:r>
-        <w:t xml:space="preserve">Define one or both of these for a TSS that supports TPM 2.0 and/or TPM 1.2.  </w:t>
+      <w:bookmarkEnd w:id="91"/>
+    </w:p>
+    <w:p/>
+    <w:p>
+      <w:r>
+        <w:t xml:space="preserve">Define one or </w:t>
+      </w:r>
+      <w:proofErr w:type="gramStart"/>
+      <w:r>
+        <w:t>both of these</w:t>
+      </w:r>
+      <w:proofErr w:type="gramEnd"/>
+      <w:r>
+        <w:t xml:space="preserve"> for a TSS that supports TPM 2.0 and/or TPM 1.2.  </w:t>
       </w:r>
     </w:p>
     <w:p/>
@@ -13454,32 +14821,64 @@
       <w:pPr>
         <w:pStyle w:val="Heading3"/>
       </w:pPr>
-      <w:bookmarkStart w:id="88" w:name="_Toc35934270"/>
+      <w:bookmarkStart w:id="92" w:name="_Toc35934270"/>
       <w:r>
         <w:t>TPM_POSIX or TPM_WINDOWS</w:t>
       </w:r>
-      <w:bookmarkEnd w:id="88"/>
-    </w:p>
-    <w:p/>
-    <w:p>
-      <w:r>
-        <w:t>Define one of these for a POSIX (Linux, AIX, Raspian, zLinux, etc.) or Windows TSS.</w:t>
+      <w:bookmarkEnd w:id="92"/>
+    </w:p>
+    <w:p/>
+    <w:p>
+      <w:r>
+        <w:t xml:space="preserve">Define one of these for </w:t>
+      </w:r>
+      <w:proofErr w:type="gramStart"/>
+      <w:r>
+        <w:t>a POSIX</w:t>
+      </w:r>
+      <w:proofErr w:type="gramEnd"/>
+      <w:r>
+        <w:t xml:space="preserve"> (Linux, AIX, </w:t>
+      </w:r>
+      <w:proofErr w:type="spellStart"/>
+      <w:r>
+        <w:t>Raspian</w:t>
+      </w:r>
+      <w:proofErr w:type="spellEnd"/>
+      <w:r>
+        <w:t xml:space="preserve">, </w:t>
+      </w:r>
+      <w:proofErr w:type="spellStart"/>
+      <w:r>
+        <w:t>zLinux</w:t>
+      </w:r>
+      <w:proofErr w:type="spellEnd"/>
+      <w:r>
+        <w:t>, etc.) or Windows TSS.</w:t>
       </w:r>
     </w:p>
     <w:p>
       <w:pPr>
         <w:pStyle w:val="Heading3"/>
       </w:pPr>
-      <w:bookmarkStart w:id="89" w:name="_Toc35934271"/>
+      <w:bookmarkStart w:id="93" w:name="_Toc35934271"/>
       <w:r>
         <w:t>TPM_WINDOWS_TBSI</w:t>
       </w:r>
-      <w:bookmarkEnd w:id="89"/>
-    </w:p>
-    <w:p/>
-    <w:p>
-      <w:r>
-        <w:t>For Windows, compiles in hardware TPM support.</w:t>
+      <w:bookmarkEnd w:id="93"/>
+    </w:p>
+    <w:p/>
+    <w:p>
+      <w:r>
+        <w:t xml:space="preserve">For Windows, </w:t>
+      </w:r>
+      <w:proofErr w:type="gramStart"/>
+      <w:r>
+        <w:t>compiles</w:t>
+      </w:r>
+      <w:proofErr w:type="gramEnd"/>
+      <w:r>
+        <w:t xml:space="preserve"> in hardware TPM support.</w:t>
       </w:r>
     </w:p>
     <w:p/>
@@ -13492,21 +14891,21 @@
       <w:pPr>
         <w:pStyle w:val="Heading3"/>
       </w:pPr>
-      <w:bookmarkStart w:id="90" w:name="_Toc35934273"/>
-      <w:bookmarkStart w:id="91" w:name="_Toc35934274"/>
-      <w:bookmarkStart w:id="92" w:name="_Toc35934275"/>
-      <w:bookmarkStart w:id="93" w:name="_Toc35934276"/>
-      <w:bookmarkStart w:id="94" w:name="_Toc35934277"/>
-      <w:bookmarkStart w:id="95" w:name="_Toc35934278"/>
-      <w:bookmarkEnd w:id="90"/>
-      <w:bookmarkEnd w:id="91"/>
-      <w:bookmarkEnd w:id="92"/>
-      <w:bookmarkEnd w:id="93"/>
+      <w:bookmarkStart w:id="94" w:name="_Toc35934273"/>
+      <w:bookmarkStart w:id="95" w:name="_Toc35934274"/>
+      <w:bookmarkStart w:id="96" w:name="_Toc35934275"/>
+      <w:bookmarkStart w:id="97" w:name="_Toc35934276"/>
+      <w:bookmarkStart w:id="98" w:name="_Toc35934277"/>
+      <w:bookmarkStart w:id="99" w:name="_Toc35934278"/>
       <w:bookmarkEnd w:id="94"/>
+      <w:bookmarkEnd w:id="95"/>
+      <w:bookmarkEnd w:id="96"/>
+      <w:bookmarkEnd w:id="97"/>
+      <w:bookmarkEnd w:id="98"/>
       <w:r>
         <w:t>TPM_TSS_NOFILE</w:t>
       </w:r>
-      <w:bookmarkEnd w:id="95"/>
+      <w:bookmarkEnd w:id="99"/>
     </w:p>
     <w:p/>
     <w:p>
@@ -13562,18 +14961,26 @@
         </w:numPr>
       </w:pPr>
       <w:r>
-        <w:t>There are currently some fixed size arrays for transient object and session state.</w:t>
+        <w:t xml:space="preserve">There are currently some fixed size arrays for transient </w:t>
+      </w:r>
+      <w:proofErr w:type="gramStart"/>
+      <w:r>
+        <w:t>object</w:t>
+      </w:r>
+      <w:proofErr w:type="gramEnd"/>
+      <w:r>
+        <w:t xml:space="preserve"> and session state.</w:t>
       </w:r>
     </w:p>
     <w:p>
       <w:pPr>
         <w:pStyle w:val="Heading3"/>
       </w:pPr>
-      <w:bookmarkStart w:id="96" w:name="_Toc35934279"/>
+      <w:bookmarkStart w:id="100" w:name="_Toc35934279"/>
       <w:r>
         <w:t>TPM_TSS_NOCRYPTO</w:t>
       </w:r>
-      <w:bookmarkEnd w:id="96"/>
+      <w:bookmarkEnd w:id="100"/>
     </w:p>
     <w:p/>
     <w:p>
@@ -13631,7 +15038,7 @@
       <w:pPr>
         <w:pStyle w:val="Heading3"/>
       </w:pPr>
-      <w:bookmarkStart w:id="97" w:name="_Toc35934280"/>
+      <w:bookmarkStart w:id="101" w:name="_Toc35934280"/>
       <w:r>
         <w:t>TPM_</w:t>
       </w:r>
@@ -13641,7 +15048,7 @@
       <w:r>
         <w:t>NO_PRINT</w:t>
       </w:r>
-      <w:bookmarkEnd w:id="97"/>
+      <w:bookmarkEnd w:id="101"/>
     </w:p>
     <w:p/>
     <w:p>
@@ -13660,11 +15067,11 @@
       <w:pPr>
         <w:pStyle w:val="Heading3"/>
       </w:pPr>
-      <w:bookmarkStart w:id="98" w:name="_Toc35934281"/>
+      <w:bookmarkStart w:id="102" w:name="_Toc35934281"/>
       <w:r>
         <w:t>TPM_TSS_NOECC</w:t>
       </w:r>
-      <w:bookmarkEnd w:id="98"/>
+      <w:bookmarkEnd w:id="102"/>
     </w:p>
     <w:p/>
     <w:p>
@@ -13683,11 +15090,11 @@
       <w:pPr>
         <w:pStyle w:val="Heading3"/>
       </w:pPr>
-      <w:bookmarkStart w:id="99" w:name="_Toc35934282"/>
+      <w:bookmarkStart w:id="103" w:name="_Toc35934282"/>
       <w:r>
         <w:t>TPM_TSS_NORSA</w:t>
       </w:r>
-      <w:bookmarkEnd w:id="99"/>
+      <w:bookmarkEnd w:id="103"/>
     </w:p>
     <w:p/>
     <w:p>
@@ -13706,22 +15113,51 @@
       <w:pPr>
         <w:pStyle w:val="Heading3"/>
       </w:pPr>
-      <w:bookmarkStart w:id="100" w:name="_Toc35934283"/>
+      <w:bookmarkStart w:id="104" w:name="_Toc35934283"/>
       <w:r>
         <w:t>TPM_TSS_NOENV</w:t>
       </w:r>
-      <w:bookmarkEnd w:id="100"/>
-    </w:p>
-    <w:p/>
-    <w:p>
-      <w:r>
-        <w:t>Defining this macro builds a TSS that does not call the getenv() function.  This supports platforms that do not implement environment variables.</w:t>
-      </w:r>
-    </w:p>
-    <w:p/>
-    <w:p>
-      <w:r>
-        <w:t>The TSS properties still use defaults that can be changed at build time, and it still supports the TSS_SetProperty() function.</w:t>
+      <w:bookmarkEnd w:id="104"/>
+    </w:p>
+    <w:p/>
+    <w:p>
+      <w:r>
+        <w:t xml:space="preserve">Defining this macro builds a TSS that does not call the </w:t>
+      </w:r>
+      <w:proofErr w:type="spellStart"/>
+      <w:proofErr w:type="gramStart"/>
+      <w:r>
+        <w:t>getenv</w:t>
+      </w:r>
+      <w:proofErr w:type="spellEnd"/>
+      <w:r>
+        <w:t>(</w:t>
+      </w:r>
+      <w:proofErr w:type="gramEnd"/>
+      <w:r>
+        <w:t>) function.  This supports platforms that do not implement environment variables.</w:t>
+      </w:r>
+    </w:p>
+    <w:p/>
+    <w:p>
+      <w:r>
+        <w:t xml:space="preserve">The TSS properties still use defaults that can be changed at build time, and it still supports the </w:t>
+      </w:r>
+      <w:proofErr w:type="spellStart"/>
+      <w:r>
+        <w:t>TSS_</w:t>
+      </w:r>
+      <w:proofErr w:type="gramStart"/>
+      <w:r>
+        <w:t>SetProperty</w:t>
+      </w:r>
+      <w:proofErr w:type="spellEnd"/>
+      <w:r>
+        <w:t>(</w:t>
+      </w:r>
+      <w:proofErr w:type="gramEnd"/>
+      <w:r>
+        <w:t>) function.</w:t>
       </w:r>
     </w:p>
     <w:p/>
@@ -13729,15 +15165,15 @@
       <w:pPr>
         <w:pStyle w:val="Heading3"/>
       </w:pPr>
-      <w:bookmarkStart w:id="101" w:name="_Toc35934284"/>
-      <w:bookmarkStart w:id="102" w:name="_Toc35934285"/>
-      <w:bookmarkStart w:id="103" w:name="_Toc35934286"/>
-      <w:bookmarkEnd w:id="101"/>
-      <w:bookmarkEnd w:id="102"/>
+      <w:bookmarkStart w:id="105" w:name="_Toc35934284"/>
+      <w:bookmarkStart w:id="106" w:name="_Toc35934285"/>
+      <w:bookmarkStart w:id="107" w:name="_Toc35934286"/>
+      <w:bookmarkEnd w:id="105"/>
+      <w:bookmarkEnd w:id="106"/>
       <w:r>
         <w:t>TPM_NOSOCKET</w:t>
       </w:r>
-      <w:bookmarkEnd w:id="103"/>
+      <w:bookmarkEnd w:id="107"/>
     </w:p>
     <w:p/>
     <w:p>
@@ -13755,7 +15191,15 @@
         <w:t>TPM_INTERFACE_TYPE</w:t>
       </w:r>
       <w:r>
-        <w:t xml:space="preserve"> defaults to dev, not socsim.</w:t>
+        <w:t xml:space="preserve"> defaults to dev, not </w:t>
+      </w:r>
+      <w:proofErr w:type="spellStart"/>
+      <w:r>
+        <w:t>socsim</w:t>
+      </w:r>
+      <w:proofErr w:type="spellEnd"/>
+      <w:r>
+        <w:t>.</w:t>
       </w:r>
     </w:p>
     <w:p/>
@@ -13776,7 +15220,31 @@
     <w:p/>
     <w:p>
       <w:r>
-        <w:t>The main use for this macro is a Windows platform using mingw.  mingw does not apparently support the Tbsi interface.</w:t>
+        <w:t xml:space="preserve">The main use for this macro is a Windows platform using </w:t>
+      </w:r>
+      <w:proofErr w:type="spellStart"/>
+      <w:r>
+        <w:t>mingw</w:t>
+      </w:r>
+      <w:proofErr w:type="spellEnd"/>
+      <w:r>
+        <w:t xml:space="preserve">.  </w:t>
+      </w:r>
+      <w:proofErr w:type="spellStart"/>
+      <w:r>
+        <w:t>mingw</w:t>
+      </w:r>
+      <w:proofErr w:type="spellEnd"/>
+      <w:r>
+        <w:t xml:space="preserve"> does not apparently support the </w:t>
+      </w:r>
+      <w:proofErr w:type="spellStart"/>
+      <w:r>
+        <w:t>Tbsi</w:t>
+      </w:r>
+      <w:proofErr w:type="spellEnd"/>
+      <w:r>
+        <w:t xml:space="preserve"> interface.</w:t>
       </w:r>
     </w:p>
     <w:p/>
@@ -13784,14 +15252,14 @@
       <w:pPr>
         <w:pStyle w:val="Heading3"/>
       </w:pPr>
-      <w:bookmarkStart w:id="104" w:name="_Toc35934287"/>
+      <w:bookmarkStart w:id="108" w:name="_Toc35934287"/>
       <w:r>
         <w:t>TPM_TSS_</w:t>
       </w:r>
       <w:r>
         <w:t>NOCMDCHECK</w:t>
       </w:r>
-      <w:bookmarkEnd w:id="104"/>
+      <w:bookmarkEnd w:id="108"/>
     </w:p>
     <w:p/>
     <w:p>
@@ -13807,6 +15275,7 @@
     </w:p>
     <w:p/>
     <w:p>
+      <w:proofErr w:type="gramStart"/>
       <w:r>
         <w:t>This</w:t>
       </w:r>
@@ -13814,7 +15283,11 @@
         <w:t xml:space="preserve"> two </w:t>
       </w:r>
       <w:r>
-        <w:t>main use cases of this macro are:</w:t>
+        <w:t>main use cases of this macro</w:t>
+      </w:r>
+      <w:proofErr w:type="gramEnd"/>
+      <w:r>
+        <w:t xml:space="preserve"> are:</w:t>
       </w:r>
     </w:p>
     <w:p/>
@@ -13863,11 +15336,11 @@
       <w:pPr>
         <w:pStyle w:val="Heading3"/>
       </w:pPr>
-      <w:bookmarkStart w:id="105" w:name="_Toc35934288"/>
+      <w:bookmarkStart w:id="109" w:name="_Toc35934288"/>
       <w:r>
         <w:t>TPM_TSS_NODEPRECATED</w:t>
       </w:r>
-      <w:bookmarkEnd w:id="105"/>
+      <w:bookmarkEnd w:id="109"/>
     </w:p>
     <w:p/>
     <w:p>
@@ -13889,10 +15362,12 @@
       <w:pPr>
         <w:pStyle w:val="Heading3"/>
       </w:pPr>
-      <w:bookmarkStart w:id="106" w:name="_Toc35934289"/>
+      <w:bookmarkStart w:id="110" w:name="_Toc35934289"/>
+      <w:bookmarkStart w:id="111" w:name="_Ref201241396"/>
       <w:r>
         <w:t>TPM_TSS_NODEPRECATEDALGS</w:t>
       </w:r>
+      <w:bookmarkEnd w:id="111"/>
     </w:p>
     <w:p/>
     <w:p>
@@ -13911,6 +15386,11 @@
     </w:p>
     <w:p/>
     <w:p>
+      <w:pPr>
+        <w:rPr>
+          <w:ins w:id="112" w:author="Kenneth Goldman" w:date="2025-06-19T15:55:00Z"/>
+        </w:rPr>
+      </w:pPr>
       <w:r>
         <w:t>To skip those algorithms in the regression test,</w:t>
       </w:r>
@@ -13926,6 +15406,25 @@
       <w:r>
         <w:t>.</w:t>
       </w:r>
+    </w:p>
+    <w:p>
+      <w:pPr>
+        <w:rPr>
+          <w:ins w:id="113" w:author="Kenneth Goldman" w:date="2025-06-19T15:55:00Z"/>
+        </w:rPr>
+      </w:pPr>
+    </w:p>
+    <w:p>
+      <w:ins w:id="114" w:author="Kenneth Goldman" w:date="2025-06-19T15:55:00Z">
+        <w:r>
+          <w:t xml:space="preserve">This is required for the OpenSSL packaged with Fedora, </w:t>
+        </w:r>
+      </w:ins>
+      <w:ins w:id="115" w:author="Kenneth Goldman" w:date="2025-06-19T15:56:00Z">
+        <w:r>
+          <w:t>which removes SHA-1 support.</w:t>
+        </w:r>
+      </w:ins>
     </w:p>
     <w:p/>
     <w:p>
@@ -13936,7 +15435,7 @@
         <w:lastRenderedPageBreak/>
         <w:t>TPM_TSS_NUVOTON</w:t>
       </w:r>
-      <w:bookmarkEnd w:id="106"/>
+      <w:bookmarkEnd w:id="110"/>
     </w:p>
     <w:p/>
     <w:p>
@@ -13952,11 +15451,11 @@
       <w:pPr>
         <w:pStyle w:val="Heading2"/>
       </w:pPr>
-      <w:bookmarkStart w:id="107" w:name="_Toc35934290"/>
+      <w:bookmarkStart w:id="116" w:name="_Toc35934290"/>
       <w:r>
         <w:t>Directories</w:t>
       </w:r>
-      <w:bookmarkEnd w:id="107"/>
+      <w:bookmarkEnd w:id="116"/>
     </w:p>
     <w:p/>
     <w:p>
@@ -13993,8 +15492,13 @@
     </w:p>
     <w:p>
       <w:r>
-        <w:t>…/utils/regtests</w:t>
-      </w:r>
+        <w:t>…/utils/</w:t>
+      </w:r>
+      <w:proofErr w:type="spellStart"/>
+      <w:r>
+        <w:t>regtests</w:t>
+      </w:r>
+      <w:proofErr w:type="spellEnd"/>
       <w:r>
         <w:tab/>
         <w:t xml:space="preserve">TSS </w:t>
@@ -14084,8 +15588,13 @@
     </w:p>
     <w:p>
       <w:r>
-        <w:t>…/tpmutils</w:t>
-      </w:r>
+        <w:t>…/</w:t>
+      </w:r>
+      <w:proofErr w:type="spellStart"/>
+      <w:r>
+        <w:t>tpmutils</w:t>
+      </w:r>
+      <w:proofErr w:type="spellEnd"/>
       <w:r>
         <w:tab/>
       </w:r>
@@ -14103,8 +15612,13 @@
     <w:p/>
     <w:p>
       <w:r>
-        <w:t>To extract the tarball</w:t>
-      </w:r>
+        <w:t xml:space="preserve">To extract the </w:t>
+      </w:r>
+      <w:proofErr w:type="spellStart"/>
+      <w:r>
+        <w:t>tarball</w:t>
+      </w:r>
+      <w:proofErr w:type="spellEnd"/>
     </w:p>
     <w:p/>
     <w:p>
@@ -14114,20 +15628,33 @@
     </w:p>
     <w:p>
       <w:r>
-        <w:t>&gt; tar xvf ibmtssnnn.tar .</w:t>
-      </w:r>
+        <w:t xml:space="preserve">&gt; tar </w:t>
+      </w:r>
+      <w:proofErr w:type="spellStart"/>
+      <w:r>
+        <w:t>xvf</w:t>
+      </w:r>
+      <w:proofErr w:type="spellEnd"/>
+      <w:r>
+        <w:t xml:space="preserve"> </w:t>
+      </w:r>
+      <w:proofErr w:type="gramStart"/>
+      <w:r>
+        <w:t>ibmtssnnn.tar .</w:t>
+      </w:r>
+      <w:proofErr w:type="gramEnd"/>
     </w:p>
     <w:p/>
     <w:p>
       <w:pPr>
         <w:pStyle w:val="Heading2"/>
       </w:pPr>
-      <w:bookmarkStart w:id="108" w:name="_Toc35934291"/>
+      <w:bookmarkStart w:id="117" w:name="_Toc35934291"/>
       <w:r>
         <w:t>Linux</w:t>
       </w:r>
-      <w:bookmarkEnd w:id="86"/>
-      <w:bookmarkEnd w:id="108"/>
+      <w:bookmarkEnd w:id="90"/>
+      <w:bookmarkEnd w:id="117"/>
     </w:p>
     <w:p/>
     <w:p>
@@ -14171,7 +15698,15 @@
     <w:p>
       <w:r>
         <w:tab/>
-        <w:t>Note:  Linux builds must have TPM_POSIX defined.</w:t>
+        <w:t>Note</w:t>
+      </w:r>
+      <w:proofErr w:type="gramStart"/>
+      <w:r>
+        <w:t>:  Linux</w:t>
+      </w:r>
+      <w:proofErr w:type="gramEnd"/>
+      <w:r>
+        <w:t xml:space="preserve"> builds must have TPM_POSIX defined.</w:t>
       </w:r>
     </w:p>
     <w:p/>
@@ -14225,13 +15760,29 @@
     <w:p/>
     <w:p>
       <w:r>
-        <w:t>&gt; chmod 777 /dev/tpm0</w:t>
-      </w:r>
-    </w:p>
-    <w:p/>
-    <w:p>
-      <w:r>
-        <w:t>or run as root or sudo.</w:t>
+        <w:t xml:space="preserve">&gt; </w:t>
+      </w:r>
+      <w:proofErr w:type="spellStart"/>
+      <w:r>
+        <w:t>chmod</w:t>
+      </w:r>
+      <w:proofErr w:type="spellEnd"/>
+      <w:r>
+        <w:t xml:space="preserve"> 777 /dev/tpm0</w:t>
+      </w:r>
+    </w:p>
+    <w:p/>
+    <w:p>
+      <w:r>
+        <w:t xml:space="preserve">or run as root or </w:t>
+      </w:r>
+      <w:proofErr w:type="spellStart"/>
+      <w:r>
+        <w:t>sudo</w:t>
+      </w:r>
+      <w:proofErr w:type="spellEnd"/>
+      <w:r>
+        <w:t>.</w:t>
       </w:r>
     </w:p>
     <w:p/>
@@ -14239,12 +15790,12 @@
       <w:pPr>
         <w:pStyle w:val="Heading2"/>
       </w:pPr>
-      <w:bookmarkStart w:id="109" w:name="_Toc35934292"/>
+      <w:bookmarkStart w:id="118" w:name="_Toc35934292"/>
       <w:r>
         <w:lastRenderedPageBreak/>
         <w:t>Windows</w:t>
       </w:r>
-      <w:bookmarkEnd w:id="109"/>
+      <w:bookmarkEnd w:id="118"/>
     </w:p>
     <w:p/>
     <w:p>
@@ -14321,7 +15872,23 @@
     <w:p/>
     <w:p>
       <w:r>
-        <w:t>If you chose not to install OpenSSL in this location, you must fix the build paths.  In other words, use the recommended location.</w:t>
+        <w:t xml:space="preserve">If you </w:t>
+      </w:r>
+      <w:proofErr w:type="gramStart"/>
+      <w:r>
+        <w:t>chose</w:t>
+      </w:r>
+      <w:proofErr w:type="gramEnd"/>
+      <w:r>
+        <w:t xml:space="preserve"> not to install OpenSSL in this location, you must fix the </w:t>
+      </w:r>
+      <w:proofErr w:type="gramStart"/>
+      <w:r>
+        <w:t>build</w:t>
+      </w:r>
+      <w:proofErr w:type="gramEnd"/>
+      <w:r>
+        <w:t xml:space="preserve"> paths.  In other words, use the recommended location.</w:t>
       </w:r>
     </w:p>
     <w:p/>
@@ -14342,7 +15909,15 @@
     <w:p/>
     <w:p>
       <w:r>
-        <w:t>Note:  Windows builds must have TPM_WINDOWS defined.</w:t>
+        <w:t>Note</w:t>
+      </w:r>
+      <w:proofErr w:type="gramStart"/>
+      <w:r>
+        <w:t>:  Windows</w:t>
+      </w:r>
+      <w:proofErr w:type="gramEnd"/>
+      <w:r>
+        <w:t xml:space="preserve"> builds must have TPM_WINDOWS defined.</w:t>
       </w:r>
     </w:p>
     <w:p/>
@@ -14394,16 +15969,24 @@
       <w:pPr>
         <w:pStyle w:val="Heading3"/>
       </w:pPr>
-      <w:bookmarkStart w:id="110" w:name="_Toc35934293"/>
+      <w:bookmarkStart w:id="119" w:name="_Toc35934293"/>
       <w:r>
         <w:t>Windows gcc</w:t>
       </w:r>
-      <w:bookmarkEnd w:id="110"/>
-    </w:p>
-    <w:p/>
-    <w:p>
-      <w:r>
-        <w:t>A mingw (Minimalist GNU for Windows) makefile.mak is included.</w:t>
+      <w:bookmarkEnd w:id="119"/>
+    </w:p>
+    <w:p/>
+    <w:p>
+      <w:r>
+        <w:t xml:space="preserve">A </w:t>
+      </w:r>
+      <w:proofErr w:type="spellStart"/>
+      <w:r>
+        <w:t>mingw</w:t>
+      </w:r>
+      <w:proofErr w:type="spellEnd"/>
+      <w:r>
+        <w:t xml:space="preserve"> (Minimalist GNU for Windows) makefile.mak is included.</w:t>
       </w:r>
     </w:p>
     <w:p/>
@@ -14420,8 +16003,13 @@
           <w:numId w:val="26"/>
         </w:numPr>
       </w:pPr>
-      <w:r>
-        <w:t>mingw does not seem compatible with the Windows 10</w:t>
+      <w:proofErr w:type="spellStart"/>
+      <w:r>
+        <w:t>mingw</w:t>
+      </w:r>
+      <w:proofErr w:type="spellEnd"/>
+      <w:r>
+        <w:t xml:space="preserve"> does not seem compatible with the Windows 10</w:t>
       </w:r>
       <w:r>
         <w:t>/11</w:t>
@@ -14433,7 +16021,15 @@
         <w:t>Thus,</w:t>
       </w:r>
       <w:r>
-        <w:t xml:space="preserve"> the build does not have hardware TPM support.</w:t>
+        <w:t xml:space="preserve"> the </w:t>
+      </w:r>
+      <w:proofErr w:type="gramStart"/>
+      <w:r>
+        <w:t>build</w:t>
+      </w:r>
+      <w:proofErr w:type="gramEnd"/>
+      <w:r>
+        <w:t xml:space="preserve"> does not have hardware TPM support.</w:t>
       </w:r>
     </w:p>
     <w:p>
@@ -14457,9 +16053,11 @@
       <w:r>
         <w:t xml:space="preserve"> </w:t>
       </w:r>
+      <w:proofErr w:type="gramStart"/>
       <w:r>
         <w:t>is</w:t>
       </w:r>
+      <w:proofErr w:type="gramEnd"/>
       <w:r>
         <w:t xml:space="preserve"> welcome.</w:t>
       </w:r>
@@ -14480,36 +16078,36 @@
       <w:pPr>
         <w:pStyle w:val="Heading3"/>
       </w:pPr>
-      <w:bookmarkStart w:id="111" w:name="_Toc26799912"/>
-      <w:bookmarkStart w:id="112" w:name="_Toc35934294"/>
-      <w:bookmarkStart w:id="113" w:name="_Toc26799913"/>
-      <w:bookmarkStart w:id="114" w:name="_Toc35934295"/>
-      <w:bookmarkStart w:id="115" w:name="_Toc26799914"/>
-      <w:bookmarkStart w:id="116" w:name="_Toc35934296"/>
-      <w:bookmarkStart w:id="117" w:name="_Toc26799915"/>
-      <w:bookmarkStart w:id="118" w:name="_Toc35934297"/>
-      <w:bookmarkStart w:id="119" w:name="_Toc26799916"/>
-      <w:bookmarkStart w:id="120" w:name="_Toc35934298"/>
-      <w:bookmarkStart w:id="121" w:name="_Toc26799917"/>
-      <w:bookmarkStart w:id="122" w:name="_Toc35934299"/>
-      <w:bookmarkStart w:id="123" w:name="_Toc35934300"/>
-      <w:bookmarkEnd w:id="111"/>
-      <w:bookmarkEnd w:id="112"/>
-      <w:bookmarkEnd w:id="113"/>
-      <w:bookmarkEnd w:id="114"/>
-      <w:bookmarkEnd w:id="115"/>
-      <w:bookmarkEnd w:id="116"/>
-      <w:bookmarkEnd w:id="117"/>
-      <w:bookmarkEnd w:id="118"/>
-      <w:bookmarkEnd w:id="119"/>
+      <w:bookmarkStart w:id="120" w:name="_Toc26799912"/>
+      <w:bookmarkStart w:id="121" w:name="_Toc35934294"/>
+      <w:bookmarkStart w:id="122" w:name="_Toc26799913"/>
+      <w:bookmarkStart w:id="123" w:name="_Toc35934295"/>
+      <w:bookmarkStart w:id="124" w:name="_Toc26799914"/>
+      <w:bookmarkStart w:id="125" w:name="_Toc35934296"/>
+      <w:bookmarkStart w:id="126" w:name="_Toc26799915"/>
+      <w:bookmarkStart w:id="127" w:name="_Toc35934297"/>
+      <w:bookmarkStart w:id="128" w:name="_Toc26799916"/>
+      <w:bookmarkStart w:id="129" w:name="_Toc35934298"/>
+      <w:bookmarkStart w:id="130" w:name="_Toc26799917"/>
+      <w:bookmarkStart w:id="131" w:name="_Toc35934299"/>
+      <w:bookmarkStart w:id="132" w:name="_Toc35934300"/>
       <w:bookmarkEnd w:id="120"/>
       <w:bookmarkEnd w:id="121"/>
       <w:bookmarkEnd w:id="122"/>
+      <w:bookmarkEnd w:id="123"/>
+      <w:bookmarkEnd w:id="124"/>
+      <w:bookmarkEnd w:id="125"/>
+      <w:bookmarkEnd w:id="126"/>
+      <w:bookmarkEnd w:id="127"/>
+      <w:bookmarkEnd w:id="128"/>
+      <w:bookmarkEnd w:id="129"/>
+      <w:bookmarkEnd w:id="130"/>
+      <w:bookmarkEnd w:id="131"/>
       <w:r>
         <w:lastRenderedPageBreak/>
         <w:t>Windows Visual Studio</w:t>
       </w:r>
-      <w:bookmarkEnd w:id="123"/>
+      <w:bookmarkEnd w:id="132"/>
     </w:p>
     <w:p/>
     <w:p>
@@ -14520,13 +16118,29 @@
         <w:t>22</w:t>
       </w:r>
       <w:r>
-        <w:t xml:space="preserve"> Solution is </w:t>
+        <w:t xml:space="preserve"> Solution </w:t>
+      </w:r>
+      <w:proofErr w:type="gramStart"/>
+      <w:r>
+        <w:t xml:space="preserve">is </w:t>
       </w:r>
       <w:r>
         <w:t>at</w:t>
       </w:r>
       <w:r>
-        <w:t xml:space="preserve">…/tpmutils/tpmutils.sln.  </w:t>
+        <w:t>…/</w:t>
+      </w:r>
+      <w:proofErr w:type="spellStart"/>
+      <w:r>
+        <w:t>tpmutils</w:t>
+      </w:r>
+      <w:proofErr w:type="spellEnd"/>
+      <w:r>
+        <w:t>/tpmutils.sln</w:t>
+      </w:r>
+      <w:proofErr w:type="gramEnd"/>
+      <w:r>
+        <w:t xml:space="preserve">.  </w:t>
       </w:r>
     </w:p>
     <w:p/>
@@ -14558,7 +16172,15 @@
     <w:p/>
     <w:p>
       <w:r>
-        <w:t>For other versions of Visual Studio, these build options may work.  They have not been tested.</w:t>
+        <w:t xml:space="preserve">For other versions of Visual Studio, these </w:t>
+      </w:r>
+      <w:proofErr w:type="gramStart"/>
+      <w:r>
+        <w:t>build</w:t>
+      </w:r>
+      <w:proofErr w:type="gramEnd"/>
+      <w:r>
+        <w:t xml:space="preserve"> options may work.  They have not been tested.</w:t>
       </w:r>
     </w:p>
     <w:p/>
@@ -14573,7 +16195,15 @@
         <w:ind w:firstLine="720"/>
       </w:pPr>
       <w:r>
-        <w:t>Debug: tpmutils/CommonPropoerties64.props</w:t>
+        <w:t xml:space="preserve">Debug: </w:t>
+      </w:r>
+      <w:proofErr w:type="spellStart"/>
+      <w:r>
+        <w:t>tpmutils</w:t>
+      </w:r>
+      <w:proofErr w:type="spellEnd"/>
+      <w:r>
+        <w:t>/CommonPropoerties64.props</w:t>
       </w:r>
     </w:p>
     <w:p>
@@ -14581,7 +16211,15 @@
         <w:ind w:firstLine="720"/>
       </w:pPr>
       <w:r>
-        <w:t>Release: tpmutils/CommonProperties64Release.props</w:t>
+        <w:t xml:space="preserve">Release: </w:t>
+      </w:r>
+      <w:proofErr w:type="spellStart"/>
+      <w:r>
+        <w:t>tpmutils</w:t>
+      </w:r>
+      <w:proofErr w:type="spellEnd"/>
+      <w:r>
+        <w:t>/CommonProperties64Release.props</w:t>
       </w:r>
     </w:p>
     <w:p/>
@@ -14609,7 +16247,15 @@
     <w:p/>
     <w:p>
       <w:r>
-        <w:t>c:/program files/openssl/include;../../utils/</w:t>
+        <w:t>c:/program files/openssl/</w:t>
+      </w:r>
+      <w:proofErr w:type="gramStart"/>
+      <w:r>
+        <w:t>include;../..</w:t>
+      </w:r>
+      <w:proofErr w:type="gramEnd"/>
+      <w:r>
+        <w:t>/utils/</w:t>
       </w:r>
     </w:p>
     <w:p/>
@@ -14621,19 +16267,67 @@
     <w:p/>
     <w:p>
       <w:r>
-        <w:t>TPM_WINDOWS</w:t>
-      </w:r>
-      <w:r>
-        <w:t>;TPM_TPM20;_CRT_SECURE_NO_WARNINGS;_WINSOCK_</w:t>
-      </w:r>
-      <w:r>
-        <w:t>DEPRECATED_NO_WARNINGS;TPM_ENCRYPT_SESSIONS_DEFAULT="0";TPM_WINDOWS_TBSI</w:t>
+        <w:t>TPM_</w:t>
+      </w:r>
+      <w:proofErr w:type="gramStart"/>
+      <w:r>
+        <w:t>WINDOWS</w:t>
+      </w:r>
+      <w:r>
+        <w:t>;TPM</w:t>
+      </w:r>
+      <w:proofErr w:type="gramEnd"/>
+      <w:r>
+        <w:t>_TPM</w:t>
+      </w:r>
+      <w:proofErr w:type="gramStart"/>
+      <w:r>
+        <w:t>20;_</w:t>
+      </w:r>
+      <w:proofErr w:type="gramEnd"/>
+      <w:r>
+        <w:t>CRT_SECURE_NO_</w:t>
+      </w:r>
+      <w:proofErr w:type="gramStart"/>
+      <w:r>
+        <w:t>WARNINGS;_</w:t>
+      </w:r>
+      <w:proofErr w:type="gramEnd"/>
+      <w:r>
+        <w:t>WINSOCK_</w:t>
+      </w:r>
+      <w:r>
+        <w:t>DEPRECATED_NO_</w:t>
+      </w:r>
+      <w:proofErr w:type="gramStart"/>
+      <w:r>
+        <w:t>WARNINGS;TPM</w:t>
+      </w:r>
+      <w:proofErr w:type="gramEnd"/>
+      <w:r>
+        <w:t>_ENCRYPT_SESSIONS_DEFAULT="0</w:t>
+      </w:r>
+      <w:proofErr w:type="gramStart"/>
+      <w:r>
+        <w:t>";TPM</w:t>
+      </w:r>
+      <w:proofErr w:type="gramEnd"/>
+      <w:r>
+        <w:t>_WINDOWS_</w:t>
+      </w:r>
+      <w:proofErr w:type="gramStart"/>
+      <w:r>
+        <w:t>TBSI</w:t>
       </w:r>
       <w:r>
         <w:t>;</w:t>
       </w:r>
       <w:r>
-        <w:t>_WIN8</w:t>
+        <w:t>_</w:t>
+      </w:r>
+      <w:proofErr w:type="gramEnd"/>
+      <w:r>
+        <w:t>WIN8</w:t>
       </w:r>
       <w:r>
         <w:t>;</w:t>
@@ -14695,7 +16389,15 @@
     <w:p/>
     <w:p>
       <w:r>
-        <w:t>The dll remains in the bin directory, so the gcc makefile.mak is</w:t>
+        <w:t xml:space="preserve">The </w:t>
+      </w:r>
+      <w:proofErr w:type="spellStart"/>
+      <w:r>
+        <w:t>dll</w:t>
+      </w:r>
+      <w:proofErr w:type="spellEnd"/>
+      <w:r>
+        <w:t xml:space="preserve"> remains in the bin directory, so the gcc makefile.mak is</w:t>
       </w:r>
     </w:p>
     <w:p>
@@ -14762,8 +16464,13 @@
         <w:ind w:firstLine="720"/>
       </w:pPr>
       <w:r>
-        <w:t>c:\program files\openssl\lib\vc</w:t>
-      </w:r>
+        <w:t>c:\program files\openssl\lib\</w:t>
+      </w:r>
+      <w:proofErr w:type="spellStart"/>
+      <w:r>
+        <w:t>vc</w:t>
+      </w:r>
+      <w:proofErr w:type="spellEnd"/>
     </w:p>
     <w:p/>
     <w:p>
@@ -14804,15 +16511,36 @@
         <w:ind w:firstLine="720"/>
       </w:pPr>
       <w:r>
-        <w:t>Debug   c:\program files\openssl\lib\vc\x64\MDd</w:t>
-      </w:r>
+        <w:t>Debug   c:\program files\openssl\lib\</w:t>
+      </w:r>
+      <w:proofErr w:type="spellStart"/>
+      <w:r>
+        <w:t>vc</w:t>
+      </w:r>
+      <w:proofErr w:type="spellEnd"/>
+      <w:r>
+        <w:t>\x64\</w:t>
+      </w:r>
+      <w:proofErr w:type="spellStart"/>
+      <w:r>
+        <w:t>MDd</w:t>
+      </w:r>
+      <w:proofErr w:type="spellEnd"/>
     </w:p>
     <w:p>
       <w:pPr>
         <w:ind w:firstLine="720"/>
       </w:pPr>
       <w:r>
-        <w:t>Release c:\program files\openssl\lib\vc\x64\MD</w:t>
+        <w:t>Release c:\program files\openssl\lib\</w:t>
+      </w:r>
+      <w:proofErr w:type="spellStart"/>
+      <w:r>
+        <w:t>vc</w:t>
+      </w:r>
+      <w:proofErr w:type="spellEnd"/>
+      <w:r>
+        <w:t>\x64\MD</w:t>
       </w:r>
     </w:p>
     <w:p/>
@@ -14821,21 +16549,29 @@
       <w:pPr>
         <w:pStyle w:val="Heading2"/>
       </w:pPr>
-      <w:bookmarkStart w:id="124" w:name="_Toc432519259"/>
-      <w:bookmarkStart w:id="125" w:name="_Toc432519260"/>
-      <w:bookmarkStart w:id="126" w:name="_Ref154678203"/>
-      <w:bookmarkStart w:id="127" w:name="_Toc35934302"/>
-      <w:bookmarkEnd w:id="124"/>
-      <w:bookmarkEnd w:id="125"/>
+      <w:bookmarkStart w:id="133" w:name="_Toc432519259"/>
+      <w:bookmarkStart w:id="134" w:name="_Toc432519260"/>
+      <w:bookmarkStart w:id="135" w:name="_Ref154678203"/>
+      <w:bookmarkStart w:id="136" w:name="_Toc35934302"/>
+      <w:bookmarkEnd w:id="133"/>
+      <w:bookmarkEnd w:id="134"/>
       <w:r>
         <w:t>Regression Test</w:t>
       </w:r>
-      <w:bookmarkEnd w:id="126"/>
-    </w:p>
-    <w:p/>
-    <w:p>
-      <w:r>
-        <w:t xml:space="preserve">After building for Windows or Linux, run the regression test against a running simulator.  </w:t>
+      <w:bookmarkEnd w:id="135"/>
+    </w:p>
+    <w:p/>
+    <w:p>
+      <w:r>
+        <w:t xml:space="preserve">After </w:t>
+      </w:r>
+      <w:proofErr w:type="gramStart"/>
+      <w:r>
+        <w:t>building for</w:t>
+      </w:r>
+      <w:proofErr w:type="gramEnd"/>
+      <w:r>
+        <w:t xml:space="preserve"> Windows or Linux, run the regression test against a running simulator.  </w:t>
       </w:r>
     </w:p>
     <w:p/>
@@ -14866,7 +16602,23 @@
           <w:b/>
           <w:color w:val="FF0000"/>
         </w:rPr>
-        <w:t xml:space="preserve"> run against a hardware TPM</w:t>
+        <w:t xml:space="preserve"> run against </w:t>
+      </w:r>
+      <w:proofErr w:type="gramStart"/>
+      <w:r>
+        <w:rPr>
+          <w:b/>
+          <w:color w:val="FF0000"/>
+        </w:rPr>
+        <w:t>a hardware</w:t>
+      </w:r>
+      <w:proofErr w:type="gramEnd"/>
+      <w:r>
+        <w:rPr>
+          <w:b/>
+          <w:color w:val="FF0000"/>
+        </w:rPr>
+        <w:t xml:space="preserve"> TPM</w:t>
       </w:r>
       <w:r>
         <w:t xml:space="preserve">, since the platform firmware will have set the platform authorization.   There are likely to be other errors due to protected or unsupported TPM features.  </w:t>
@@ -14890,6 +16642,7 @@
     </w:p>
     <w:p/>
     <w:p>
+      <w:proofErr w:type="gramStart"/>
       <w:r>
         <w:rPr>
           <w:b/>
@@ -14899,7 +16652,11 @@
         <w:t>Windows</w:t>
       </w:r>
       <w:r>
-        <w:t>, takes about 15 minutes:</w:t>
+        <w:t>,</w:t>
+      </w:r>
+      <w:proofErr w:type="gramEnd"/>
+      <w:r>
+        <w:t xml:space="preserve"> takes about 15 minutes:</w:t>
       </w:r>
     </w:p>
     <w:p/>
@@ -14932,14 +16689,46 @@
         <w:ind w:firstLine="720"/>
       </w:pPr>
       <w:r>
-        <w:t>See CoreUtils and DiffUtils.</w:t>
+        <w:t xml:space="preserve">See </w:t>
+      </w:r>
+      <w:proofErr w:type="spellStart"/>
+      <w:r>
+        <w:t>CoreUtils</w:t>
+      </w:r>
+      <w:proofErr w:type="spellEnd"/>
+      <w:r>
+        <w:t xml:space="preserve"> and </w:t>
+      </w:r>
+      <w:proofErr w:type="spellStart"/>
+      <w:r>
+        <w:t>DiffUtils</w:t>
+      </w:r>
+      <w:proofErr w:type="spellEnd"/>
+      <w:r>
+        <w:t>.</w:t>
       </w:r>
     </w:p>
     <w:p/>
     <w:p>
       <w:r>
         <w:lastRenderedPageBreak/>
-        <w:t xml:space="preserve">The regression test script defaults to the executables being in the same directory as the script, …/tpm2/utils.  This is correct for the gcc build, but not for the Visual Studio build.  To point to those executables, set this environment variable.  </w:t>
+        <w:t xml:space="preserve">The regression test script defaults to the executables being in the same directory as the script, …/tpm2/utils.  This is correct for the </w:t>
+      </w:r>
+      <w:proofErr w:type="gramStart"/>
+      <w:r>
+        <w:t>gcc</w:t>
+      </w:r>
+      <w:proofErr w:type="gramEnd"/>
+      <w:r>
+        <w:t xml:space="preserve"> build, but not for the Visual Studio build.  To point </w:t>
+      </w:r>
+      <w:proofErr w:type="gramStart"/>
+      <w:r>
+        <w:t>to</w:t>
+      </w:r>
+      <w:proofErr w:type="gramEnd"/>
+      <w:r>
+        <w:t xml:space="preserve"> those executables, set this environment variable.  </w:t>
       </w:r>
       <w:r>
         <w:rPr>
@@ -14954,22 +16743,62 @@
     <w:p/>
     <w:p>
       <w:r>
-        <w:t>&gt; set TPM_EXE_PATH=..\tpmutils\x64\Debug\</w:t>
-      </w:r>
-    </w:p>
-    <w:p>
-      <w:r>
-        <w:t>&gt; set TPM_EXE_PATH=..\tpmutils\x64\Release\</w:t>
-      </w:r>
-    </w:p>
-    <w:p/>
-    <w:p>
-      <w:r>
-        <w:t>&gt; reg,bat</w:t>
-      </w:r>
-    </w:p>
-    <w:p/>
-    <w:p>
+        <w:t>&gt; set TPM_EXE_PATH</w:t>
+      </w:r>
+      <w:proofErr w:type="gramStart"/>
+      <w:r>
+        <w:t>=..</w:t>
+      </w:r>
+      <w:proofErr w:type="gramEnd"/>
+      <w:r>
+        <w:t>\</w:t>
+      </w:r>
+      <w:proofErr w:type="spellStart"/>
+      <w:r>
+        <w:t>tpmutils</w:t>
+      </w:r>
+      <w:proofErr w:type="spellEnd"/>
+      <w:r>
+        <w:t>\x64\Debug\</w:t>
+      </w:r>
+    </w:p>
+    <w:p>
+      <w:r>
+        <w:t>&gt; set TPM_EXE_PATH</w:t>
+      </w:r>
+      <w:proofErr w:type="gramStart"/>
+      <w:r>
+        <w:t>=..</w:t>
+      </w:r>
+      <w:proofErr w:type="gramEnd"/>
+      <w:r>
+        <w:t>\</w:t>
+      </w:r>
+      <w:proofErr w:type="spellStart"/>
+      <w:r>
+        <w:t>tpmutils</w:t>
+      </w:r>
+      <w:proofErr w:type="spellEnd"/>
+      <w:r>
+        <w:t>\x64\Release\</w:t>
+      </w:r>
+    </w:p>
+    <w:p/>
+    <w:p>
+      <w:r>
+        <w:t xml:space="preserve">&gt; </w:t>
+      </w:r>
+      <w:proofErr w:type="spellStart"/>
+      <w:proofErr w:type="gramStart"/>
+      <w:r>
+        <w:t>reg,bat</w:t>
+      </w:r>
+      <w:proofErr w:type="spellEnd"/>
+      <w:proofErr w:type="gramEnd"/>
+    </w:p>
+    <w:p/>
+    <w:p>
+      <w:proofErr w:type="gramStart"/>
       <w:r>
         <w:rPr>
           <w:b/>
@@ -14979,7 +16808,11 @@
         <w:t>Linux</w:t>
       </w:r>
       <w:r>
-        <w:t>, takes about 5 minutes:</w:t>
+        <w:t>,</w:t>
+      </w:r>
+      <w:proofErr w:type="gramEnd"/>
+      <w:r>
+        <w:t xml:space="preserve"> takes about 5 minutes:</w:t>
       </w:r>
     </w:p>
     <w:p/>
@@ -15054,7 +16887,7 @@
       <w:r>
         <w:t>Mac</w:t>
       </w:r>
-      <w:bookmarkEnd w:id="127"/>
+      <w:bookmarkEnd w:id="136"/>
     </w:p>
     <w:p/>
     <w:p>
@@ -15116,7 +16949,23 @@
         <w:ind w:left="360"/>
       </w:pPr>
       <w:r>
-        <w:t>PATH=/usr/local/Cellar/openssl/1.0.2m/bin/:$PATH</w:t>
+        <w:t>PATH=/</w:t>
+      </w:r>
+      <w:proofErr w:type="spellStart"/>
+      <w:r>
+        <w:t>usr</w:t>
+      </w:r>
+      <w:proofErr w:type="spellEnd"/>
+      <w:r>
+        <w:t>/local/Cellar/openssl/1.0.2m/bin</w:t>
+      </w:r>
+      <w:proofErr w:type="gramStart"/>
+      <w:r>
+        <w:t>/:$</w:t>
+      </w:r>
+      <w:proofErr w:type="gramEnd"/>
+      <w:r>
+        <w:t>PATH</w:t>
       </w:r>
     </w:p>
     <w:p>
@@ -15124,7 +16973,23 @@
         <w:ind w:left="360"/>
       </w:pPr>
       <w:r>
-        <w:t>PATH=/usr/local/Cellar/gawk/4.2.0/bin/:$PATH</w:t>
+        <w:t>PATH=/</w:t>
+      </w:r>
+      <w:proofErr w:type="spellStart"/>
+      <w:r>
+        <w:t>usr</w:t>
+      </w:r>
+      <w:proofErr w:type="spellEnd"/>
+      <w:r>
+        <w:t>/local/Cellar/gawk/4.2.0/bin</w:t>
+      </w:r>
+      <w:proofErr w:type="gramStart"/>
+      <w:r>
+        <w:t>/:$</w:t>
+      </w:r>
+      <w:proofErr w:type="gramEnd"/>
+      <w:r>
+        <w:t>PATH</w:t>
       </w:r>
     </w:p>
     <w:p/>
@@ -15153,17 +17018,25 @@
       <w:pPr>
         <w:pStyle w:val="Heading2"/>
       </w:pPr>
-      <w:bookmarkStart w:id="128" w:name="_Toc35934303"/>
+      <w:bookmarkStart w:id="137" w:name="_Toc35934303"/>
       <w:r>
         <w:t>AIX</w:t>
       </w:r>
-      <w:bookmarkEnd w:id="128"/>
+      <w:bookmarkEnd w:id="137"/>
     </w:p>
     <w:p/>
     <w:p>
       <w:r>
         <w:lastRenderedPageBreak/>
-        <w:t>Use gnu make (gmake), not make.</w:t>
+        <w:t>Use gnu make (</w:t>
+      </w:r>
+      <w:proofErr w:type="spellStart"/>
+      <w:r>
+        <w:t>gmake</w:t>
+      </w:r>
+      <w:proofErr w:type="spellEnd"/>
+      <w:r>
+        <w:t>), not make.</w:t>
       </w:r>
     </w:p>
     <w:p/>
@@ -15182,20 +17055,35 @@
       <w:r>
         <w:t xml:space="preserve">&gt; </w:t>
       </w:r>
+      <w:proofErr w:type="spellStart"/>
       <w:r>
         <w:t>g</w:t>
       </w:r>
       <w:r>
         <w:t>make</w:t>
       </w:r>
-      <w:r>
-        <w:t xml:space="preserve"> -f makefile.aix</w:t>
-      </w:r>
-    </w:p>
-    <w:p/>
-    <w:p>
-      <w:r>
-        <w:t xml:space="preserve">After building, run the regression test against a running Microsoft simulator.  -h gives help.  Since the TPM simulator does not run on AIX yet, set the </w:t>
+      <w:proofErr w:type="spellEnd"/>
+      <w:r>
+        <w:t xml:space="preserve"> -f </w:t>
+      </w:r>
+      <w:proofErr w:type="spellStart"/>
+      <w:r>
+        <w:t>makefile.aix</w:t>
+      </w:r>
+      <w:proofErr w:type="spellEnd"/>
+    </w:p>
+    <w:p/>
+    <w:p>
+      <w:r>
+        <w:t>After building, run the regression test against a running Microsoft simulator.  -</w:t>
+      </w:r>
+      <w:proofErr w:type="gramStart"/>
+      <w:r>
+        <w:t>h gives</w:t>
+      </w:r>
+      <w:proofErr w:type="gramEnd"/>
+      <w:r>
+        <w:t xml:space="preserve"> help.  Since the TPM simulator does not run on AIX yet, set the </w:t>
       </w:r>
       <w:r>
         <w:fldChar w:fldCharType="begin"/>
@@ -15244,37 +17132,28 @@
           <w:sz w:val="22"/>
         </w:rPr>
       </w:pPr>
-      <w:bookmarkStart w:id="129" w:name="_Toc467152829"/>
-      <w:bookmarkStart w:id="130" w:name="_Toc467152831"/>
-      <w:bookmarkStart w:id="131" w:name="_Toc467152832"/>
-      <w:bookmarkStart w:id="132" w:name="_Toc467152837"/>
-      <w:bookmarkStart w:id="133" w:name="_Toc154370782"/>
-      <w:bookmarkStart w:id="134" w:name="_Toc154371349"/>
-      <w:bookmarkStart w:id="135" w:name="_Toc154371458"/>
-      <w:bookmarkStart w:id="136" w:name="_Toc154383391"/>
-      <w:bookmarkStart w:id="137" w:name="_Toc154384105"/>
-      <w:bookmarkStart w:id="138" w:name="_Toc154384265"/>
-      <w:bookmarkStart w:id="139" w:name="_Toc154554698"/>
-      <w:bookmarkStart w:id="140" w:name="_Toc156112646"/>
-      <w:bookmarkStart w:id="141" w:name="_Toc156116350"/>
-      <w:bookmarkStart w:id="142" w:name="_Toc145317310"/>
-      <w:bookmarkStart w:id="143" w:name="_Toc145317372"/>
-      <w:bookmarkStart w:id="144" w:name="_Toc145317878"/>
-      <w:bookmarkStart w:id="145" w:name="_Toc145318604"/>
-      <w:bookmarkStart w:id="146" w:name="_Toc145318669"/>
-      <w:bookmarkStart w:id="147" w:name="_Toc145328450"/>
-      <w:bookmarkStart w:id="148" w:name="_Toc145388433"/>
-      <w:bookmarkStart w:id="149" w:name="_Toc145754964"/>
-      <w:bookmarkStart w:id="150" w:name="_Toc35934304"/>
-      <w:bookmarkEnd w:id="129"/>
-      <w:bookmarkEnd w:id="130"/>
-      <w:bookmarkEnd w:id="131"/>
-      <w:bookmarkEnd w:id="132"/>
-      <w:bookmarkEnd w:id="133"/>
-      <w:bookmarkEnd w:id="134"/>
-      <w:bookmarkEnd w:id="135"/>
-      <w:bookmarkEnd w:id="136"/>
-      <w:bookmarkEnd w:id="137"/>
+      <w:bookmarkStart w:id="138" w:name="_Toc467152829"/>
+      <w:bookmarkStart w:id="139" w:name="_Toc467152831"/>
+      <w:bookmarkStart w:id="140" w:name="_Toc467152832"/>
+      <w:bookmarkStart w:id="141" w:name="_Toc467152837"/>
+      <w:bookmarkStart w:id="142" w:name="_Toc154370782"/>
+      <w:bookmarkStart w:id="143" w:name="_Toc154371349"/>
+      <w:bookmarkStart w:id="144" w:name="_Toc154371458"/>
+      <w:bookmarkStart w:id="145" w:name="_Toc154383391"/>
+      <w:bookmarkStart w:id="146" w:name="_Toc154384105"/>
+      <w:bookmarkStart w:id="147" w:name="_Toc154384265"/>
+      <w:bookmarkStart w:id="148" w:name="_Toc154554698"/>
+      <w:bookmarkStart w:id="149" w:name="_Toc156112646"/>
+      <w:bookmarkStart w:id="150" w:name="_Toc156116350"/>
+      <w:bookmarkStart w:id="151" w:name="_Toc145317310"/>
+      <w:bookmarkStart w:id="152" w:name="_Toc145317372"/>
+      <w:bookmarkStart w:id="153" w:name="_Toc145317878"/>
+      <w:bookmarkStart w:id="154" w:name="_Toc145318604"/>
+      <w:bookmarkStart w:id="155" w:name="_Toc145318669"/>
+      <w:bookmarkStart w:id="156" w:name="_Toc145328450"/>
+      <w:bookmarkStart w:id="157" w:name="_Toc145388433"/>
+      <w:bookmarkStart w:id="158" w:name="_Toc145754964"/>
+      <w:bookmarkStart w:id="159" w:name="_Toc35934304"/>
       <w:bookmarkEnd w:id="138"/>
       <w:bookmarkEnd w:id="139"/>
       <w:bookmarkEnd w:id="140"/>
@@ -15287,6 +17166,15 @@
       <w:bookmarkEnd w:id="147"/>
       <w:bookmarkEnd w:id="148"/>
       <w:bookmarkEnd w:id="149"/>
+      <w:bookmarkEnd w:id="150"/>
+      <w:bookmarkEnd w:id="151"/>
+      <w:bookmarkEnd w:id="152"/>
+      <w:bookmarkEnd w:id="153"/>
+      <w:bookmarkEnd w:id="154"/>
+      <w:bookmarkEnd w:id="155"/>
+      <w:bookmarkEnd w:id="156"/>
+      <w:bookmarkEnd w:id="157"/>
+      <w:bookmarkEnd w:id="158"/>
       <w:r>
         <w:rPr>
           <w:spacing w:val="8"/>
@@ -15295,7 +17183,7 @@
         <w:lastRenderedPageBreak/>
         <w:t>Fedora</w:t>
       </w:r>
-      <w:bookmarkEnd w:id="150"/>
+      <w:bookmarkEnd w:id="159"/>
     </w:p>
     <w:p>
       <w:r>
@@ -15333,14 +17221,14 @@
       <w:pPr>
         <w:pStyle w:val="Heading2"/>
       </w:pPr>
-      <w:bookmarkStart w:id="151" w:name="_Toc35934305"/>
+      <w:bookmarkStart w:id="160" w:name="_Toc35934305"/>
       <w:r>
         <w:t xml:space="preserve">Local </w:t>
       </w:r>
       <w:r>
         <w:t>Install</w:t>
       </w:r>
-      <w:bookmarkEnd w:id="151"/>
+      <w:bookmarkEnd w:id="160"/>
     </w:p>
     <w:p/>
     <w:p>
@@ -15384,7 +17272,15 @@
         </w:numPr>
       </w:pPr>
       <w:r>
-        <w:t>the libraries - /usr/lib64/lib</w:t>
+        <w:t>the libraries - /</w:t>
+      </w:r>
+      <w:proofErr w:type="spellStart"/>
+      <w:r>
+        <w:t>usr</w:t>
+      </w:r>
+      <w:proofErr w:type="spellEnd"/>
+      <w:r>
+        <w:t>/lib64/lib</w:t>
       </w:r>
       <w:r>
         <w:t>ibm</w:t>
@@ -15393,7 +17289,15 @@
         <w:t>tss.so.0.1</w:t>
       </w:r>
       <w:r>
-        <w:t>and the link /usr/lib64/lib</w:t>
+        <w:t>and the link /</w:t>
+      </w:r>
+      <w:proofErr w:type="spellStart"/>
+      <w:r>
+        <w:t>usr</w:t>
+      </w:r>
+      <w:proofErr w:type="spellEnd"/>
+      <w:r>
+        <w:t>/lib64/lib</w:t>
       </w:r>
       <w:r>
         <w:t>ibm</w:t>
@@ -15419,7 +17323,39 @@
         <w:t xml:space="preserve">- </w:t>
       </w:r>
       <w:r>
-        <w:t>/usr/bin/tssxxx.  Note that the installed utilities are namespaced with the 'tss' prefix.</w:t>
+        <w:t>/</w:t>
+      </w:r>
+      <w:proofErr w:type="spellStart"/>
+      <w:r>
+        <w:t>usr</w:t>
+      </w:r>
+      <w:proofErr w:type="spellEnd"/>
+      <w:r>
+        <w:t>/bin/</w:t>
+      </w:r>
+      <w:proofErr w:type="spellStart"/>
+      <w:r>
+        <w:t>tssxxx</w:t>
+      </w:r>
+      <w:proofErr w:type="spellEnd"/>
+      <w:r>
+        <w:t xml:space="preserve">.  Note that the installed utilities are </w:t>
+      </w:r>
+      <w:proofErr w:type="spellStart"/>
+      <w:r>
+        <w:t>namespaced</w:t>
+      </w:r>
+      <w:proofErr w:type="spellEnd"/>
+      <w:r>
+        <w:t xml:space="preserve"> with the '</w:t>
+      </w:r>
+      <w:proofErr w:type="spellStart"/>
+      <w:r>
+        <w:t>tss</w:t>
+      </w:r>
+      <w:proofErr w:type="spellEnd"/>
+      <w:r>
+        <w:t>' prefix.</w:t>
       </w:r>
     </w:p>
     <w:p>
@@ -15433,8 +17369,17 @@
         <w:t xml:space="preserve">the license - </w:t>
       </w:r>
       <w:r>
-        <w:t>/usr/share/doc/</w:t>
-      </w:r>
+        <w:t>/</w:t>
+      </w:r>
+      <w:proofErr w:type="spellStart"/>
+      <w:r>
+        <w:t>usr</w:t>
+      </w:r>
+      <w:proofErr w:type="spellEnd"/>
+      <w:r>
+        <w:t>/share/doc/</w:t>
+      </w:r>
+      <w:proofErr w:type="spellStart"/>
       <w:r>
         <w:t>ibmtss</w:t>
       </w:r>
@@ -15444,6 +17389,7 @@
       <w:r>
         <w:t>nnn</w:t>
       </w:r>
+      <w:proofErr w:type="spellEnd"/>
       <w:r>
         <w:t>/LICENSE</w:t>
       </w:r>
@@ -15457,7 +17403,15 @@
         <w:t>#</w:t>
       </w:r>
       <w:r>
-        <w:t xml:space="preserve"> rpm -ivh </w:t>
+        <w:t xml:space="preserve"> rpm -</w:t>
+      </w:r>
+      <w:proofErr w:type="spellStart"/>
+      <w:r>
+        <w:t>ivh</w:t>
+      </w:r>
+      <w:proofErr w:type="spellEnd"/>
+      <w:r>
+        <w:t xml:space="preserve"> </w:t>
       </w:r>
       <w:r>
         <w:tab/>
@@ -15495,15 +17449,22 @@
       <w:r>
         <w:t>the headers - /</w:t>
       </w:r>
-      <w:r>
-        <w:t>usr/include/</w:t>
-      </w:r>
+      <w:proofErr w:type="spellStart"/>
+      <w:r>
+        <w:t>usr</w:t>
+      </w:r>
+      <w:proofErr w:type="spellEnd"/>
+      <w:r>
+        <w:t>/include/</w:t>
+      </w:r>
+      <w:proofErr w:type="spellStart"/>
       <w:r>
         <w:t>ibm</w:t>
       </w:r>
       <w:r>
         <w:t>tss</w:t>
       </w:r>
+      <w:proofErr w:type="spellEnd"/>
       <w:r>
         <w:t xml:space="preserve"> </w:t>
       </w:r>
@@ -15542,20 +17503,32 @@
         </w:numPr>
       </w:pPr>
       <w:r>
-        <w:t>this documentation - /usr/share/doc/</w:t>
-      </w:r>
+        <w:t>this documentation - /</w:t>
+      </w:r>
+      <w:proofErr w:type="spellStart"/>
+      <w:r>
+        <w:t>usr</w:t>
+      </w:r>
+      <w:proofErr w:type="spellEnd"/>
+      <w:r>
+        <w:t>/share/doc/</w:t>
+      </w:r>
+      <w:proofErr w:type="spellStart"/>
       <w:r>
         <w:t>ibmtss</w:t>
       </w:r>
+      <w:proofErr w:type="spellEnd"/>
       <w:r>
         <w:t>-</w:t>
       </w:r>
       <w:r>
         <w:t>devel-</w:t>
       </w:r>
+      <w:proofErr w:type="spellStart"/>
       <w:r>
         <w:t>nnn</w:t>
       </w:r>
+      <w:proofErr w:type="spellEnd"/>
       <w:r>
         <w:t>/ibmtss.doc</w:t>
       </w:r>
@@ -15566,8 +17539,13 @@
         <w:ind w:firstLine="360"/>
       </w:pPr>
       <w:r>
-        <w:t># rpm -ivh</w:t>
-      </w:r>
+        <w:t># rpm -</w:t>
+      </w:r>
+      <w:proofErr w:type="spellStart"/>
+      <w:r>
+        <w:t>ivh</w:t>
+      </w:r>
+      <w:proofErr w:type="spellEnd"/>
       <w:r>
         <w:tab/>
       </w:r>
@@ -15602,8 +17580,13 @@
         <w:ind w:firstLine="360"/>
       </w:pPr>
       <w:r>
-        <w:t># rpm -ivh</w:t>
-      </w:r>
+        <w:t># rpm -</w:t>
+      </w:r>
+      <w:proofErr w:type="spellStart"/>
+      <w:r>
+        <w:t>ivh</w:t>
+      </w:r>
+      <w:proofErr w:type="spellEnd"/>
       <w:r>
         <w:t xml:space="preserve"> </w:t>
       </w:r>
@@ -15628,11 +17611,11 @@
       <w:pPr>
         <w:pStyle w:val="Heading2"/>
       </w:pPr>
-      <w:bookmarkStart w:id="152" w:name="_Toc35934306"/>
+      <w:bookmarkStart w:id="161" w:name="_Toc35934306"/>
       <w:r>
         <w:t>Alternative Local Install</w:t>
       </w:r>
-      <w:bookmarkEnd w:id="152"/>
+      <w:bookmarkEnd w:id="161"/>
     </w:p>
     <w:p/>
     <w:p/>
@@ -15761,16 +17744,24 @@
       <w:pPr>
         <w:pStyle w:val="Heading2"/>
       </w:pPr>
-      <w:bookmarkStart w:id="153" w:name="_Toc35934307"/>
+      <w:bookmarkStart w:id="162" w:name="_Toc35934307"/>
       <w:r>
         <w:t>Repository Install</w:t>
       </w:r>
-      <w:bookmarkEnd w:id="153"/>
-    </w:p>
-    <w:p/>
-    <w:p>
-      <w:r>
-        <w:t>Once the packages have been upstreamed, use this process.</w:t>
+      <w:bookmarkEnd w:id="162"/>
+    </w:p>
+    <w:p/>
+    <w:p>
+      <w:r>
+        <w:t xml:space="preserve">Once the packages have been </w:t>
+      </w:r>
+      <w:proofErr w:type="spellStart"/>
+      <w:r>
+        <w:t>upstreamed</w:t>
+      </w:r>
+      <w:proofErr w:type="spellEnd"/>
+      <w:r>
+        <w:t>, use this process.</w:t>
       </w:r>
     </w:p>
     <w:p/>
@@ -15778,23 +17769,25 @@
       <w:r>
         <w:t xml:space="preserve"># dnf install </w:t>
       </w:r>
+      <w:proofErr w:type="spellStart"/>
       <w:r>
         <w:t>ibm</w:t>
       </w:r>
       <w:r>
         <w:t>tss</w:t>
       </w:r>
+      <w:proofErr w:type="spellEnd"/>
     </w:p>
     <w:p/>
     <w:p>
       <w:pPr>
         <w:pStyle w:val="Heading2"/>
       </w:pPr>
-      <w:bookmarkStart w:id="154" w:name="_Toc35934308"/>
+      <w:bookmarkStart w:id="163" w:name="_Toc35934308"/>
       <w:r>
         <w:t>Install Test</w:t>
       </w:r>
-      <w:bookmarkEnd w:id="154"/>
+      <w:bookmarkEnd w:id="163"/>
     </w:p>
     <w:p/>
     <w:p>
@@ -15861,8 +17854,13 @@
         <w:t xml:space="preserve">hange the utility prefix </w:t>
       </w:r>
       <w:r>
-        <w:t>variable to tss</w:t>
-      </w:r>
+        <w:t xml:space="preserve">variable to </w:t>
+      </w:r>
+      <w:proofErr w:type="spellStart"/>
+      <w:r>
+        <w:t>tss</w:t>
+      </w:r>
+      <w:proofErr w:type="spellEnd"/>
       <w:r>
         <w:t>.</w:t>
       </w:r>
@@ -15870,8 +17868,13 @@
     <w:p/>
     <w:p>
       <w:r>
-        <w:t>PREFIX=tss</w:t>
-      </w:r>
+        <w:t>PREFIX=</w:t>
+      </w:r>
+      <w:proofErr w:type="spellStart"/>
+      <w:r>
+        <w:t>tss</w:t>
+      </w:r>
+      <w:proofErr w:type="spellEnd"/>
     </w:p>
     <w:p/>
     <w:p>
@@ -15882,13 +17885,26 @@
     <w:p/>
     <w:p>
       <w:r>
-        <w:t>&gt; cd ~/rpmbuild/BUILD/</w:t>
-      </w:r>
+        <w:t>&gt; cd ~/</w:t>
+      </w:r>
+      <w:proofErr w:type="spellStart"/>
+      <w:r>
+        <w:t>rpmbuild</w:t>
+      </w:r>
+      <w:proofErr w:type="spellEnd"/>
+      <w:r>
+        <w:t>/BUILD/</w:t>
+      </w:r>
+      <w:proofErr w:type="spellStart"/>
       <w:r>
         <w:t>ibmtss</w:t>
       </w:r>
       <w:r>
-        <w:t>-nnn/utils</w:t>
+        <w:t>-nnn</w:t>
+      </w:r>
+      <w:proofErr w:type="spellEnd"/>
+      <w:r>
+        <w:t>/utils</w:t>
       </w:r>
     </w:p>
     <w:p>
@@ -15907,13 +17923,13 @@
       <w:pPr>
         <w:pStyle w:val="Heading2"/>
       </w:pPr>
-      <w:bookmarkStart w:id="155" w:name="_Ref456884269"/>
-      <w:bookmarkStart w:id="156" w:name="_Toc35934309"/>
+      <w:bookmarkStart w:id="164" w:name="_Ref456884269"/>
+      <w:bookmarkStart w:id="165" w:name="_Toc35934309"/>
       <w:r>
         <w:t>Source rpms</w:t>
       </w:r>
-      <w:bookmarkEnd w:id="155"/>
-      <w:bookmarkEnd w:id="156"/>
+      <w:bookmarkEnd w:id="164"/>
+      <w:bookmarkEnd w:id="165"/>
     </w:p>
     <w:p/>
     <w:p>
@@ -15933,7 +17949,15 @@
     <w:p/>
     <w:p>
       <w:r>
-        <w:t xml:space="preserve">&gt; rpm -ivh </w:t>
+        <w:t>&gt; rpm -</w:t>
+      </w:r>
+      <w:proofErr w:type="spellStart"/>
+      <w:r>
+        <w:t>ivh</w:t>
+      </w:r>
+      <w:proofErr w:type="spellEnd"/>
+      <w:r>
+        <w:t xml:space="preserve"> </w:t>
       </w:r>
       <w:r>
         <w:t>ibmtss</w:t>
@@ -15952,7 +17976,23 @@
     <w:p>
       <w:r>
         <w:lastRenderedPageBreak/>
-        <w:t xml:space="preserve">The src rpm has a tarball and spec file.  </w:t>
+        <w:t xml:space="preserve">The </w:t>
+      </w:r>
+      <w:proofErr w:type="spellStart"/>
+      <w:r>
+        <w:t>src</w:t>
+      </w:r>
+      <w:proofErr w:type="spellEnd"/>
+      <w:r>
+        <w:t xml:space="preserve"> rpm has a </w:t>
+      </w:r>
+      <w:proofErr w:type="spellStart"/>
+      <w:r>
+        <w:t>tarball</w:t>
+      </w:r>
+      <w:proofErr w:type="spellEnd"/>
+      <w:r>
+        <w:t xml:space="preserve"> and spec file.  </w:t>
       </w:r>
     </w:p>
     <w:p/>
@@ -15978,7 +18018,7 @@
           <w:sz w:val="22"/>
         </w:rPr>
       </w:pPr>
-      <w:bookmarkStart w:id="157" w:name="_Toc35934310"/>
+      <w:bookmarkStart w:id="166" w:name="_Toc35934310"/>
       <w:r>
         <w:rPr>
           <w:spacing w:val="8"/>
@@ -15987,23 +18027,23 @@
         <w:lastRenderedPageBreak/>
         <w:t>Status</w:t>
       </w:r>
-      <w:bookmarkEnd w:id="157"/>
+      <w:bookmarkEnd w:id="166"/>
     </w:p>
     <w:p>
       <w:pPr>
         <w:pStyle w:val="Heading2"/>
       </w:pPr>
-      <w:bookmarkStart w:id="158" w:name="_Toc458078490"/>
-      <w:bookmarkStart w:id="159" w:name="_Toc458078536"/>
-      <w:bookmarkStart w:id="160" w:name="_Toc458503980"/>
-      <w:bookmarkStart w:id="161" w:name="_Toc35934311"/>
-      <w:bookmarkEnd w:id="158"/>
-      <w:bookmarkEnd w:id="159"/>
-      <w:bookmarkEnd w:id="160"/>
+      <w:bookmarkStart w:id="167" w:name="_Toc458078490"/>
+      <w:bookmarkStart w:id="168" w:name="_Toc458078536"/>
+      <w:bookmarkStart w:id="169" w:name="_Toc458503980"/>
+      <w:bookmarkStart w:id="170" w:name="_Toc35934311"/>
+      <w:bookmarkEnd w:id="167"/>
+      <w:bookmarkEnd w:id="168"/>
+      <w:bookmarkEnd w:id="169"/>
       <w:r>
         <w:t>Utilities</w:t>
       </w:r>
-      <w:bookmarkEnd w:id="161"/>
+      <w:bookmarkEnd w:id="170"/>
     </w:p>
     <w:p/>
     <w:p>
@@ -16092,7 +18132,15 @@
     <w:p/>
     <w:p>
       <w:r>
-        <w:t>NOTE:  The utility command line arguments are not stable.  They change occasionally to improve consistency among utilities</w:t>
+        <w:t>NOTE</w:t>
+      </w:r>
+      <w:proofErr w:type="gramStart"/>
+      <w:r>
+        <w:t>:  The</w:t>
+      </w:r>
+      <w:proofErr w:type="gramEnd"/>
+      <w:r>
+        <w:t xml:space="preserve"> utility command line arguments are not stable.  They change occasionally to improve consistency among utilities</w:t>
       </w:r>
       <w:r>
         <w:t xml:space="preserve"> or to add features</w:t>
@@ -16118,14 +18166,14 @@
       <w:pPr>
         <w:pStyle w:val="Heading2"/>
       </w:pPr>
-      <w:bookmarkStart w:id="162" w:name="_Toc35934312"/>
+      <w:bookmarkStart w:id="171" w:name="_Toc35934312"/>
       <w:r>
         <w:t>B</w:t>
       </w:r>
       <w:r>
         <w:t>ugs</w:t>
       </w:r>
-      <w:bookmarkEnd w:id="162"/>
+      <w:bookmarkEnd w:id="171"/>
     </w:p>
     <w:p/>
     <w:p>
@@ -16138,11 +18186,11 @@
       <w:pPr>
         <w:pStyle w:val="Heading2"/>
       </w:pPr>
-      <w:bookmarkStart w:id="163" w:name="_Toc35934313"/>
+      <w:bookmarkStart w:id="172" w:name="_Toc35934313"/>
       <w:r>
         <w:t>Untested</w:t>
       </w:r>
-      <w:bookmarkEnd w:id="163"/>
+      <w:bookmarkEnd w:id="172"/>
     </w:p>
     <w:p/>
     <w:p>
@@ -16152,7 +18200,15 @@
     </w:p>
     <w:p>
       <w:r>
-        <w:t>Users are welcome to suggest ECC tests and prioritize the below list.</w:t>
+        <w:t xml:space="preserve">Users are welcome to suggest ECC tests and prioritize the </w:t>
+      </w:r>
+      <w:proofErr w:type="gramStart"/>
+      <w:r>
+        <w:t>below list</w:t>
+      </w:r>
+      <w:proofErr w:type="gramEnd"/>
+      <w:r>
+        <w:t>.</w:t>
       </w:r>
     </w:p>
     <w:p/>
@@ -16170,8 +18226,13 @@
         <w:t xml:space="preserve"> </w:t>
       </w:r>
       <w:r>
-        <w:t>- ECDH_KeyGen, ECDH_ZGen</w:t>
-      </w:r>
+        <w:t xml:space="preserve">- ECDH_KeyGen, </w:t>
+      </w:r>
+      <w:proofErr w:type="spellStart"/>
+      <w:r>
+        <w:t>ECDH_ZGen</w:t>
+      </w:r>
+      <w:proofErr w:type="spellEnd"/>
       <w:r>
         <w:t xml:space="preserve"> </w:t>
       </w:r>
@@ -16183,9 +18244,11 @@
           <w:numId w:val="9"/>
         </w:numPr>
       </w:pPr>
+      <w:proofErr w:type="spellStart"/>
       <w:r>
         <w:t>PolicyLocality</w:t>
       </w:r>
+      <w:proofErr w:type="spellEnd"/>
     </w:p>
     <w:p>
       <w:pPr>
@@ -16194,8 +18257,13 @@
           <w:numId w:val="9"/>
         </w:numPr>
       </w:pPr>
-      <w:r>
-        <w:t xml:space="preserve">TestParams </w:t>
+      <w:proofErr w:type="spellStart"/>
+      <w:r>
+        <w:t>TestParams</w:t>
+      </w:r>
+      <w:proofErr w:type="spellEnd"/>
+      <w:r>
+        <w:t xml:space="preserve"> </w:t>
       </w:r>
     </w:p>
     <w:p>
@@ -16224,7 +18292,7 @@
           <w:sz w:val="22"/>
         </w:rPr>
       </w:pPr>
-      <w:bookmarkStart w:id="164" w:name="_Toc35934314"/>
+      <w:bookmarkStart w:id="173" w:name="_Toc35934314"/>
       <w:r>
         <w:rPr>
           <w:spacing w:val="8"/>
@@ -16233,7 +18301,7 @@
         <w:lastRenderedPageBreak/>
         <w:t>Threading</w:t>
       </w:r>
-      <w:bookmarkEnd w:id="164"/>
+      <w:bookmarkEnd w:id="173"/>
     </w:p>
     <w:p/>
     <w:p>
@@ -16256,7 +18324,15 @@
         </w:numPr>
       </w:pPr>
       <w:r>
-        <w:t>There is only one channel to a TPM.  Two threads writing bytes to a socket to a resource manager or simulator, or writing bytes to the device driver, will fail.</w:t>
+        <w:t xml:space="preserve">There is only one channel to a TPM.  Two </w:t>
+      </w:r>
+      <w:proofErr w:type="gramStart"/>
+      <w:r>
+        <w:t>threads</w:t>
+      </w:r>
+      <w:proofErr w:type="gramEnd"/>
+      <w:r>
+        <w:t xml:space="preserve"> writing bytes to a socket to a resource manager or simulator, or writing bytes to the device driver, will fail.</w:t>
       </w:r>
     </w:p>
     <w:p>
@@ -16267,7 +18343,23 @@
         </w:numPr>
       </w:pPr>
       <w:r>
-        <w:t>The TPM has session state that has to be coordinated with an application.  For example, if a thread begins to calculate an HMAC for a session, and another thread uses the session, the rolling nonces will cause the first thread HMAC to fail.</w:t>
+        <w:t xml:space="preserve">The TPM has </w:t>
+      </w:r>
+      <w:proofErr w:type="gramStart"/>
+      <w:r>
+        <w:t>session state</w:t>
+      </w:r>
+      <w:proofErr w:type="gramEnd"/>
+      <w:r>
+        <w:t xml:space="preserve"> that </w:t>
+      </w:r>
+      <w:proofErr w:type="gramStart"/>
+      <w:r>
+        <w:t>has to</w:t>
+      </w:r>
+      <w:proofErr w:type="gramEnd"/>
+      <w:r>
+        <w:t xml:space="preserve"> be coordinated with an application.  For example, if a thread begins to calculate an HMAC for a session, and another thread uses the session, the rolling nonces will cause the first thread HMAC to fail.</w:t>
       </w:r>
     </w:p>
     <w:p>
@@ -16278,7 +18370,15 @@
         </w:numPr>
       </w:pPr>
       <w:r>
-        <w:t>Applications have state at a higher level.  For example, if a thread begins to use a key and another thread saves the key context and flushes the key, the first thread's application will fail.</w:t>
+        <w:t xml:space="preserve">Applications have </w:t>
+      </w:r>
+      <w:proofErr w:type="gramStart"/>
+      <w:r>
+        <w:t>state</w:t>
+      </w:r>
+      <w:proofErr w:type="gramEnd"/>
+      <w:r>
+        <w:t xml:space="preserve"> at a higher level.  For example, if a thread begins to use a key and another thread saves the key context and flushes the key, the first thread's application will fail.</w:t>
       </w:r>
     </w:p>
     <w:p/>
@@ -16311,7 +18411,7 @@
           <w:sz w:val="22"/>
         </w:rPr>
       </w:pPr>
-      <w:bookmarkStart w:id="165" w:name="_Toc35934315"/>
+      <w:bookmarkStart w:id="174" w:name="_Toc35934315"/>
       <w:r>
         <w:rPr>
           <w:spacing w:val="8"/>
@@ -16320,7 +18420,7 @@
         <w:lastRenderedPageBreak/>
         <w:t>Troubleshooting</w:t>
       </w:r>
-      <w:bookmarkEnd w:id="165"/>
+      <w:bookmarkEnd w:id="174"/>
     </w:p>
     <w:p>
       <w:r>
@@ -16333,11 +18433,16 @@
       <w:pPr>
         <w:pStyle w:val="Heading2"/>
       </w:pPr>
-      <w:bookmarkStart w:id="166" w:name="_Toc35934316"/>
-      <w:r>
-        <w:t>Environment Variables</w:t>
-      </w:r>
-      <w:bookmarkEnd w:id="166"/>
+      <w:bookmarkStart w:id="175" w:name="_Toc35934316"/>
+      <w:proofErr w:type="gramStart"/>
+      <w:r>
+        <w:t>Environment</w:t>
+      </w:r>
+      <w:proofErr w:type="gramEnd"/>
+      <w:r>
+        <w:t xml:space="preserve"> Variables</w:t>
+      </w:r>
+      <w:bookmarkEnd w:id="175"/>
     </w:p>
     <w:p/>
     <w:p>
@@ -16384,7 +18489,15 @@
     <w:p/>
     <w:p>
       <w:r>
-        <w:t>Settings are local to one process (to one window).  When the process exits (when the windows is closed), the setting is lost.  To create a persistent setting</w:t>
+        <w:t xml:space="preserve">Settings are local to one process (to one window).  When the process exits (when the windows </w:t>
+      </w:r>
+      <w:proofErr w:type="gramStart"/>
+      <w:r>
+        <w:t>is</w:t>
+      </w:r>
+      <w:proofErr w:type="gramEnd"/>
+      <w:r>
+        <w:t xml:space="preserve"> closed), the setting is lost.  To create a persistent setting</w:t>
       </w:r>
       <w:r>
         <w:t>,</w:t>
@@ -16398,37 +18511,72 @@
       <w:pPr>
         <w:pStyle w:val="Heading2"/>
       </w:pPr>
-      <w:bookmarkStart w:id="167" w:name="_Toc35934317"/>
+      <w:bookmarkStart w:id="176" w:name="_Toc35934317"/>
       <w:r>
         <w:t>Command line utilities fail on Windows 10</w:t>
       </w:r>
-      <w:bookmarkEnd w:id="167"/>
-    </w:p>
-    <w:p/>
-    <w:p>
-      <w:r>
-        <w:t>Windows blocks executables with the strings setup, install, update, and patch in the name.  Thus, TPM utilities like sequenceupdate.exe will not run.</w:t>
-      </w:r>
-    </w:p>
-    <w:p/>
-    <w:p>
+      <w:bookmarkEnd w:id="176"/>
+    </w:p>
+    <w:p/>
+    <w:p>
+      <w:r>
+        <w:t xml:space="preserve">Windows blocks executables with the </w:t>
+      </w:r>
+      <w:proofErr w:type="gramStart"/>
+      <w:r>
+        <w:t>strings</w:t>
+      </w:r>
+      <w:proofErr w:type="gramEnd"/>
+      <w:r>
+        <w:t xml:space="preserve"> </w:t>
+      </w:r>
+      <w:proofErr w:type="gramStart"/>
+      <w:r>
+        <w:t>setup</w:t>
+      </w:r>
+      <w:proofErr w:type="gramEnd"/>
+      <w:r>
+        <w:t>, install, update, and patch in the name.  Thus, TPM utilities like sequenceupdate.exe will not run.</w:t>
+      </w:r>
+    </w:p>
+    <w:p/>
+    <w:p>
+      <w:pPr>
+        <w:rPr>
+          <w:ins w:id="177" w:author="Kenneth Goldman" w:date="2025-06-19T15:54:00Z"/>
+        </w:rPr>
+      </w:pPr>
       <w:r>
         <w:t xml:space="preserve">One work around is to run the commands shell as administrator.  Right click "Command Prompt" and select "Run as administrator".  </w:t>
       </w:r>
     </w:p>
+    <w:p>
+      <w:pPr>
+        <w:rPr>
+          <w:ins w:id="178" w:author="Kenneth Goldman" w:date="2025-06-19T15:54:00Z"/>
+        </w:rPr>
+      </w:pPr>
+    </w:p>
+    <w:p>
+      <w:ins w:id="179" w:author="Kenneth Goldman" w:date="2025-06-19T15:54:00Z">
+        <w:r>
+          <w:t>Windows 11 does not have this issue.</w:t>
+        </w:r>
+      </w:ins>
+    </w:p>
     <w:p/>
     <w:p>
       <w:pPr>
         <w:pStyle w:val="Heading2"/>
       </w:pPr>
-      <w:bookmarkStart w:id="168" w:name="_Toc35934318"/>
+      <w:bookmarkStart w:id="180" w:name="_Toc35934318"/>
       <w:r>
         <w:t>OpenSSL Linking</w:t>
       </w:r>
       <w:r>
         <w:t xml:space="preserve"> on Windows</w:t>
       </w:r>
-      <w:bookmarkEnd w:id="168"/>
+      <w:bookmarkEnd w:id="180"/>
     </w:p>
     <w:p/>
     <w:p>
@@ -16439,7 +18587,31 @@
     <w:p/>
     <w:p>
       <w:r>
-        <w:t>The Windows 10 crypto library has function names that clash with OpenSSL, particularly in the area of X.509 support.  Visual Studio includes it by default when using.  To remove those headers, define WIN32_LEAN_AND_MEAN.  Use the command line utilities as samples.</w:t>
+        <w:t xml:space="preserve">The Windows 10 crypto library has function names that clash with OpenSSL, particularly </w:t>
+      </w:r>
+      <w:proofErr w:type="gramStart"/>
+      <w:r>
+        <w:t>in the area of</w:t>
+      </w:r>
+      <w:proofErr w:type="gramEnd"/>
+      <w:r>
+        <w:t xml:space="preserve"> X.509 support.  Visual Studio includes it by default when </w:t>
+      </w:r>
+      <w:proofErr w:type="gramStart"/>
+      <w:r>
+        <w:t>using</w:t>
+      </w:r>
+      <w:proofErr w:type="gramEnd"/>
+      <w:r>
+        <w:t xml:space="preserve">.  To remove those headers, define WIN32_LEAN_AND_MEAN.  Use </w:t>
+      </w:r>
+      <w:proofErr w:type="gramStart"/>
+      <w:r>
+        <w:t>the command</w:t>
+      </w:r>
+      <w:proofErr w:type="gramEnd"/>
+      <w:r>
+        <w:t xml:space="preserve"> line utilities as samples.</w:t>
       </w:r>
     </w:p>
     <w:p/>
@@ -16447,15 +18619,16 @@
       <w:pPr>
         <w:pStyle w:val="Heading2"/>
       </w:pPr>
-      <w:bookmarkStart w:id="169" w:name="_Toc35934319"/>
+      <w:bookmarkStart w:id="181" w:name="_Toc35934319"/>
       <w:r>
         <w:t>Loaded objects (keys) disappear</w:t>
       </w:r>
-      <w:bookmarkEnd w:id="169"/>
-    </w:p>
-    <w:p/>
-    <w:p>
-      <w:r>
+      <w:bookmarkEnd w:id="181"/>
+    </w:p>
+    <w:p/>
+    <w:p>
+      <w:r>
+        <w:lastRenderedPageBreak/>
         <w:t>If an object such as a key is loaded successfully in a script but then seems to disappear, it is likely the interaction with the resource manager.</w:t>
       </w:r>
       <w:r>
@@ -16465,8 +18638,15 @@
     <w:p/>
     <w:p>
       <w:r>
-        <w:lastRenderedPageBreak/>
-        <w:t>This occurs with a hardware TPM - always on Windows and with Linux when connecting to /dev/tpmrm0.  It will not occur when connecting directly with a software TPM or a hardware TPM at /dev/tpm0, which bypasses the resource manager.  It will also not occur once the prototyping script is replaced by an executable that does not close the connection after each TPM command.</w:t>
+        <w:t xml:space="preserve">This occurs with </w:t>
+      </w:r>
+      <w:proofErr w:type="gramStart"/>
+      <w:r>
+        <w:t>a hardware</w:t>
+      </w:r>
+      <w:proofErr w:type="gramEnd"/>
+      <w:r>
+        <w:t xml:space="preserve"> TPM - always on Windows and with Linux when connecting to /dev/tpmrm0.  It will not occur when connecting directly with a software TPM or a hardware TPM at /dev/tpm0, which bypasses the resource manager.  It will also not occur once the prototyping script is replaced by an executable that does not close the connection after each TPM command.</w:t>
       </w:r>
     </w:p>
     <w:p/>
@@ -16512,6 +18692,162 @@
       </w:r>
     </w:p>
     <w:p/>
+    <w:p>
+      <w:pPr>
+        <w:pStyle w:val="Heading2"/>
+        <w:rPr>
+          <w:ins w:id="182" w:author="Kenneth Goldman" w:date="2025-06-19T15:56:00Z"/>
+        </w:rPr>
+      </w:pPr>
+      <w:ins w:id="183" w:author="Kenneth Goldman" w:date="2025-06-19T15:56:00Z">
+        <w:r>
+          <w:t>Regression Test Fails on Fedora</w:t>
+        </w:r>
+      </w:ins>
+    </w:p>
+    <w:p>
+      <w:pPr>
+        <w:rPr>
+          <w:ins w:id="184" w:author="Kenneth Goldman" w:date="2025-06-19T16:00:00Z"/>
+        </w:rPr>
+      </w:pPr>
+    </w:p>
+    <w:p>
+      <w:pPr>
+        <w:rPr>
+          <w:ins w:id="185" w:author="Kenneth Goldman" w:date="2025-06-19T16:01:00Z"/>
+        </w:rPr>
+      </w:pPr>
+      <w:ins w:id="186" w:author="Kenneth Goldman" w:date="2025-06-19T15:57:00Z">
+        <w:r>
+          <w:t xml:space="preserve">The </w:t>
+        </w:r>
+      </w:ins>
+      <w:ins w:id="187" w:author="Kenneth Goldman" w:date="2025-06-19T15:59:00Z">
+        <w:r>
+          <w:t xml:space="preserve">OpenSSL packaged with Fedora </w:t>
+        </w:r>
+      </w:ins>
+      <w:ins w:id="188" w:author="Kenneth Goldman" w:date="2025-06-19T16:00:00Z">
+        <w:r>
+          <w:t>remo</w:t>
+        </w:r>
+        <w:r>
+          <w:t>ved SHA-1 support.</w:t>
+        </w:r>
+        <w:r>
+          <w:t xml:space="preserve"> The defau</w:t>
+        </w:r>
+      </w:ins>
+      <w:ins w:id="189" w:author="Kenneth Goldman" w:date="2025-06-19T16:01:00Z">
+        <w:r>
+          <w:t>l</w:t>
+        </w:r>
+      </w:ins>
+      <w:ins w:id="190" w:author="Kenneth Goldman" w:date="2025-06-19T16:00:00Z">
+        <w:r>
+          <w:t>t regression test fails</w:t>
+        </w:r>
+      </w:ins>
+      <w:ins w:id="191" w:author="Kenneth Goldman" w:date="2025-06-19T16:01:00Z">
+        <w:r>
+          <w:t>.  One possible error trace is:</w:t>
+        </w:r>
+      </w:ins>
+    </w:p>
+    <w:p>
+      <w:pPr>
+        <w:rPr>
+          <w:ins w:id="192" w:author="Kenneth Goldman" w:date="2025-06-19T16:01:00Z"/>
+        </w:rPr>
+      </w:pPr>
+    </w:p>
+    <w:p>
+      <w:pPr>
+        <w:rPr>
+          <w:ins w:id="193" w:author="Kenneth Goldman" w:date="2025-06-19T16:01:00Z"/>
+        </w:rPr>
+      </w:pPr>
+      <w:proofErr w:type="spellStart"/>
+      <w:ins w:id="194" w:author="Kenneth Goldman" w:date="2025-06-19T16:01:00Z">
+        <w:r>
+          <w:t>verifyRSASignatureFromRSA</w:t>
+        </w:r>
+        <w:proofErr w:type="spellEnd"/>
+        <w:r>
+          <w:t xml:space="preserve">: Error in </w:t>
+        </w:r>
+        <w:proofErr w:type="spellStart"/>
+        <w:r>
+          <w:t>EVP_PKEY_CTX_set_signature_</w:t>
+        </w:r>
+        <w:proofErr w:type="gramStart"/>
+        <w:r>
+          <w:t>md</w:t>
+        </w:r>
+        <w:proofErr w:type="spellEnd"/>
+        <w:r>
+          <w:t>(</w:t>
+        </w:r>
+        <w:proofErr w:type="gramEnd"/>
+        <w:r>
+          <w:t>)</w:t>
+        </w:r>
+      </w:ins>
+    </w:p>
+    <w:p>
+      <w:pPr>
+        <w:rPr>
+          <w:ins w:id="195" w:author="Kenneth Goldman" w:date="2025-06-19T16:01:00Z"/>
+        </w:rPr>
+      </w:pPr>
+    </w:p>
+    <w:p>
+      <w:pPr>
+        <w:rPr>
+          <w:ins w:id="196" w:author="Kenneth Goldman" w:date="2025-06-19T16:00:00Z"/>
+        </w:rPr>
+      </w:pPr>
+      <w:ins w:id="197" w:author="Kenneth Goldman" w:date="2025-06-19T16:01:00Z">
+        <w:r>
+          <w:t>The solution is to set the env</w:t>
+        </w:r>
+      </w:ins>
+      <w:ins w:id="198" w:author="Kenneth Goldman" w:date="2025-06-19T16:02:00Z">
+        <w:r>
+          <w:t xml:space="preserve">ironment variable </w:t>
+        </w:r>
+      </w:ins>
+      <w:ins w:id="199" w:author="Kenneth Goldman" w:date="2025-06-19T16:03:00Z">
+        <w:r>
+          <w:fldChar w:fldCharType="begin"/>
+        </w:r>
+        <w:r>
+          <w:instrText xml:space="preserve"> REF _Ref201241396 \h </w:instrText>
+        </w:r>
+      </w:ins>
+      <w:r>
+        <w:fldChar w:fldCharType="separate"/>
+      </w:r>
+      <w:ins w:id="200" w:author="Kenneth Goldman" w:date="2025-06-19T16:03:00Z">
+        <w:r>
+          <w:t>TPM_TSS_NODEPRECATEDALGS</w:t>
+        </w:r>
+        <w:r>
+          <w:fldChar w:fldCharType="end"/>
+        </w:r>
+        <w:r>
+          <w:t xml:space="preserve"> to 1.</w:t>
+        </w:r>
+      </w:ins>
+    </w:p>
+    <w:p>
+      <w:pPr>
+        <w:rPr>
+          <w:ins w:id="201" w:author="Kenneth Goldman" w:date="2025-06-19T15:56:00Z"/>
+        </w:rPr>
+      </w:pPr>
+    </w:p>
     <w:sectPr>
       <w:footerReference w:type="default" r:id="rId17"/>
       <w:pgSz w:w="12240" w:h="15840"/>
@@ -16524,7 +18860,7 @@
 </file>
 
 <file path=word/endnotes.xml><?xml version="1.0" encoding="utf-8"?>
-<w:endnotes xmlns:wpc="http://schemas.microsoft.com/office/word/2010/wordprocessingCanvas" xmlns:cx="http://schemas.microsoft.com/office/drawing/2014/chartex" xmlns:cx1="http://schemas.microsoft.com/office/drawing/2015/9/8/chartex" xmlns:cx2="http://schemas.microsoft.com/office/drawing/2015/10/21/chartex" xmlns:cx3="http://schemas.microsoft.com/office/drawing/2016/5/9/chartex" xmlns:cx4="http://schemas.microsoft.com/office/drawing/2016/5/10/chartex" xmlns:cx5="http://schemas.microsoft.com/office/drawing/2016/5/11/chartex" xmlns:cx6="http://schemas.microsoft.com/office/drawing/2016/5/12/chartex" xmlns:cx7="http://schemas.microsoft.com/office/drawing/2016/5/13/chartex" xmlns:cx8="http://schemas.microsoft.com/office/drawing/2016/5/14/chartex" xmlns:mc="http://schemas.openxmlformats.org/markup-compatibility/2006" xmlns:aink="http://schemas.microsoft.com/office/drawing/2016/ink" xmlns:am3d="http://schemas.microsoft.com/office/drawing/2017/model3d" xmlns:o="urn:schemas-microsoft-com:office:office" xmlns:oel="http://schemas.microsoft.com/office/2019/extlst" xmlns:r="http://schemas.openxmlformats.org/officeDocument/2006/relationships" xmlns:m="http://schemas.openxmlformats.org/officeDocument/2006/math" xmlns:v="urn:schemas-microsoft-com:vml" xmlns:wp14="http://schemas.microsoft.com/office/word/2010/wordprocessingDrawing" xmlns:wp="http://schemas.openxmlformats.org/drawingml/2006/wordprocessingDrawing" xmlns:w10="urn:schemas-microsoft-com:office:word" xmlns:w="http://schemas.openxmlformats.org/wordprocessingml/2006/main" xmlns:w14="http://schemas.microsoft.com/office/word/2010/wordml" xmlns:w15="http://schemas.microsoft.com/office/word/2012/wordml" xmlns:w16cex="http://schemas.microsoft.com/office/word/2018/wordml/cex" xmlns:w16cid="http://schemas.microsoft.com/office/word/2016/wordml/cid" xmlns:w16="http://schemas.microsoft.com/office/word/2018/wordml" xmlns:w16du="http://schemas.microsoft.com/office/word/2023/wordml/word16du" xmlns:w16sdtdh="http://schemas.microsoft.com/office/word/2020/wordml/sdtdatahash" xmlns:w16se="http://schemas.microsoft.com/office/word/2015/wordml/symex" xmlns:wpg="http://schemas.microsoft.com/office/word/2010/wordprocessingGroup" xmlns:wpi="http://schemas.microsoft.com/office/word/2010/wordprocessingInk" xmlns:wne="http://schemas.microsoft.com/office/word/2006/wordml" xmlns:wps="http://schemas.microsoft.com/office/word/2010/wordprocessingShape" mc:Ignorable="w14 w15 w16se w16cid w16 w16cex w16sdtdh w16du wp14">
+<w:endnotes xmlns:wpc="http://schemas.microsoft.com/office/word/2010/wordprocessingCanvas" xmlns:cx="http://schemas.microsoft.com/office/drawing/2014/chartex" xmlns:cx1="http://schemas.microsoft.com/office/drawing/2015/9/8/chartex" xmlns:cx2="http://schemas.microsoft.com/office/drawing/2015/10/21/chartex" xmlns:cx3="http://schemas.microsoft.com/office/drawing/2016/5/9/chartex" xmlns:cx4="http://schemas.microsoft.com/office/drawing/2016/5/10/chartex" xmlns:cx5="http://schemas.microsoft.com/office/drawing/2016/5/11/chartex" xmlns:cx6="http://schemas.microsoft.com/office/drawing/2016/5/12/chartex" xmlns:cx7="http://schemas.microsoft.com/office/drawing/2016/5/13/chartex" xmlns:cx8="http://schemas.microsoft.com/office/drawing/2016/5/14/chartex" xmlns:mc="http://schemas.openxmlformats.org/markup-compatibility/2006" xmlns:aink="http://schemas.microsoft.com/office/drawing/2016/ink" xmlns:am3d="http://schemas.microsoft.com/office/drawing/2017/model3d" xmlns:o="urn:schemas-microsoft-com:office:office" xmlns:oel="http://schemas.microsoft.com/office/2019/extlst" xmlns:r="http://schemas.openxmlformats.org/officeDocument/2006/relationships" xmlns:m="http://schemas.openxmlformats.org/officeDocument/2006/math" xmlns:v="urn:schemas-microsoft-com:vml" xmlns:wp14="http://schemas.microsoft.com/office/word/2010/wordprocessingDrawing" xmlns:wp="http://schemas.openxmlformats.org/drawingml/2006/wordprocessingDrawing" xmlns:w10="urn:schemas-microsoft-com:office:word" xmlns:w="http://schemas.openxmlformats.org/wordprocessingml/2006/main" xmlns:w14="http://schemas.microsoft.com/office/word/2010/wordml" xmlns:w15="http://schemas.microsoft.com/office/word/2012/wordml" xmlns:w16cex="http://schemas.microsoft.com/office/word/2018/wordml/cex" xmlns:w16cid="http://schemas.microsoft.com/office/word/2016/wordml/cid" xmlns:w16="http://schemas.microsoft.com/office/word/2018/wordml" xmlns:w16du="http://schemas.microsoft.com/office/word/2023/wordml/word16du" xmlns:w16sdtdh="http://schemas.microsoft.com/office/word/2020/wordml/sdtdatahash" xmlns:w16sdtfl="http://schemas.microsoft.com/office/word/2024/wordml/sdtformatlock" xmlns:w16se="http://schemas.microsoft.com/office/word/2015/wordml/symex" xmlns:wpg="http://schemas.microsoft.com/office/word/2010/wordprocessingGroup" xmlns:wpi="http://schemas.microsoft.com/office/word/2010/wordprocessingInk" xmlns:wne="http://schemas.microsoft.com/office/word/2006/wordml" xmlns:wps="http://schemas.microsoft.com/office/word/2010/wordprocessingShape" mc:Ignorable="w14 w15 w16se w16cid w16 w16cex w16sdtdh w16sdtfl w16du wp14">
   <w:endnote w:type="separator" w:id="-1">
     <w:p>
       <w:r>
@@ -16543,7 +18879,7 @@
 </file>
 
 <file path=word/footer1.xml><?xml version="1.0" encoding="utf-8"?>
-<w:ftr xmlns:wpc="http://schemas.microsoft.com/office/word/2010/wordprocessingCanvas" xmlns:cx="http://schemas.microsoft.com/office/drawing/2014/chartex" xmlns:cx1="http://schemas.microsoft.com/office/drawing/2015/9/8/chartex" xmlns:cx2="http://schemas.microsoft.com/office/drawing/2015/10/21/chartex" xmlns:cx3="http://schemas.microsoft.com/office/drawing/2016/5/9/chartex" xmlns:cx4="http://schemas.microsoft.com/office/drawing/2016/5/10/chartex" xmlns:cx5="http://schemas.microsoft.com/office/drawing/2016/5/11/chartex" xmlns:cx6="http://schemas.microsoft.com/office/drawing/2016/5/12/chartex" xmlns:cx7="http://schemas.microsoft.com/office/drawing/2016/5/13/chartex" xmlns:cx8="http://schemas.microsoft.com/office/drawing/2016/5/14/chartex" xmlns:mc="http://schemas.openxmlformats.org/markup-compatibility/2006" xmlns:aink="http://schemas.microsoft.com/office/drawing/2016/ink" xmlns:am3d="http://schemas.microsoft.com/office/drawing/2017/model3d" xmlns:o="urn:schemas-microsoft-com:office:office" xmlns:oel="http://schemas.microsoft.com/office/2019/extlst" xmlns:r="http://schemas.openxmlformats.org/officeDocument/2006/relationships" xmlns:m="http://schemas.openxmlformats.org/officeDocument/2006/math" xmlns:v="urn:schemas-microsoft-com:vml" xmlns:wp14="http://schemas.microsoft.com/office/word/2010/wordprocessingDrawing" xmlns:wp="http://schemas.openxmlformats.org/drawingml/2006/wordprocessingDrawing" xmlns:w10="urn:schemas-microsoft-com:office:word" xmlns:w="http://schemas.openxmlformats.org/wordprocessingml/2006/main" xmlns:w14="http://schemas.microsoft.com/office/word/2010/wordml" xmlns:w15="http://schemas.microsoft.com/office/word/2012/wordml" xmlns:w16cex="http://schemas.microsoft.com/office/word/2018/wordml/cex" xmlns:w16cid="http://schemas.microsoft.com/office/word/2016/wordml/cid" xmlns:w16="http://schemas.microsoft.com/office/word/2018/wordml" xmlns:w16du="http://schemas.microsoft.com/office/word/2023/wordml/word16du" xmlns:w16sdtdh="http://schemas.microsoft.com/office/word/2020/wordml/sdtdatahash" xmlns:w16se="http://schemas.microsoft.com/office/word/2015/wordml/symex" xmlns:wpg="http://schemas.microsoft.com/office/word/2010/wordprocessingGroup" xmlns:wpi="http://schemas.microsoft.com/office/word/2010/wordprocessingInk" xmlns:wne="http://schemas.microsoft.com/office/word/2006/wordml" xmlns:wps="http://schemas.microsoft.com/office/word/2010/wordprocessingShape" mc:Ignorable="w14 w15 w16se w16cid w16 w16cex w16sdtdh w16du wp14">
+<w:ftr xmlns:wpc="http://schemas.microsoft.com/office/word/2010/wordprocessingCanvas" xmlns:cx="http://schemas.microsoft.com/office/drawing/2014/chartex" xmlns:cx1="http://schemas.microsoft.com/office/drawing/2015/9/8/chartex" xmlns:cx2="http://schemas.microsoft.com/office/drawing/2015/10/21/chartex" xmlns:cx3="http://schemas.microsoft.com/office/drawing/2016/5/9/chartex" xmlns:cx4="http://schemas.microsoft.com/office/drawing/2016/5/10/chartex" xmlns:cx5="http://schemas.microsoft.com/office/drawing/2016/5/11/chartex" xmlns:cx6="http://schemas.microsoft.com/office/drawing/2016/5/12/chartex" xmlns:cx7="http://schemas.microsoft.com/office/drawing/2016/5/13/chartex" xmlns:cx8="http://schemas.microsoft.com/office/drawing/2016/5/14/chartex" xmlns:mc="http://schemas.openxmlformats.org/markup-compatibility/2006" xmlns:aink="http://schemas.microsoft.com/office/drawing/2016/ink" xmlns:am3d="http://schemas.microsoft.com/office/drawing/2017/model3d" xmlns:o="urn:schemas-microsoft-com:office:office" xmlns:oel="http://schemas.microsoft.com/office/2019/extlst" xmlns:r="http://schemas.openxmlformats.org/officeDocument/2006/relationships" xmlns:m="http://schemas.openxmlformats.org/officeDocument/2006/math" xmlns:v="urn:schemas-microsoft-com:vml" xmlns:wp14="http://schemas.microsoft.com/office/word/2010/wordprocessingDrawing" xmlns:wp="http://schemas.openxmlformats.org/drawingml/2006/wordprocessingDrawing" xmlns:w10="urn:schemas-microsoft-com:office:word" xmlns:w="http://schemas.openxmlformats.org/wordprocessingml/2006/main" xmlns:w14="http://schemas.microsoft.com/office/word/2010/wordml" xmlns:w15="http://schemas.microsoft.com/office/word/2012/wordml" xmlns:w16cex="http://schemas.microsoft.com/office/word/2018/wordml/cex" xmlns:w16cid="http://schemas.microsoft.com/office/word/2016/wordml/cid" xmlns:w16="http://schemas.microsoft.com/office/word/2018/wordml" xmlns:w16du="http://schemas.microsoft.com/office/word/2023/wordml/word16du" xmlns:w16sdtdh="http://schemas.microsoft.com/office/word/2020/wordml/sdtdatahash" xmlns:w16sdtfl="http://schemas.microsoft.com/office/word/2024/wordml/sdtformatlock" xmlns:w16se="http://schemas.microsoft.com/office/word/2015/wordml/symex" xmlns:wpg="http://schemas.microsoft.com/office/word/2010/wordprocessingGroup" xmlns:wpi="http://schemas.microsoft.com/office/word/2010/wordprocessingInk" xmlns:wne="http://schemas.microsoft.com/office/word/2006/wordml" xmlns:wps="http://schemas.microsoft.com/office/word/2010/wordprocessingShape" mc:Ignorable="w14 w15 w16se w16cid w16 w16cex w16sdtdh w16sdtfl w16du wp14">
   <w:p>
     <w:pPr>
       <w:pStyle w:val="Footer"/>
@@ -16608,7 +18944,7 @@
 </file>
 
 <file path=word/footnotes.xml><?xml version="1.0" encoding="utf-8"?>
-<w:footnotes xmlns:wpc="http://schemas.microsoft.com/office/word/2010/wordprocessingCanvas" xmlns:cx="http://schemas.microsoft.com/office/drawing/2014/chartex" xmlns:cx1="http://schemas.microsoft.com/office/drawing/2015/9/8/chartex" xmlns:cx2="http://schemas.microsoft.com/office/drawing/2015/10/21/chartex" xmlns:cx3="http://schemas.microsoft.com/office/drawing/2016/5/9/chartex" xmlns:cx4="http://schemas.microsoft.com/office/drawing/2016/5/10/chartex" xmlns:cx5="http://schemas.microsoft.com/office/drawing/2016/5/11/chartex" xmlns:cx6="http://schemas.microsoft.com/office/drawing/2016/5/12/chartex" xmlns:cx7="http://schemas.microsoft.com/office/drawing/2016/5/13/chartex" xmlns:cx8="http://schemas.microsoft.com/office/drawing/2016/5/14/chartex" xmlns:mc="http://schemas.openxmlformats.org/markup-compatibility/2006" xmlns:aink="http://schemas.microsoft.com/office/drawing/2016/ink" xmlns:am3d="http://schemas.microsoft.com/office/drawing/2017/model3d" xmlns:o="urn:schemas-microsoft-com:office:office" xmlns:oel="http://schemas.microsoft.com/office/2019/extlst" xmlns:r="http://schemas.openxmlformats.org/officeDocument/2006/relationships" xmlns:m="http://schemas.openxmlformats.org/officeDocument/2006/math" xmlns:v="urn:schemas-microsoft-com:vml" xmlns:wp14="http://schemas.microsoft.com/office/word/2010/wordprocessingDrawing" xmlns:wp="http://schemas.openxmlformats.org/drawingml/2006/wordprocessingDrawing" xmlns:w10="urn:schemas-microsoft-com:office:word" xmlns:w="http://schemas.openxmlformats.org/wordprocessingml/2006/main" xmlns:w14="http://schemas.microsoft.com/office/word/2010/wordml" xmlns:w15="http://schemas.microsoft.com/office/word/2012/wordml" xmlns:w16cex="http://schemas.microsoft.com/office/word/2018/wordml/cex" xmlns:w16cid="http://schemas.microsoft.com/office/word/2016/wordml/cid" xmlns:w16="http://schemas.microsoft.com/office/word/2018/wordml" xmlns:w16du="http://schemas.microsoft.com/office/word/2023/wordml/word16du" xmlns:w16sdtdh="http://schemas.microsoft.com/office/word/2020/wordml/sdtdatahash" xmlns:w16se="http://schemas.microsoft.com/office/word/2015/wordml/symex" xmlns:wpg="http://schemas.microsoft.com/office/word/2010/wordprocessingGroup" xmlns:wpi="http://schemas.microsoft.com/office/word/2010/wordprocessingInk" xmlns:wne="http://schemas.microsoft.com/office/word/2006/wordml" xmlns:wps="http://schemas.microsoft.com/office/word/2010/wordprocessingShape" mc:Ignorable="w14 w15 w16se w16cid w16 w16cex w16sdtdh w16du wp14">
+<w:footnotes xmlns:wpc="http://schemas.microsoft.com/office/word/2010/wordprocessingCanvas" xmlns:cx="http://schemas.microsoft.com/office/drawing/2014/chartex" xmlns:cx1="http://schemas.microsoft.com/office/drawing/2015/9/8/chartex" xmlns:cx2="http://schemas.microsoft.com/office/drawing/2015/10/21/chartex" xmlns:cx3="http://schemas.microsoft.com/office/drawing/2016/5/9/chartex" xmlns:cx4="http://schemas.microsoft.com/office/drawing/2016/5/10/chartex" xmlns:cx5="http://schemas.microsoft.com/office/drawing/2016/5/11/chartex" xmlns:cx6="http://schemas.microsoft.com/office/drawing/2016/5/12/chartex" xmlns:cx7="http://schemas.microsoft.com/office/drawing/2016/5/13/chartex" xmlns:cx8="http://schemas.microsoft.com/office/drawing/2016/5/14/chartex" xmlns:mc="http://schemas.openxmlformats.org/markup-compatibility/2006" xmlns:aink="http://schemas.microsoft.com/office/drawing/2016/ink" xmlns:am3d="http://schemas.microsoft.com/office/drawing/2017/model3d" xmlns:o="urn:schemas-microsoft-com:office:office" xmlns:oel="http://schemas.microsoft.com/office/2019/extlst" xmlns:r="http://schemas.openxmlformats.org/officeDocument/2006/relationships" xmlns:m="http://schemas.openxmlformats.org/officeDocument/2006/math" xmlns:v="urn:schemas-microsoft-com:vml" xmlns:wp14="http://schemas.microsoft.com/office/word/2010/wordprocessingDrawing" xmlns:wp="http://schemas.openxmlformats.org/drawingml/2006/wordprocessingDrawing" xmlns:w10="urn:schemas-microsoft-com:office:word" xmlns:w="http://schemas.openxmlformats.org/wordprocessingml/2006/main" xmlns:w14="http://schemas.microsoft.com/office/word/2010/wordml" xmlns:w15="http://schemas.microsoft.com/office/word/2012/wordml" xmlns:w16cex="http://schemas.microsoft.com/office/word/2018/wordml/cex" xmlns:w16cid="http://schemas.microsoft.com/office/word/2016/wordml/cid" xmlns:w16="http://schemas.microsoft.com/office/word/2018/wordml" xmlns:w16du="http://schemas.microsoft.com/office/word/2023/wordml/word16du" xmlns:w16sdtdh="http://schemas.microsoft.com/office/word/2020/wordml/sdtdatahash" xmlns:w16sdtfl="http://schemas.microsoft.com/office/word/2024/wordml/sdtformatlock" xmlns:w16se="http://schemas.microsoft.com/office/word/2015/wordml/symex" xmlns:wpg="http://schemas.microsoft.com/office/word/2010/wordprocessingGroup" xmlns:wpi="http://schemas.microsoft.com/office/word/2010/wordprocessingInk" xmlns:wne="http://schemas.microsoft.com/office/word/2006/wordml" xmlns:wps="http://schemas.microsoft.com/office/word/2010/wordprocessingShape" mc:Ignorable="w14 w15 w16se w16cid w16 w16cex w16sdtdh w16sdtfl w16du wp14">
   <w:footnote w:type="separator" w:id="-1">
     <w:p>
       <w:r>
@@ -16627,46 +18963,208 @@
 </file>
 
 <file path=word/numbering.xml><?xml version="1.0" encoding="utf-8"?>
-<w:numbering xmlns:wpc="http://schemas.microsoft.com/office/word/2010/wordprocessingCanvas" xmlns:cx="http://schemas.microsoft.com/office/drawing/2014/chartex" xmlns:cx1="http://schemas.microsoft.com/office/drawing/2015/9/8/chartex" xmlns:cx2="http://schemas.microsoft.com/office/drawing/2015/10/21/chartex" xmlns:cx3="http://schemas.microsoft.com/office/drawing/2016/5/9/chartex" xmlns:cx4="http://schemas.microsoft.com/office/drawing/2016/5/10/chartex" xmlns:cx5="http://schemas.microsoft.com/office/drawing/2016/5/11/chartex" xmlns:cx6="http://schemas.microsoft.com/office/drawing/2016/5/12/chartex" xmlns:cx7="http://schemas.microsoft.com/office/drawing/2016/5/13/chartex" xmlns:cx8="http://schemas.microsoft.com/office/drawing/2016/5/14/chartex" xmlns:mc="http://schemas.openxmlformats.org/markup-compatibility/2006" xmlns:aink="http://schemas.microsoft.com/office/drawing/2016/ink" xmlns:am3d="http://schemas.microsoft.com/office/drawing/2017/model3d" xmlns:o="urn:schemas-microsoft-com:office:office" xmlns:oel="http://schemas.microsoft.com/office/2019/extlst" xmlns:r="http://schemas.openxmlformats.org/officeDocument/2006/relationships" xmlns:m="http://schemas.openxmlformats.org/officeDocument/2006/math" xmlns:v="urn:schemas-microsoft-com:vml" xmlns:wp14="http://schemas.microsoft.com/office/word/2010/wordprocessingDrawing" xmlns:wp="http://schemas.openxmlformats.org/drawingml/2006/wordprocessingDrawing" xmlns:w10="urn:schemas-microsoft-com:office:word" xmlns:w="http://schemas.openxmlformats.org/wordprocessingml/2006/main" xmlns:w14="http://schemas.microsoft.com/office/word/2010/wordml" xmlns:w15="http://schemas.microsoft.com/office/word/2012/wordml" xmlns:w16cex="http://schemas.microsoft.com/office/word/2018/wordml/cex" xmlns:w16cid="http://schemas.microsoft.com/office/word/2016/wordml/cid" xmlns:w16="http://schemas.microsoft.com/office/word/2018/wordml" xmlns:w16du="http://schemas.microsoft.com/office/word/2023/wordml/word16du" xmlns:w16sdtdh="http://schemas.microsoft.com/office/word/2020/wordml/sdtdatahash" xmlns:w16se="http://schemas.microsoft.com/office/word/2015/wordml/symex" xmlns:wpg="http://schemas.microsoft.com/office/word/2010/wordprocessingGroup" xmlns:wpi="http://schemas.microsoft.com/office/word/2010/wordprocessingInk" xmlns:wne="http://schemas.microsoft.com/office/word/2006/wordml" xmlns:wps="http://schemas.microsoft.com/office/word/2010/wordprocessingShape" mc:Ignorable="w14 w15 w16se w16cid w16 w16cex w16sdtdh w16du wp14">
+<w:numbering xmlns:wpc="http://schemas.microsoft.com/office/word/2010/wordprocessingCanvas" xmlns:cx="http://schemas.microsoft.com/office/drawing/2014/chartex" xmlns:cx1="http://schemas.microsoft.com/office/drawing/2015/9/8/chartex" xmlns:cx2="http://schemas.microsoft.com/office/drawing/2015/10/21/chartex" xmlns:cx3="http://schemas.microsoft.com/office/drawing/2016/5/9/chartex" xmlns:cx4="http://schemas.microsoft.com/office/drawing/2016/5/10/chartex" xmlns:cx5="http://schemas.microsoft.com/office/drawing/2016/5/11/chartex" xmlns:cx6="http://schemas.microsoft.com/office/drawing/2016/5/12/chartex" xmlns:cx7="http://schemas.microsoft.com/office/drawing/2016/5/13/chartex" xmlns:cx8="http://schemas.microsoft.com/office/drawing/2016/5/14/chartex" xmlns:mc="http://schemas.openxmlformats.org/markup-compatibility/2006" xmlns:aink="http://schemas.microsoft.com/office/drawing/2016/ink" xmlns:am3d="http://schemas.microsoft.com/office/drawing/2017/model3d" xmlns:o="urn:schemas-microsoft-com:office:office" xmlns:oel="http://schemas.microsoft.com/office/2019/extlst" xmlns:r="http://schemas.openxmlformats.org/officeDocument/2006/relationships" xmlns:m="http://schemas.openxmlformats.org/officeDocument/2006/math" xmlns:v="urn:schemas-microsoft-com:vml" xmlns:wp14="http://schemas.microsoft.com/office/word/2010/wordprocessingDrawing" xmlns:wp="http://schemas.openxmlformats.org/drawingml/2006/wordprocessingDrawing" xmlns:w10="urn:schemas-microsoft-com:office:word" xmlns:w="http://schemas.openxmlformats.org/wordprocessingml/2006/main" xmlns:w14="http://schemas.microsoft.com/office/word/2010/wordml" xmlns:w15="http://schemas.microsoft.com/office/word/2012/wordml" xmlns:w16cex="http://schemas.microsoft.com/office/word/2018/wordml/cex" xmlns:w16cid="http://schemas.microsoft.com/office/word/2016/wordml/cid" xmlns:w16="http://schemas.microsoft.com/office/word/2018/wordml" xmlns:w16du="http://schemas.microsoft.com/office/word/2023/wordml/word16du" xmlns:w16sdtdh="http://schemas.microsoft.com/office/word/2020/wordml/sdtdatahash" xmlns:w16sdtfl="http://schemas.microsoft.com/office/word/2024/wordml/sdtformatlock" xmlns:w16se="http://schemas.microsoft.com/office/word/2015/wordml/symex" xmlns:wpg="http://schemas.microsoft.com/office/word/2010/wordprocessingGroup" xmlns:wpi="http://schemas.microsoft.com/office/word/2010/wordprocessingInk" xmlns:wne="http://schemas.microsoft.com/office/word/2006/wordml" xmlns:wps="http://schemas.microsoft.com/office/word/2010/wordprocessingShape" mc:Ignorable="w14 w15 w16se w16cid w16 w16cex w16sdtdh w16sdtfl w16du wp14">
   <w:numPicBullet w:numPicBulletId="0">
-    <w:pict>
-      <v:shapetype id="_x0000_t75" coordsize="21600,21600" o:spt="75" o:preferrelative="t" path="m@4@5l@4@11@9@11@9@5xe" filled="f" stroked="f">
-        <v:stroke joinstyle="miter"/>
-        <v:formulas>
-          <v:f eqn="if lineDrawn pixelLineWidth 0"/>
-          <v:f eqn="sum @0 1 0"/>
-          <v:f eqn="sum 0 0 @1"/>
-          <v:f eqn="prod @2 1 2"/>
-          <v:f eqn="prod @3 21600 pixelWidth"/>
-          <v:f eqn="prod @3 21600 pixelHeight"/>
-          <v:f eqn="sum @0 0 1"/>
-          <v:f eqn="prod @6 1 2"/>
-          <v:f eqn="prod @7 21600 pixelWidth"/>
-          <v:f eqn="sum @8 21600 0"/>
-          <v:f eqn="prod @7 21600 pixelHeight"/>
-          <v:f eqn="sum @10 21600 0"/>
-        </v:formulas>
-        <v:path o:extrusionok="f" gradientshapeok="t" o:connecttype="rect"/>
-        <o:lock v:ext="edit" aspectratio="t"/>
-      </v:shapetype>
-      <v:shape id="_x0000_i1029" type="#_x0000_t75" style="width:9pt;height:9pt" o:bullet="t">
-        <v:imagedata r:id="rId1" o:title="clip_bullet001"/>
-      </v:shape>
-    </w:pict>
+    <mc:AlternateContent>
+      <mc:Choice Requires="v">
+        <w:pict>
+          <v:shapetype w14:anchorId="55498EE3" id="_x0000_t75" coordsize="21600,21600" o:spt="75" o:preferrelative="t" path="m@4@5l@4@11@9@11@9@5xe" filled="f" stroked="f">
+            <v:stroke joinstyle="miter"/>
+            <v:formulas>
+              <v:f eqn="if lineDrawn pixelLineWidth 0"/>
+              <v:f eqn="sum @0 1 0"/>
+              <v:f eqn="sum 0 0 @1"/>
+              <v:f eqn="prod @2 1 2"/>
+              <v:f eqn="prod @3 21600 pixelWidth"/>
+              <v:f eqn="prod @3 21600 pixelHeight"/>
+              <v:f eqn="sum @0 0 1"/>
+              <v:f eqn="prod @6 1 2"/>
+              <v:f eqn="prod @7 21600 pixelWidth"/>
+              <v:f eqn="sum @8 21600 0"/>
+              <v:f eqn="prod @7 21600 pixelHeight"/>
+              <v:f eqn="sum @10 21600 0"/>
+            </v:formulas>
+            <v:path o:extrusionok="f" gradientshapeok="t" o:connecttype="rect"/>
+            <o:lock v:ext="edit" aspectratio="t"/>
+          </v:shapetype>
+          <v:shape id="Picture 1124978479" o:spid="_x0000_i1025" type="#_x0000_t75" style="width:9pt;height:9pt;visibility:visible;mso-wrap-style:square">
+            <v:imagedata r:id="rId1" o:title=""/>
+          </v:shape>
+        </w:pict>
+      </mc:Choice>
+      <mc:Fallback>
+        <w:drawing>
+          <wp:inline distT="0" distB="0" distL="0" distR="0" wp14:anchorId="0E8F8CFA" wp14:editId="34201535">
+            <wp:extent cx="114300" cy="114300"/>
+            <wp:effectExtent l="0" t="0" r="0" b="0"/>
+            <wp:docPr id="1124978479" name="Picture 1124978479"/>
+            <wp:cNvGraphicFramePr>
+              <a:graphicFrameLocks xmlns:a="http://schemas.openxmlformats.org/drawingml/2006/main" noChangeAspect="1"/>
+            </wp:cNvGraphicFramePr>
+            <a:graphic xmlns:a="http://schemas.openxmlformats.org/drawingml/2006/main">
+              <a:graphicData uri="http://schemas.openxmlformats.org/drawingml/2006/picture">
+                <pic:pic xmlns:pic="http://schemas.openxmlformats.org/drawingml/2006/picture">
+                  <pic:nvPicPr>
+                    <pic:cNvPr id="0" name="Picture -1023"/>
+                    <pic:cNvPicPr>
+                      <a:picLocks noChangeAspect="1" noChangeArrowheads="1"/>
+                    </pic:cNvPicPr>
+                  </pic:nvPicPr>
+                  <pic:blipFill>
+                    <a:blip r:embed="rId2">
+                      <a:extLst>
+                        <a:ext uri="{28A0092B-C50C-407E-A947-70E740481C1C}">
+                          <a14:useLocalDpi xmlns:a14="http://schemas.microsoft.com/office/drawing/2010/main" val="0"/>
+                        </a:ext>
+                      </a:extLst>
+                    </a:blip>
+                    <a:srcRect/>
+                    <a:stretch>
+                      <a:fillRect/>
+                    </a:stretch>
+                  </pic:blipFill>
+                  <pic:spPr bwMode="auto">
+                    <a:xfrm>
+                      <a:off x="0" y="0"/>
+                      <a:ext cx="114300" cy="114300"/>
+                    </a:xfrm>
+                    <a:prstGeom prst="rect">
+                      <a:avLst/>
+                    </a:prstGeom>
+                    <a:noFill/>
+                    <a:ln>
+                      <a:noFill/>
+                    </a:ln>
+                  </pic:spPr>
+                </pic:pic>
+              </a:graphicData>
+            </a:graphic>
+          </wp:inline>
+        </w:drawing>
+      </mc:Fallback>
+    </mc:AlternateContent>
   </w:numPicBullet>
   <w:numPicBullet w:numPicBulletId="1">
-    <w:pict>
-      <v:shape id="_x0000_i1030" type="#_x0000_t75" style="width:11.25pt;height:11.25pt" o:bullet="t">
-        <v:imagedata r:id="rId2" o:title="clip_bullet001"/>
-      </v:shape>
-    </w:pict>
+    <mc:AlternateContent>
+      <mc:Choice Requires="v">
+        <w:pict>
+          <v:shape w14:anchorId="373DB456" id="Picture 1804995422" o:spid="_x0000_i1025" type="#_x0000_t75" style="width:11.4pt;height:11.4pt;visibility:visible;mso-wrap-style:square">
+            <v:imagedata r:id="rId3" o:title=""/>
+          </v:shape>
+        </w:pict>
+      </mc:Choice>
+      <mc:Fallback>
+        <w:drawing>
+          <wp:inline distT="0" distB="0" distL="0" distR="0" wp14:anchorId="4DDA698B" wp14:editId="4F0FEAC9">
+            <wp:extent cx="144780" cy="144780"/>
+            <wp:effectExtent l="0" t="0" r="0" b="0"/>
+            <wp:docPr id="1804995422" name="Picture 1804995422"/>
+            <wp:cNvGraphicFramePr>
+              <a:graphicFrameLocks xmlns:a="http://schemas.openxmlformats.org/drawingml/2006/main" noChangeAspect="1"/>
+            </wp:cNvGraphicFramePr>
+            <a:graphic xmlns:a="http://schemas.openxmlformats.org/drawingml/2006/main">
+              <a:graphicData uri="http://schemas.openxmlformats.org/drawingml/2006/picture">
+                <pic:pic xmlns:pic="http://schemas.openxmlformats.org/drawingml/2006/picture">
+                  <pic:nvPicPr>
+                    <pic:cNvPr id="0" name="Picture -1022"/>
+                    <pic:cNvPicPr>
+                      <a:picLocks noChangeAspect="1" noChangeArrowheads="1"/>
+                    </pic:cNvPicPr>
+                  </pic:nvPicPr>
+                  <pic:blipFill>
+                    <a:blip r:embed="rId4">
+                      <a:extLst>
+                        <a:ext uri="{28A0092B-C50C-407E-A947-70E740481C1C}">
+                          <a14:useLocalDpi xmlns:a14="http://schemas.microsoft.com/office/drawing/2010/main" val="0"/>
+                        </a:ext>
+                      </a:extLst>
+                    </a:blip>
+                    <a:srcRect/>
+                    <a:stretch>
+                      <a:fillRect/>
+                    </a:stretch>
+                  </pic:blipFill>
+                  <pic:spPr bwMode="auto">
+                    <a:xfrm>
+                      <a:off x="0" y="0"/>
+                      <a:ext cx="144780" cy="144780"/>
+                    </a:xfrm>
+                    <a:prstGeom prst="rect">
+                      <a:avLst/>
+                    </a:prstGeom>
+                    <a:noFill/>
+                    <a:ln>
+                      <a:noFill/>
+                    </a:ln>
+                  </pic:spPr>
+                </pic:pic>
+              </a:graphicData>
+            </a:graphic>
+          </wp:inline>
+        </w:drawing>
+      </mc:Fallback>
+    </mc:AlternateContent>
   </w:numPicBullet>
   <w:numPicBullet w:numPicBulletId="2">
-    <w:pict>
-      <v:shape id="_x0000_i1031" type="#_x0000_t75" style="width:8.25pt;height:8.25pt" o:bullet="t">
-        <v:imagedata r:id="rId3" o:title="clip_bullet002"/>
-      </v:shape>
-    </w:pict>
+    <mc:AlternateContent>
+      <mc:Choice Requires="v">
+        <w:pict>
+          <v:shape w14:anchorId="6E87F905" id="Picture 837607938" o:spid="_x0000_i1025" type="#_x0000_t75" style="width:8.4pt;height:8.4pt;visibility:visible;mso-wrap-style:square">
+            <v:imagedata r:id="rId5" o:title=""/>
+          </v:shape>
+        </w:pict>
+      </mc:Choice>
+      <mc:Fallback>
+        <w:drawing>
+          <wp:inline distT="0" distB="0" distL="0" distR="0" wp14:anchorId="30AF1370" wp14:editId="4789712D">
+            <wp:extent cx="106680" cy="106680"/>
+            <wp:effectExtent l="0" t="0" r="0" b="0"/>
+            <wp:docPr id="837607938" name="Picture 837607938"/>
+            <wp:cNvGraphicFramePr>
+              <a:graphicFrameLocks xmlns:a="http://schemas.openxmlformats.org/drawingml/2006/main" noChangeAspect="1"/>
+            </wp:cNvGraphicFramePr>
+            <a:graphic xmlns:a="http://schemas.openxmlformats.org/drawingml/2006/main">
+              <a:graphicData uri="http://schemas.openxmlformats.org/drawingml/2006/picture">
+                <pic:pic xmlns:pic="http://schemas.openxmlformats.org/drawingml/2006/picture">
+                  <pic:nvPicPr>
+                    <pic:cNvPr id="0" name="Picture -1021"/>
+                    <pic:cNvPicPr>
+                      <a:picLocks noChangeAspect="1" noChangeArrowheads="1"/>
+                    </pic:cNvPicPr>
+                  </pic:nvPicPr>
+                  <pic:blipFill>
+                    <a:blip r:embed="rId6">
+                      <a:extLst>
+                        <a:ext uri="{28A0092B-C50C-407E-A947-70E740481C1C}">
+                          <a14:useLocalDpi xmlns:a14="http://schemas.microsoft.com/office/drawing/2010/main" val="0"/>
+                        </a:ext>
+                      </a:extLst>
+                    </a:blip>
+                    <a:srcRect/>
+                    <a:stretch>
+                      <a:fillRect/>
+                    </a:stretch>
+                  </pic:blipFill>
+                  <pic:spPr bwMode="auto">
+                    <a:xfrm>
+                      <a:off x="0" y="0"/>
+                      <a:ext cx="106680" cy="106680"/>
+                    </a:xfrm>
+                    <a:prstGeom prst="rect">
+                      <a:avLst/>
+                    </a:prstGeom>
+                    <a:noFill/>
+                    <a:ln>
+                      <a:noFill/>
+                    </a:ln>
+                  </pic:spPr>
+                </pic:pic>
+              </a:graphicData>
+            </a:graphic>
+          </wp:inline>
+        </w:drawing>
+      </mc:Fallback>
+    </mc:AlternateContent>
   </w:numPicBullet>
   <w:abstractNum w:abstractNumId="0" w15:restartNumberingAfterBreak="0">
     <w:nsid w:val="0BE469ED"/>
@@ -19783,7 +22281,7 @@
 </file>
 
 <file path=word/people.xml><?xml version="1.0" encoding="utf-8"?>
-<w15:people xmlns:wpc="http://schemas.microsoft.com/office/word/2010/wordprocessingCanvas" xmlns:cx="http://schemas.microsoft.com/office/drawing/2014/chartex" xmlns:cx1="http://schemas.microsoft.com/office/drawing/2015/9/8/chartex" xmlns:cx2="http://schemas.microsoft.com/office/drawing/2015/10/21/chartex" xmlns:cx3="http://schemas.microsoft.com/office/drawing/2016/5/9/chartex" xmlns:cx4="http://schemas.microsoft.com/office/drawing/2016/5/10/chartex" xmlns:cx5="http://schemas.microsoft.com/office/drawing/2016/5/11/chartex" xmlns:cx6="http://schemas.microsoft.com/office/drawing/2016/5/12/chartex" xmlns:cx7="http://schemas.microsoft.com/office/drawing/2016/5/13/chartex" xmlns:cx8="http://schemas.microsoft.com/office/drawing/2016/5/14/chartex" xmlns:mc="http://schemas.openxmlformats.org/markup-compatibility/2006" xmlns:aink="http://schemas.microsoft.com/office/drawing/2016/ink" xmlns:am3d="http://schemas.microsoft.com/office/drawing/2017/model3d" xmlns:o="urn:schemas-microsoft-com:office:office" xmlns:oel="http://schemas.microsoft.com/office/2019/extlst" xmlns:r="http://schemas.openxmlformats.org/officeDocument/2006/relationships" xmlns:m="http://schemas.openxmlformats.org/officeDocument/2006/math" xmlns:v="urn:schemas-microsoft-com:vml" xmlns:wp14="http://schemas.microsoft.com/office/word/2010/wordprocessingDrawing" xmlns:wp="http://schemas.openxmlformats.org/drawingml/2006/wordprocessingDrawing" xmlns:w10="urn:schemas-microsoft-com:office:word" xmlns:w="http://schemas.openxmlformats.org/wordprocessingml/2006/main" xmlns:w14="http://schemas.microsoft.com/office/word/2010/wordml" xmlns:w15="http://schemas.microsoft.com/office/word/2012/wordml" xmlns:w16cex="http://schemas.microsoft.com/office/word/2018/wordml/cex" xmlns:w16cid="http://schemas.microsoft.com/office/word/2016/wordml/cid" xmlns:w16="http://schemas.microsoft.com/office/word/2018/wordml" xmlns:w16du="http://schemas.microsoft.com/office/word/2023/wordml/word16du" xmlns:w16sdtdh="http://schemas.microsoft.com/office/word/2020/wordml/sdtdatahash" xmlns:w16se="http://schemas.microsoft.com/office/word/2015/wordml/symex" xmlns:wpg="http://schemas.microsoft.com/office/word/2010/wordprocessingGroup" xmlns:wpi="http://schemas.microsoft.com/office/word/2010/wordprocessingInk" xmlns:wne="http://schemas.microsoft.com/office/word/2006/wordml" xmlns:wps="http://schemas.microsoft.com/office/word/2010/wordprocessingShape" mc:Ignorable="w14 w15 w16se w16cid w16 w16cex w16sdtdh w16du wp14">
+<w15:people xmlns:wpc="http://schemas.microsoft.com/office/word/2010/wordprocessingCanvas" xmlns:cx="http://schemas.microsoft.com/office/drawing/2014/chartex" xmlns:cx1="http://schemas.microsoft.com/office/drawing/2015/9/8/chartex" xmlns:cx2="http://schemas.microsoft.com/office/drawing/2015/10/21/chartex" xmlns:cx3="http://schemas.microsoft.com/office/drawing/2016/5/9/chartex" xmlns:cx4="http://schemas.microsoft.com/office/drawing/2016/5/10/chartex" xmlns:cx5="http://schemas.microsoft.com/office/drawing/2016/5/11/chartex" xmlns:cx6="http://schemas.microsoft.com/office/drawing/2016/5/12/chartex" xmlns:cx7="http://schemas.microsoft.com/office/drawing/2016/5/13/chartex" xmlns:cx8="http://schemas.microsoft.com/office/drawing/2016/5/14/chartex" xmlns:mc="http://schemas.openxmlformats.org/markup-compatibility/2006" xmlns:aink="http://schemas.microsoft.com/office/drawing/2016/ink" xmlns:am3d="http://schemas.microsoft.com/office/drawing/2017/model3d" xmlns:o="urn:schemas-microsoft-com:office:office" xmlns:oel="http://schemas.microsoft.com/office/2019/extlst" xmlns:r="http://schemas.openxmlformats.org/officeDocument/2006/relationships" xmlns:m="http://schemas.openxmlformats.org/officeDocument/2006/math" xmlns:v="urn:schemas-microsoft-com:vml" xmlns:wp14="http://schemas.microsoft.com/office/word/2010/wordprocessingDrawing" xmlns:wp="http://schemas.openxmlformats.org/drawingml/2006/wordprocessingDrawing" xmlns:w10="urn:schemas-microsoft-com:office:word" xmlns:w="http://schemas.openxmlformats.org/wordprocessingml/2006/main" xmlns:w14="http://schemas.microsoft.com/office/word/2010/wordml" xmlns:w15="http://schemas.microsoft.com/office/word/2012/wordml" xmlns:w16cex="http://schemas.microsoft.com/office/word/2018/wordml/cex" xmlns:w16cid="http://schemas.microsoft.com/office/word/2016/wordml/cid" xmlns:w16="http://schemas.microsoft.com/office/word/2018/wordml" xmlns:w16du="http://schemas.microsoft.com/office/word/2023/wordml/word16du" xmlns:w16sdtdh="http://schemas.microsoft.com/office/word/2020/wordml/sdtdatahash" xmlns:w16sdtfl="http://schemas.microsoft.com/office/word/2024/wordml/sdtformatlock" xmlns:w16se="http://schemas.microsoft.com/office/word/2015/wordml/symex" xmlns:wpg="http://schemas.microsoft.com/office/word/2010/wordprocessingGroup" xmlns:wpi="http://schemas.microsoft.com/office/word/2010/wordprocessingInk" xmlns:wne="http://schemas.microsoft.com/office/word/2006/wordml" xmlns:wps="http://schemas.microsoft.com/office/word/2010/wordprocessingShape" mc:Ignorable="w14 w15 w16se w16cid w16 w16cex w16sdtdh w16sdtfl w16du wp14">
   <w15:person w15:author="Kenneth Goldman">
     <w15:presenceInfo w15:providerId="AD" w15:userId="S::kgoldman@us.ibm.com::2c024fe3-becd-4dd3-840f-717398001ebc"/>
   </w15:person>
@@ -19791,7 +22289,7 @@
 </file>
 
 <file path=word/styles.xml><?xml version="1.0" encoding="utf-8"?>
-<w:styles xmlns:mc="http://schemas.openxmlformats.org/markup-compatibility/2006" xmlns:r="http://schemas.openxmlformats.org/officeDocument/2006/relationships" xmlns:w="http://schemas.openxmlformats.org/wordprocessingml/2006/main" xmlns:w14="http://schemas.microsoft.com/office/word/2010/wordml" xmlns:w15="http://schemas.microsoft.com/office/word/2012/wordml" xmlns:w16cex="http://schemas.microsoft.com/office/word/2018/wordml/cex" xmlns:w16cid="http://schemas.microsoft.com/office/word/2016/wordml/cid" xmlns:w16="http://schemas.microsoft.com/office/word/2018/wordml" xmlns:w16du="http://schemas.microsoft.com/office/word/2023/wordml/word16du" xmlns:w16sdtdh="http://schemas.microsoft.com/office/word/2020/wordml/sdtdatahash" xmlns:w16se="http://schemas.microsoft.com/office/word/2015/wordml/symex" mc:Ignorable="w14 w15 w16se w16cid w16 w16cex w16sdtdh w16du">
+<w:styles xmlns:mc="http://schemas.openxmlformats.org/markup-compatibility/2006" xmlns:r="http://schemas.openxmlformats.org/officeDocument/2006/relationships" xmlns:w="http://schemas.openxmlformats.org/wordprocessingml/2006/main" xmlns:w14="http://schemas.microsoft.com/office/word/2010/wordml" xmlns:w15="http://schemas.microsoft.com/office/word/2012/wordml" xmlns:w16cex="http://schemas.microsoft.com/office/word/2018/wordml/cex" xmlns:w16cid="http://schemas.microsoft.com/office/word/2016/wordml/cid" xmlns:w16="http://schemas.microsoft.com/office/word/2018/wordml" xmlns:w16du="http://schemas.microsoft.com/office/word/2023/wordml/word16du" xmlns:w16sdtdh="http://schemas.microsoft.com/office/word/2020/wordml/sdtdatahash" xmlns:w16sdtfl="http://schemas.microsoft.com/office/word/2024/wordml/sdtformatlock" xmlns:w16se="http://schemas.microsoft.com/office/word/2015/wordml/symex" mc:Ignorable="w14 w15 w16se w16cid w16 w16cex w16sdtdh w16sdtfl w16du">
   <w:docDefaults>
     <w:rPrDefault>
       <w:rPr>

--- a/ibmtss.docx
+++ b/ibmtss.docx
@@ -8144,15 +8144,7 @@
         </w:numPr>
       </w:pPr>
       <w:r>
-        <w:t xml:space="preserve">Session </w:t>
-      </w:r>
-      <w:proofErr w:type="gramStart"/>
-      <w:r>
-        <w:t>continue</w:t>
-      </w:r>
-      <w:proofErr w:type="gramEnd"/>
-      <w:r>
-        <w:t xml:space="preserve"> flag</w:t>
+        <w:t>Session continue flag</w:t>
       </w:r>
     </w:p>
     <w:p>
@@ -9043,6 +9035,29 @@
       <w:r>
         <w:t xml:space="preserve">.  </w:t>
       </w:r>
+      <w:ins w:id="19" w:author="Kenneth Goldman" w:date="2025-11-21T14:35:00Z">
+        <w:r>
+          <w:t xml:space="preserve">If </w:t>
+        </w:r>
+        <w:proofErr w:type="spellStart"/>
+        <w:r>
+          <w:t>tssContext</w:t>
+        </w:r>
+        <w:proofErr w:type="spellEnd"/>
+        <w:r>
+          <w:t xml:space="preserve"> is NULL</w:t>
+        </w:r>
+      </w:ins>
+      <w:ins w:id="20" w:author="Kenneth Goldman" w:date="2025-11-21T14:37:00Z">
+        <w:r>
+          <w:t xml:space="preserve">, </w:t>
+        </w:r>
+      </w:ins>
+      <w:ins w:id="21" w:author="Kenneth Goldman" w:date="2025-11-21T14:35:00Z">
+        <w:r>
+          <w:t xml:space="preserve"> no operation is performed.</w:t>
+        </w:r>
+      </w:ins>
     </w:p>
     <w:p/>
     <w:p>
@@ -9063,15 +9078,15 @@
       <w:pPr>
         <w:pStyle w:val="Heading2"/>
       </w:pPr>
-      <w:bookmarkStart w:id="19" w:name="_Ref532809551"/>
-      <w:bookmarkStart w:id="20" w:name="_Ref532809555"/>
-      <w:bookmarkStart w:id="21" w:name="_Toc35934223"/>
+      <w:bookmarkStart w:id="22" w:name="_Ref532809551"/>
+      <w:bookmarkStart w:id="23" w:name="_Ref532809555"/>
+      <w:bookmarkStart w:id="24" w:name="_Toc35934223"/>
       <w:r>
         <w:t>Optional Customization</w:t>
       </w:r>
-      <w:bookmarkEnd w:id="19"/>
-      <w:bookmarkEnd w:id="20"/>
-      <w:bookmarkEnd w:id="21"/>
+      <w:bookmarkEnd w:id="22"/>
+      <w:bookmarkEnd w:id="23"/>
+      <w:bookmarkEnd w:id="24"/>
     </w:p>
     <w:p/>
     <w:p>
@@ -9263,11 +9278,11 @@
       <w:pPr>
         <w:pStyle w:val="Heading3"/>
       </w:pPr>
-      <w:bookmarkStart w:id="22" w:name="_Toc35934224"/>
+      <w:bookmarkStart w:id="25" w:name="_Toc35934224"/>
       <w:r>
         <w:t>Property Example</w:t>
       </w:r>
-      <w:bookmarkEnd w:id="22"/>
+      <w:bookmarkEnd w:id="25"/>
     </w:p>
     <w:p/>
     <w:p>
@@ -9423,15 +9438,15 @@
       <w:pPr>
         <w:pStyle w:val="Heading3"/>
       </w:pPr>
-      <w:bookmarkStart w:id="23" w:name="_Ref469903677"/>
-      <w:bookmarkStart w:id="24" w:name="_Ref469903681"/>
-      <w:bookmarkStart w:id="25" w:name="_Toc35934225"/>
+      <w:bookmarkStart w:id="26" w:name="_Ref469903677"/>
+      <w:bookmarkStart w:id="27" w:name="_Ref469903681"/>
+      <w:bookmarkStart w:id="28" w:name="_Toc35934225"/>
       <w:r>
         <w:t>Properties</w:t>
       </w:r>
-      <w:bookmarkEnd w:id="23"/>
-      <w:bookmarkEnd w:id="24"/>
-      <w:bookmarkEnd w:id="25"/>
+      <w:bookmarkEnd w:id="26"/>
+      <w:bookmarkEnd w:id="27"/>
+      <w:bookmarkEnd w:id="28"/>
     </w:p>
     <w:p/>
     <w:p>
@@ -9464,12 +9479,12 @@
       <w:pPr>
         <w:pStyle w:val="Heading4"/>
       </w:pPr>
-      <w:bookmarkStart w:id="26" w:name="_Ref473273918"/>
+      <w:bookmarkStart w:id="29" w:name="_Ref473273918"/>
       <w:r>
         <w:lastRenderedPageBreak/>
         <w:t>TPM_TRACE_LEVEL</w:t>
       </w:r>
-      <w:bookmarkEnd w:id="26"/>
+      <w:bookmarkEnd w:id="29"/>
     </w:p>
     <w:p>
       <w:r>
@@ -9541,11 +9556,11 @@
       <w:pPr>
         <w:pStyle w:val="Heading4"/>
       </w:pPr>
-      <w:bookmarkStart w:id="27" w:name="_Ref473274005"/>
+      <w:bookmarkStart w:id="30" w:name="_Ref473274005"/>
       <w:r>
         <w:t>TPM_INTERFACE_TYPE</w:t>
       </w:r>
-      <w:bookmarkEnd w:id="27"/>
+      <w:bookmarkEnd w:id="30"/>
     </w:p>
     <w:p>
       <w:r>
@@ -9706,11 +9721,11 @@
       <w:pPr>
         <w:pStyle w:val="Heading4"/>
       </w:pPr>
-      <w:bookmarkStart w:id="28" w:name="_Ref473273410"/>
+      <w:bookmarkStart w:id="31" w:name="_Ref473273410"/>
       <w:r>
         <w:t>TPM_SERVER_NAME</w:t>
       </w:r>
-      <w:bookmarkEnd w:id="28"/>
+      <w:bookmarkEnd w:id="31"/>
     </w:p>
     <w:p>
       <w:r>
@@ -9737,11 +9752,11 @@
       <w:pPr>
         <w:pStyle w:val="Heading4"/>
       </w:pPr>
-      <w:bookmarkStart w:id="29" w:name="_Ref473273447"/>
+      <w:bookmarkStart w:id="32" w:name="_Ref473273447"/>
       <w:r>
         <w:t>TPM_SERVER_TYPE</w:t>
       </w:r>
-      <w:bookmarkEnd w:id="29"/>
+      <w:bookmarkEnd w:id="32"/>
     </w:p>
     <w:p>
       <w:r>
@@ -9826,11 +9841,11 @@
       <w:pPr>
         <w:pStyle w:val="Heading4"/>
       </w:pPr>
-      <w:bookmarkStart w:id="30" w:name="_Ref473273450"/>
+      <w:bookmarkStart w:id="33" w:name="_Ref473273450"/>
       <w:r>
         <w:t>TPM_COMMAND_PORT</w:t>
       </w:r>
-      <w:bookmarkEnd w:id="30"/>
+      <w:bookmarkEnd w:id="33"/>
     </w:p>
     <w:p>
       <w:r>
@@ -9858,11 +9873,11 @@
       <w:pPr>
         <w:pStyle w:val="Heading4"/>
       </w:pPr>
-      <w:bookmarkStart w:id="31" w:name="_Ref473273453"/>
+      <w:bookmarkStart w:id="34" w:name="_Ref473273453"/>
       <w:r>
         <w:t>TPM_PLATFORM_PORT</w:t>
       </w:r>
-      <w:bookmarkEnd w:id="31"/>
+      <w:bookmarkEnd w:id="34"/>
     </w:p>
     <w:p>
       <w:r>
@@ -9891,11 +9906,11 @@
       <w:pPr>
         <w:pStyle w:val="Heading4"/>
       </w:pPr>
-      <w:bookmarkStart w:id="32" w:name="_Ref473273499"/>
+      <w:bookmarkStart w:id="35" w:name="_Ref473273499"/>
       <w:r>
         <w:t>TPM_DEVICE</w:t>
       </w:r>
-      <w:bookmarkEnd w:id="32"/>
+      <w:bookmarkEnd w:id="35"/>
     </w:p>
     <w:p>
       <w:r>
@@ -10023,11 +10038,11 @@
       <w:pPr>
         <w:pStyle w:val="Heading4"/>
       </w:pPr>
-      <w:bookmarkStart w:id="33" w:name="_Ref473274288"/>
+      <w:bookmarkStart w:id="36" w:name="_Ref473274288"/>
       <w:r>
         <w:t>TPM_ENCRYPT_SESSIONS</w:t>
       </w:r>
-      <w:bookmarkEnd w:id="33"/>
+      <w:bookmarkEnd w:id="36"/>
     </w:p>
     <w:p>
       <w:r>
@@ -10239,8 +10254,8 @@
       <w:pPr>
         <w:pStyle w:val="Heading3"/>
       </w:pPr>
-      <w:bookmarkStart w:id="34" w:name="_Ref418692484"/>
-      <w:bookmarkStart w:id="35" w:name="_Toc35934226"/>
+      <w:bookmarkStart w:id="37" w:name="_Ref418692484"/>
+      <w:bookmarkStart w:id="38" w:name="_Toc35934226"/>
       <w:proofErr w:type="spellStart"/>
       <w:r>
         <w:t>TS</w:t>
@@ -10263,8 +10278,8 @@
       <w:r>
         <w:t>)</w:t>
       </w:r>
-      <w:bookmarkEnd w:id="34"/>
-      <w:bookmarkEnd w:id="35"/>
+      <w:bookmarkEnd w:id="37"/>
+      <w:bookmarkEnd w:id="38"/>
     </w:p>
     <w:p/>
     <w:p>
@@ -10513,11 +10528,11 @@
       <w:pPr>
         <w:pStyle w:val="Heading2"/>
       </w:pPr>
-      <w:bookmarkStart w:id="36" w:name="_Toc35934227"/>
+      <w:bookmarkStart w:id="39" w:name="_Toc35934227"/>
       <w:r>
         <w:t>Extra Parameter</w:t>
       </w:r>
-      <w:bookmarkEnd w:id="36"/>
+      <w:bookmarkEnd w:id="39"/>
     </w:p>
     <w:p/>
     <w:p>
@@ -10558,14 +10573,14 @@
       <w:pPr>
         <w:pStyle w:val="Heading2"/>
       </w:pPr>
-      <w:bookmarkStart w:id="37" w:name="_Toc35934228"/>
+      <w:bookmarkStart w:id="40" w:name="_Toc35934228"/>
       <w:r>
         <w:t>Other APIs</w:t>
       </w:r>
       <w:r>
         <w:t xml:space="preserve"> and Headers</w:t>
       </w:r>
-      <w:bookmarkEnd w:id="37"/>
+      <w:bookmarkEnd w:id="40"/>
     </w:p>
     <w:p/>
     <w:p>
@@ -10617,15 +10632,7 @@
     <w:p/>
     <w:p>
       <w:r>
-        <w:t xml:space="preserve">The utility / demo applications cheat a </w:t>
-      </w:r>
-      <w:proofErr w:type="gramStart"/>
-      <w:r>
-        <w:t>bit,</w:t>
-      </w:r>
-      <w:proofErr w:type="gramEnd"/>
-      <w:r>
-        <w:t xml:space="preserve"> in that they call into TSS utility functions.  These are less likely to be stable than the official API above.</w:t>
+        <w:t>The utility / demo applications cheat a bit, in that they call into TSS utility functions.  These are less likely to be stable than the official API above.</w:t>
       </w:r>
     </w:p>
     <w:p/>
@@ -10983,7 +10990,7 @@
           <w:sz w:val="22"/>
         </w:rPr>
       </w:pPr>
-      <w:bookmarkStart w:id="38" w:name="_Toc35934229"/>
+      <w:bookmarkStart w:id="41" w:name="_Toc35934229"/>
       <w:r>
         <w:rPr>
           <w:spacing w:val="8"/>
@@ -10992,7 +10999,7 @@
         <w:lastRenderedPageBreak/>
         <w:t>Application Notes</w:t>
       </w:r>
-      <w:bookmarkEnd w:id="38"/>
+      <w:bookmarkEnd w:id="41"/>
     </w:p>
     <w:p/>
     <w:p>
@@ -11005,11 +11012,11 @@
       <w:pPr>
         <w:pStyle w:val="Heading2"/>
       </w:pPr>
-      <w:bookmarkStart w:id="39" w:name="_Toc35934230"/>
+      <w:bookmarkStart w:id="42" w:name="_Toc35934230"/>
       <w:r>
         <w:t>TPM Simulator</w:t>
       </w:r>
-      <w:bookmarkEnd w:id="39"/>
+      <w:bookmarkEnd w:id="42"/>
     </w:p>
     <w:p/>
     <w:p>
@@ -11054,11 +11061,11 @@
       <w:pPr>
         <w:pStyle w:val="Heading2"/>
       </w:pPr>
-      <w:bookmarkStart w:id="40" w:name="_Toc35934231"/>
+      <w:bookmarkStart w:id="43" w:name="_Toc35934231"/>
       <w:r>
         <w:t>Parameter Encryption</w:t>
       </w:r>
-      <w:bookmarkEnd w:id="40"/>
+      <w:bookmarkEnd w:id="43"/>
     </w:p>
     <w:p/>
     <w:p>
@@ -11071,11 +11078,11 @@
       <w:pPr>
         <w:pStyle w:val="Heading2"/>
       </w:pPr>
-      <w:bookmarkStart w:id="41" w:name="_Toc35934232"/>
+      <w:bookmarkStart w:id="44" w:name="_Toc35934232"/>
       <w:r>
         <w:t>Session Salt</w:t>
       </w:r>
-      <w:bookmarkEnd w:id="41"/>
+      <w:bookmarkEnd w:id="44"/>
     </w:p>
     <w:p/>
     <w:p>
@@ -11157,24 +11164,16 @@
       <w:pPr>
         <w:pStyle w:val="Heading2"/>
       </w:pPr>
-      <w:bookmarkStart w:id="42" w:name="_Toc35934233"/>
+      <w:bookmarkStart w:id="45" w:name="_Toc35934233"/>
       <w:r>
         <w:t>Session Bind</w:t>
       </w:r>
-      <w:bookmarkEnd w:id="42"/>
-    </w:p>
-    <w:p/>
-    <w:p>
-      <w:r>
-        <w:t xml:space="preserve">To bind, the caller should set </w:t>
-      </w:r>
-      <w:proofErr w:type="gramStart"/>
-      <w:r>
-        <w:t>bind</w:t>
-      </w:r>
-      <w:proofErr w:type="gramEnd"/>
-      <w:r>
-        <w:t xml:space="preserve"> </w:t>
+      <w:bookmarkEnd w:id="45"/>
+    </w:p>
+    <w:p/>
+    <w:p>
+      <w:r>
+        <w:t xml:space="preserve">To bind, the caller should set bind </w:t>
       </w:r>
       <w:r>
         <w:t xml:space="preserve">(the bind entity handle) </w:t>
@@ -11213,12 +11212,12 @@
       <w:pPr>
         <w:pStyle w:val="Heading2"/>
       </w:pPr>
-      <w:bookmarkStart w:id="43" w:name="_Toc35934234"/>
+      <w:bookmarkStart w:id="46" w:name="_Toc35934234"/>
       <w:r>
         <w:lastRenderedPageBreak/>
         <w:t>NV</w:t>
       </w:r>
-      <w:bookmarkEnd w:id="43"/>
+      <w:bookmarkEnd w:id="46"/>
     </w:p>
     <w:p/>
     <w:p>
@@ -11272,11 +11271,11 @@
       <w:pPr>
         <w:pStyle w:val="Heading3"/>
       </w:pPr>
-      <w:bookmarkStart w:id="44" w:name="_Toc35934235"/>
+      <w:bookmarkStart w:id="47" w:name="_Toc35934235"/>
       <w:r>
         <w:t>Rationale</w:t>
       </w:r>
-      <w:bookmarkEnd w:id="44"/>
+      <w:bookmarkEnd w:id="47"/>
     </w:p>
     <w:p/>
     <w:p>
@@ -11377,7 +11376,7 @@
       <w:pPr>
         <w:pStyle w:val="Heading3"/>
       </w:pPr>
-      <w:bookmarkStart w:id="45" w:name="_Toc35934236"/>
+      <w:bookmarkStart w:id="48" w:name="_Toc35934236"/>
       <w:r>
         <w:t>NV Pre</w:t>
       </w:r>
@@ -11387,7 +11386,7 @@
       <w:r>
         <w:t>provisioning</w:t>
       </w:r>
-      <w:bookmarkEnd w:id="45"/>
+      <w:bookmarkEnd w:id="48"/>
     </w:p>
     <w:p/>
     <w:p>
@@ -11479,11 +11478,11 @@
       <w:pPr>
         <w:pStyle w:val="Heading2"/>
       </w:pPr>
-      <w:bookmarkStart w:id="46" w:name="_Toc35934237"/>
+      <w:bookmarkStart w:id="49" w:name="_Toc35934237"/>
       <w:r>
         <w:t>TPM2_LoadExternal</w:t>
       </w:r>
-      <w:bookmarkEnd w:id="46"/>
+      <w:bookmarkEnd w:id="49"/>
     </w:p>
     <w:p/>
     <w:p>
@@ -11549,17 +11548,17 @@
       <w:pPr>
         <w:pStyle w:val="Heading2"/>
       </w:pPr>
-      <w:bookmarkStart w:id="47" w:name="_Toc467152813"/>
-      <w:bookmarkStart w:id="48" w:name="_Ref483554619"/>
-      <w:bookmarkStart w:id="49" w:name="_Ref483554623"/>
-      <w:bookmarkStart w:id="50" w:name="_Toc35934238"/>
-      <w:bookmarkEnd w:id="47"/>
+      <w:bookmarkStart w:id="50" w:name="_Toc467152813"/>
+      <w:bookmarkStart w:id="51" w:name="_Ref483554619"/>
+      <w:bookmarkStart w:id="52" w:name="_Ref483554623"/>
+      <w:bookmarkStart w:id="53" w:name="_Toc35934238"/>
+      <w:bookmarkEnd w:id="50"/>
       <w:r>
         <w:t>Connecting to Resource Managers</w:t>
       </w:r>
-      <w:bookmarkEnd w:id="48"/>
-      <w:bookmarkEnd w:id="49"/>
-      <w:bookmarkEnd w:id="50"/>
+      <w:bookmarkEnd w:id="51"/>
+      <w:bookmarkEnd w:id="52"/>
+      <w:bookmarkEnd w:id="53"/>
     </w:p>
     <w:p/>
     <w:p>
@@ -11755,7 +11754,7 @@
       <w:pPr>
         <w:pStyle w:val="Heading2"/>
       </w:pPr>
-      <w:bookmarkStart w:id="51" w:name="_Toc35934239"/>
+      <w:bookmarkStart w:id="54" w:name="_Toc35934239"/>
       <w:r>
         <w:t>Endorsement Key (EK</w:t>
       </w:r>
@@ -11765,7 +11764,7 @@
       <w:r>
         <w:t xml:space="preserve"> Certificates</w:t>
       </w:r>
-      <w:bookmarkEnd w:id="51"/>
+      <w:bookmarkEnd w:id="54"/>
     </w:p>
     <w:p/>
     <w:p>
@@ -11882,11 +11881,11 @@
       <w:pPr>
         <w:pStyle w:val="Heading3"/>
       </w:pPr>
-      <w:bookmarkStart w:id="52" w:name="_Toc35934240"/>
+      <w:bookmarkStart w:id="55" w:name="_Toc35934240"/>
       <w:r>
         <w:t>Nuvoton</w:t>
       </w:r>
-      <w:bookmarkEnd w:id="52"/>
+      <w:bookmarkEnd w:id="55"/>
     </w:p>
     <w:p/>
     <w:p>
@@ -12004,11 +12003,11 @@
       <w:pPr>
         <w:pStyle w:val="Heading3"/>
       </w:pPr>
-      <w:bookmarkStart w:id="53" w:name="_Toc35934241"/>
+      <w:bookmarkStart w:id="56" w:name="_Toc35934241"/>
       <w:r>
         <w:t>St Micro</w:t>
       </w:r>
-      <w:bookmarkEnd w:id="53"/>
+      <w:bookmarkEnd w:id="56"/>
     </w:p>
     <w:p/>
     <w:p>
@@ -12251,11 +12250,11 @@
       <w:pPr>
         <w:pStyle w:val="Heading3"/>
       </w:pPr>
-      <w:bookmarkStart w:id="54" w:name="_Toc35934242"/>
+      <w:bookmarkStart w:id="57" w:name="_Toc35934242"/>
       <w:r>
         <w:t>Infineon</w:t>
       </w:r>
-      <w:bookmarkEnd w:id="54"/>
+      <w:bookmarkEnd w:id="57"/>
     </w:p>
     <w:p/>
     <w:p>
@@ -12274,12 +12273,12 @@
       <w:pPr>
         <w:pStyle w:val="Heading3"/>
       </w:pPr>
-      <w:bookmarkStart w:id="55" w:name="_Toc35934243"/>
+      <w:bookmarkStart w:id="58" w:name="_Toc35934243"/>
       <w:proofErr w:type="spellStart"/>
       <w:r>
         <w:t>NationZ</w:t>
       </w:r>
-      <w:bookmarkEnd w:id="55"/>
+      <w:bookmarkEnd w:id="58"/>
       <w:proofErr w:type="spellEnd"/>
     </w:p>
     <w:p/>
@@ -12366,11 +12365,11 @@
       <w:pPr>
         <w:pStyle w:val="Heading3"/>
       </w:pPr>
-      <w:bookmarkStart w:id="56" w:name="_Toc35934244"/>
+      <w:bookmarkStart w:id="59" w:name="_Toc35934244"/>
       <w:r>
         <w:t>Intel</w:t>
       </w:r>
-      <w:bookmarkEnd w:id="56"/>
+      <w:bookmarkEnd w:id="59"/>
     </w:p>
     <w:p/>
     <w:p>
@@ -12429,11 +12428,11 @@
           <w:numId w:val="2"/>
         </w:numPr>
       </w:pPr>
-      <w:bookmarkStart w:id="57" w:name="_Toc35934245"/>
+      <w:bookmarkStart w:id="60" w:name="_Toc35934245"/>
       <w:r>
         <w:t>Intel EK Certificate Download</w:t>
       </w:r>
-      <w:bookmarkEnd w:id="57"/>
+      <w:bookmarkEnd w:id="60"/>
     </w:p>
     <w:p/>
     <w:p>
@@ -12653,13 +12652,13 @@
       <w:pPr>
         <w:pStyle w:val="Heading2"/>
       </w:pPr>
-      <w:bookmarkStart w:id="58" w:name="_Ref469903483"/>
-      <w:bookmarkStart w:id="59" w:name="_Toc35934246"/>
+      <w:bookmarkStart w:id="61" w:name="_Ref469903483"/>
+      <w:bookmarkStart w:id="62" w:name="_Toc35934246"/>
       <w:r>
         <w:t>Command Line Utilities</w:t>
       </w:r>
-      <w:bookmarkEnd w:id="58"/>
-      <w:bookmarkEnd w:id="59"/>
+      <w:bookmarkEnd w:id="61"/>
+      <w:bookmarkEnd w:id="62"/>
     </w:p>
     <w:p/>
     <w:p>
@@ -12992,36 +12991,28 @@
       <w:pPr>
         <w:pStyle w:val="Heading2"/>
       </w:pPr>
-      <w:bookmarkStart w:id="60" w:name="_Toc3554812"/>
-      <w:bookmarkStart w:id="61" w:name="_Toc6495716"/>
-      <w:bookmarkStart w:id="62" w:name="_Toc3554813"/>
-      <w:bookmarkStart w:id="63" w:name="_Toc6495717"/>
-      <w:bookmarkStart w:id="64" w:name="_Ref514762246"/>
-      <w:bookmarkStart w:id="65" w:name="_Ref514762249"/>
-      <w:bookmarkStart w:id="66" w:name="_Toc35934247"/>
-      <w:bookmarkEnd w:id="60"/>
-      <w:bookmarkEnd w:id="61"/>
-      <w:bookmarkEnd w:id="62"/>
+      <w:bookmarkStart w:id="63" w:name="_Toc3554812"/>
+      <w:bookmarkStart w:id="64" w:name="_Toc6495716"/>
+      <w:bookmarkStart w:id="65" w:name="_Toc3554813"/>
+      <w:bookmarkStart w:id="66" w:name="_Toc6495717"/>
+      <w:bookmarkStart w:id="67" w:name="_Ref514762246"/>
+      <w:bookmarkStart w:id="68" w:name="_Ref514762249"/>
+      <w:bookmarkStart w:id="69" w:name="_Toc35934247"/>
       <w:bookmarkEnd w:id="63"/>
-      <w:r>
-        <w:t>TSS for TPM 1.2</w:t>
-      </w:r>
       <w:bookmarkEnd w:id="64"/>
       <w:bookmarkEnd w:id="65"/>
       <w:bookmarkEnd w:id="66"/>
-    </w:p>
-    <w:p/>
-    <w:p>
-      <w:r>
-        <w:t xml:space="preserve">This is </w:t>
-      </w:r>
-      <w:proofErr w:type="gramStart"/>
-      <w:r>
-        <w:t>new</w:t>
-      </w:r>
-      <w:proofErr w:type="gramEnd"/>
-      <w:r>
-        <w:t xml:space="preserve"> code </w:t>
+      <w:r>
+        <w:t>TSS for TPM 1.2</w:t>
+      </w:r>
+      <w:bookmarkEnd w:id="67"/>
+      <w:bookmarkEnd w:id="68"/>
+      <w:bookmarkEnd w:id="69"/>
+    </w:p>
+    <w:p/>
+    <w:p>
+      <w:r>
+        <w:t xml:space="preserve">This is new code </w:t>
       </w:r>
       <w:proofErr w:type="gramStart"/>
       <w:r>
@@ -13265,7 +13256,7 @@
           <w:sz w:val="22"/>
         </w:rPr>
       </w:pPr>
-      <w:bookmarkStart w:id="67" w:name="_Toc35934248"/>
+      <w:bookmarkStart w:id="70" w:name="_Toc35934248"/>
       <w:r>
         <w:rPr>
           <w:spacing w:val="8"/>
@@ -13281,7 +13272,7 @@
         </w:rPr>
         <w:t>s</w:t>
       </w:r>
-      <w:bookmarkEnd w:id="67"/>
+      <w:bookmarkEnd w:id="70"/>
     </w:p>
     <w:p>
       <w:r>
@@ -13299,12 +13290,12 @@
       <w:pPr>
         <w:pStyle w:val="Heading2"/>
       </w:pPr>
-      <w:bookmarkStart w:id="68" w:name="_Toc35934249"/>
+      <w:bookmarkStart w:id="71" w:name="_Toc35934249"/>
       <w:proofErr w:type="spellStart"/>
       <w:r>
         <w:t>signapp.c</w:t>
       </w:r>
-      <w:bookmarkEnd w:id="68"/>
+      <w:bookmarkEnd w:id="71"/>
       <w:proofErr w:type="spellEnd"/>
     </w:p>
     <w:p/>
@@ -13591,12 +13582,12 @@
       <w:pPr>
         <w:pStyle w:val="Heading2"/>
       </w:pPr>
-      <w:bookmarkStart w:id="69" w:name="_Toc35934250"/>
+      <w:bookmarkStart w:id="72" w:name="_Toc35934250"/>
       <w:proofErr w:type="spellStart"/>
       <w:r>
         <w:t>writeapp.c</w:t>
       </w:r>
-      <w:bookmarkEnd w:id="69"/>
+      <w:bookmarkEnd w:id="72"/>
       <w:proofErr w:type="spellEnd"/>
     </w:p>
     <w:p/>
@@ -13760,7 +13751,7 @@
           <w:sz w:val="22"/>
         </w:rPr>
       </w:pPr>
-      <w:bookmarkStart w:id="70" w:name="_Toc35934251"/>
+      <w:bookmarkStart w:id="73" w:name="_Toc35934251"/>
       <w:r>
         <w:rPr>
           <w:spacing w:val="8"/>
@@ -13769,7 +13760,7 @@
         <w:lastRenderedPageBreak/>
         <w:t>Utility tools</w:t>
       </w:r>
-      <w:bookmarkEnd w:id="70"/>
+      <w:bookmarkEnd w:id="73"/>
     </w:p>
     <w:p>
       <w:r>
@@ -13796,23 +13787,23 @@
       <w:pPr>
         <w:pStyle w:val="Heading2"/>
       </w:pPr>
-      <w:bookmarkStart w:id="71" w:name="_Toc35934252"/>
+      <w:bookmarkStart w:id="74" w:name="_Toc35934252"/>
       <w:r>
         <w:t>Debugging Aids</w:t>
       </w:r>
-      <w:bookmarkEnd w:id="71"/>
+      <w:bookmarkEnd w:id="74"/>
     </w:p>
     <w:p/>
     <w:p>
       <w:pPr>
         <w:pStyle w:val="Heading3"/>
       </w:pPr>
-      <w:bookmarkStart w:id="72" w:name="_Toc35934253"/>
+      <w:bookmarkStart w:id="75" w:name="_Toc35934253"/>
       <w:proofErr w:type="spellStart"/>
       <w:r>
         <w:t>reponsecode</w:t>
       </w:r>
-      <w:bookmarkEnd w:id="72"/>
+      <w:bookmarkEnd w:id="75"/>
       <w:proofErr w:type="spellEnd"/>
     </w:p>
     <w:p/>
@@ -13835,12 +13826,12 @@
       <w:pPr>
         <w:pStyle w:val="Heading3"/>
       </w:pPr>
-      <w:bookmarkStart w:id="73" w:name="_Toc35934254"/>
+      <w:bookmarkStart w:id="76" w:name="_Toc35934254"/>
       <w:proofErr w:type="spellStart"/>
       <w:r>
         <w:t>printattr</w:t>
       </w:r>
-      <w:bookmarkEnd w:id="73"/>
+      <w:bookmarkEnd w:id="76"/>
       <w:proofErr w:type="spellEnd"/>
     </w:p>
     <w:p/>
@@ -13899,12 +13890,12 @@
       <w:pPr>
         <w:pStyle w:val="Heading3"/>
       </w:pPr>
-      <w:bookmarkStart w:id="74" w:name="_Toc35934255"/>
+      <w:bookmarkStart w:id="77" w:name="_Toc35934255"/>
       <w:proofErr w:type="spellStart"/>
       <w:r>
         <w:t>timepacket</w:t>
       </w:r>
-      <w:bookmarkEnd w:id="74"/>
+      <w:bookmarkEnd w:id="77"/>
       <w:proofErr w:type="spellEnd"/>
     </w:p>
     <w:p/>
@@ -13995,11 +13986,11 @@
       <w:pPr>
         <w:pStyle w:val="Heading2"/>
       </w:pPr>
-      <w:bookmarkStart w:id="75" w:name="_Toc35934256"/>
+      <w:bookmarkStart w:id="78" w:name="_Toc35934256"/>
       <w:r>
         <w:t>Policy Aids</w:t>
       </w:r>
-      <w:bookmarkEnd w:id="75"/>
+      <w:bookmarkEnd w:id="78"/>
     </w:p>
     <w:p/>
     <w:p>
@@ -14058,11 +14049,11 @@
       <w:pPr>
         <w:pStyle w:val="Heading3"/>
       </w:pPr>
-      <w:bookmarkStart w:id="76" w:name="_Toc35934257"/>
+      <w:bookmarkStart w:id="79" w:name="_Toc35934257"/>
       <w:r>
         <w:t>policymaker</w:t>
       </w:r>
-      <w:bookmarkEnd w:id="76"/>
+      <w:bookmarkEnd w:id="79"/>
     </w:p>
     <w:p/>
     <w:p>
@@ -14143,12 +14134,12 @@
       <w:pPr>
         <w:pStyle w:val="Heading3"/>
       </w:pPr>
-      <w:bookmarkStart w:id="77" w:name="_Toc35934258"/>
+      <w:bookmarkStart w:id="80" w:name="_Toc35934258"/>
       <w:proofErr w:type="spellStart"/>
       <w:r>
         <w:t>policymakerpcr</w:t>
       </w:r>
-      <w:bookmarkEnd w:id="77"/>
+      <w:bookmarkEnd w:id="80"/>
       <w:proofErr w:type="spellEnd"/>
     </w:p>
     <w:p/>
@@ -14183,13 +14174,13 @@
       <w:pPr>
         <w:pStyle w:val="Heading3"/>
       </w:pPr>
-      <w:bookmarkStart w:id="78" w:name="_Toc35934259"/>
+      <w:bookmarkStart w:id="81" w:name="_Toc35934259"/>
       <w:proofErr w:type="spellStart"/>
       <w:proofErr w:type="gramStart"/>
       <w:r>
         <w:t>publicname</w:t>
       </w:r>
-      <w:bookmarkEnd w:id="78"/>
+      <w:bookmarkEnd w:id="81"/>
       <w:proofErr w:type="spellEnd"/>
       <w:proofErr w:type="gramEnd"/>
     </w:p>
@@ -14227,22 +14218,22 @@
       <w:pPr>
         <w:pStyle w:val="Heading2"/>
       </w:pPr>
-      <w:bookmarkStart w:id="79" w:name="_Toc35934260"/>
+      <w:bookmarkStart w:id="82" w:name="_Toc35934260"/>
       <w:r>
         <w:t>Key Manipulation</w:t>
       </w:r>
-      <w:bookmarkEnd w:id="79"/>
+      <w:bookmarkEnd w:id="82"/>
     </w:p>
     <w:p>
       <w:pPr>
         <w:pStyle w:val="Heading3"/>
       </w:pPr>
-      <w:bookmarkStart w:id="80" w:name="_Toc35934261"/>
+      <w:bookmarkStart w:id="83" w:name="_Toc35934261"/>
       <w:proofErr w:type="spellStart"/>
       <w:r>
         <w:t>createek</w:t>
       </w:r>
-      <w:bookmarkEnd w:id="80"/>
+      <w:bookmarkEnd w:id="83"/>
       <w:proofErr w:type="spellEnd"/>
     </w:p>
     <w:p/>
@@ -14337,12 +14328,12 @@
       <w:pPr>
         <w:pStyle w:val="Heading3"/>
       </w:pPr>
-      <w:bookmarkStart w:id="81" w:name="_Toc35934262"/>
+      <w:bookmarkStart w:id="84" w:name="_Toc35934262"/>
       <w:proofErr w:type="spellStart"/>
       <w:r>
         <w:t>createekcert</w:t>
       </w:r>
-      <w:bookmarkEnd w:id="81"/>
+      <w:bookmarkEnd w:id="84"/>
       <w:proofErr w:type="spellEnd"/>
     </w:p>
     <w:p/>
@@ -14391,11 +14382,11 @@
       <w:pPr>
         <w:pStyle w:val="Heading3"/>
       </w:pPr>
-      <w:bookmarkStart w:id="82" w:name="_Toc35934263"/>
+      <w:bookmarkStart w:id="85" w:name="_Toc35934263"/>
       <w:r>
         <w:t>tpm2pem</w:t>
       </w:r>
-      <w:bookmarkEnd w:id="82"/>
+      <w:bookmarkEnd w:id="85"/>
     </w:p>
     <w:p/>
     <w:p>
@@ -14435,11 +14426,11 @@
       <w:pPr>
         <w:pStyle w:val="Heading2"/>
       </w:pPr>
-      <w:bookmarkStart w:id="83" w:name="_Toc35934264"/>
+      <w:bookmarkStart w:id="86" w:name="_Toc35934264"/>
       <w:r>
         <w:t>Event Logs</w:t>
       </w:r>
-      <w:bookmarkEnd w:id="83"/>
+      <w:bookmarkEnd w:id="86"/>
     </w:p>
     <w:p/>
     <w:p>
@@ -14463,12 +14454,12 @@
       <w:pPr>
         <w:pStyle w:val="Heading3"/>
       </w:pPr>
-      <w:bookmarkStart w:id="84" w:name="_Toc35934265"/>
+      <w:bookmarkStart w:id="87" w:name="_Toc35934265"/>
       <w:proofErr w:type="spellStart"/>
       <w:r>
         <w:t>eventextend</w:t>
       </w:r>
-      <w:bookmarkEnd w:id="84"/>
+      <w:bookmarkEnd w:id="87"/>
       <w:proofErr w:type="spellEnd"/>
     </w:p>
     <w:p/>
@@ -14552,12 +14543,12 @@
       <w:pPr>
         <w:pStyle w:val="Heading3"/>
       </w:pPr>
-      <w:bookmarkStart w:id="85" w:name="_Toc35934266"/>
+      <w:bookmarkStart w:id="88" w:name="_Toc35934266"/>
       <w:proofErr w:type="spellStart"/>
       <w:r>
         <w:t>imaextend</w:t>
       </w:r>
-      <w:bookmarkEnd w:id="85"/>
+      <w:bookmarkEnd w:id="88"/>
       <w:proofErr w:type="spellEnd"/>
     </w:p>
     <w:p/>
@@ -14629,11 +14620,11 @@
           <w:sz w:val="22"/>
         </w:rPr>
       </w:pPr>
-      <w:bookmarkStart w:id="86" w:name="_Toc3554834"/>
-      <w:bookmarkStart w:id="87" w:name="_Toc6495738"/>
-      <w:bookmarkStart w:id="88" w:name="_Toc35934267"/>
-      <w:bookmarkEnd w:id="86"/>
-      <w:bookmarkEnd w:id="87"/>
+      <w:bookmarkStart w:id="89" w:name="_Toc3554834"/>
+      <w:bookmarkStart w:id="90" w:name="_Toc6495738"/>
+      <w:bookmarkStart w:id="91" w:name="_Toc35934267"/>
+      <w:bookmarkEnd w:id="89"/>
+      <w:bookmarkEnd w:id="90"/>
       <w:r>
         <w:rPr>
           <w:spacing w:val="8"/>
@@ -14642,7 +14633,7 @@
         <w:lastRenderedPageBreak/>
         <w:t>Build</w:t>
       </w:r>
-      <w:bookmarkEnd w:id="88"/>
+      <w:bookmarkEnd w:id="91"/>
     </w:p>
     <w:p>
       <w:r>
@@ -14708,12 +14699,12 @@
       <w:pPr>
         <w:pStyle w:val="Heading2"/>
       </w:pPr>
-      <w:bookmarkStart w:id="89" w:name="_Toc35934268"/>
-      <w:bookmarkStart w:id="90" w:name="_Ref156904153"/>
+      <w:bookmarkStart w:id="92" w:name="_Toc35934268"/>
+      <w:bookmarkStart w:id="93" w:name="_Ref156904153"/>
       <w:r>
         <w:t>Build Options</w:t>
       </w:r>
-      <w:bookmarkEnd w:id="89"/>
+      <w:bookmarkEnd w:id="92"/>
     </w:p>
     <w:p/>
     <w:p>
@@ -14752,11 +14743,11 @@
       <w:pPr>
         <w:pStyle w:val="Heading3"/>
       </w:pPr>
-      <w:bookmarkStart w:id="91" w:name="_Toc35934269"/>
+      <w:bookmarkStart w:id="94" w:name="_Toc35934269"/>
       <w:r>
         <w:t>TPM_TPM20 and TPM_TPM12</w:t>
       </w:r>
-      <w:bookmarkEnd w:id="91"/>
+      <w:bookmarkEnd w:id="94"/>
     </w:p>
     <w:p/>
     <w:p>
@@ -14821,11 +14812,11 @@
       <w:pPr>
         <w:pStyle w:val="Heading3"/>
       </w:pPr>
-      <w:bookmarkStart w:id="92" w:name="_Toc35934270"/>
+      <w:bookmarkStart w:id="95" w:name="_Toc35934270"/>
       <w:r>
         <w:t>TPM_POSIX or TPM_WINDOWS</w:t>
       </w:r>
-      <w:bookmarkEnd w:id="92"/>
+      <w:bookmarkEnd w:id="95"/>
     </w:p>
     <w:p/>
     <w:p>
@@ -14861,11 +14852,11 @@
       <w:pPr>
         <w:pStyle w:val="Heading3"/>
       </w:pPr>
-      <w:bookmarkStart w:id="93" w:name="_Toc35934271"/>
+      <w:bookmarkStart w:id="96" w:name="_Toc35934271"/>
       <w:r>
         <w:t>TPM_WINDOWS_TBSI</w:t>
       </w:r>
-      <w:bookmarkEnd w:id="93"/>
+      <w:bookmarkEnd w:id="96"/>
     </w:p>
     <w:p/>
     <w:p>
@@ -14891,21 +14882,21 @@
       <w:pPr>
         <w:pStyle w:val="Heading3"/>
       </w:pPr>
-      <w:bookmarkStart w:id="94" w:name="_Toc35934273"/>
-      <w:bookmarkStart w:id="95" w:name="_Toc35934274"/>
-      <w:bookmarkStart w:id="96" w:name="_Toc35934275"/>
-      <w:bookmarkStart w:id="97" w:name="_Toc35934276"/>
-      <w:bookmarkStart w:id="98" w:name="_Toc35934277"/>
-      <w:bookmarkStart w:id="99" w:name="_Toc35934278"/>
-      <w:bookmarkEnd w:id="94"/>
-      <w:bookmarkEnd w:id="95"/>
-      <w:bookmarkEnd w:id="96"/>
+      <w:bookmarkStart w:id="97" w:name="_Toc35934273"/>
+      <w:bookmarkStart w:id="98" w:name="_Toc35934274"/>
+      <w:bookmarkStart w:id="99" w:name="_Toc35934275"/>
+      <w:bookmarkStart w:id="100" w:name="_Toc35934276"/>
+      <w:bookmarkStart w:id="101" w:name="_Toc35934277"/>
+      <w:bookmarkStart w:id="102" w:name="_Toc35934278"/>
       <w:bookmarkEnd w:id="97"/>
       <w:bookmarkEnd w:id="98"/>
+      <w:bookmarkEnd w:id="99"/>
+      <w:bookmarkEnd w:id="100"/>
+      <w:bookmarkEnd w:id="101"/>
       <w:r>
         <w:t>TPM_TSS_NOFILE</w:t>
       </w:r>
-      <w:bookmarkEnd w:id="99"/>
+      <w:bookmarkEnd w:id="102"/>
     </w:p>
     <w:p/>
     <w:p>
@@ -14976,11 +14967,11 @@
       <w:pPr>
         <w:pStyle w:val="Heading3"/>
       </w:pPr>
-      <w:bookmarkStart w:id="100" w:name="_Toc35934279"/>
+      <w:bookmarkStart w:id="103" w:name="_Toc35934279"/>
       <w:r>
         <w:t>TPM_TSS_NOCRYPTO</w:t>
       </w:r>
-      <w:bookmarkEnd w:id="100"/>
+      <w:bookmarkEnd w:id="103"/>
     </w:p>
     <w:p/>
     <w:p>
@@ -15038,7 +15029,7 @@
       <w:pPr>
         <w:pStyle w:val="Heading3"/>
       </w:pPr>
-      <w:bookmarkStart w:id="101" w:name="_Toc35934280"/>
+      <w:bookmarkStart w:id="104" w:name="_Toc35934280"/>
       <w:r>
         <w:t>TPM_</w:t>
       </w:r>
@@ -15048,7 +15039,7 @@
       <w:r>
         <w:t>NO_PRINT</w:t>
       </w:r>
-      <w:bookmarkEnd w:id="101"/>
+      <w:bookmarkEnd w:id="104"/>
     </w:p>
     <w:p/>
     <w:p>
@@ -15067,11 +15058,11 @@
       <w:pPr>
         <w:pStyle w:val="Heading3"/>
       </w:pPr>
-      <w:bookmarkStart w:id="102" w:name="_Toc35934281"/>
+      <w:bookmarkStart w:id="105" w:name="_Toc35934281"/>
       <w:r>
         <w:t>TPM_TSS_NOECC</w:t>
       </w:r>
-      <w:bookmarkEnd w:id="102"/>
+      <w:bookmarkEnd w:id="105"/>
     </w:p>
     <w:p/>
     <w:p>
@@ -15090,11 +15081,11 @@
       <w:pPr>
         <w:pStyle w:val="Heading3"/>
       </w:pPr>
-      <w:bookmarkStart w:id="103" w:name="_Toc35934282"/>
+      <w:bookmarkStart w:id="106" w:name="_Toc35934282"/>
       <w:r>
         <w:t>TPM_TSS_NORSA</w:t>
       </w:r>
-      <w:bookmarkEnd w:id="103"/>
+      <w:bookmarkEnd w:id="106"/>
     </w:p>
     <w:p/>
     <w:p>
@@ -15113,11 +15104,11 @@
       <w:pPr>
         <w:pStyle w:val="Heading3"/>
       </w:pPr>
-      <w:bookmarkStart w:id="104" w:name="_Toc35934283"/>
+      <w:bookmarkStart w:id="107" w:name="_Toc35934283"/>
       <w:r>
         <w:t>TPM_TSS_NOENV</w:t>
       </w:r>
-      <w:bookmarkEnd w:id="104"/>
+      <w:bookmarkEnd w:id="107"/>
     </w:p>
     <w:p/>
     <w:p>
@@ -15165,15 +15156,15 @@
       <w:pPr>
         <w:pStyle w:val="Heading3"/>
       </w:pPr>
-      <w:bookmarkStart w:id="105" w:name="_Toc35934284"/>
-      <w:bookmarkStart w:id="106" w:name="_Toc35934285"/>
-      <w:bookmarkStart w:id="107" w:name="_Toc35934286"/>
-      <w:bookmarkEnd w:id="105"/>
-      <w:bookmarkEnd w:id="106"/>
+      <w:bookmarkStart w:id="108" w:name="_Toc35934284"/>
+      <w:bookmarkStart w:id="109" w:name="_Toc35934285"/>
+      <w:bookmarkStart w:id="110" w:name="_Toc35934286"/>
+      <w:bookmarkEnd w:id="108"/>
+      <w:bookmarkEnd w:id="109"/>
       <w:r>
         <w:t>TPM_NOSOCKET</w:t>
       </w:r>
-      <w:bookmarkEnd w:id="107"/>
+      <w:bookmarkEnd w:id="110"/>
     </w:p>
     <w:p/>
     <w:p>
@@ -15252,14 +15243,14 @@
       <w:pPr>
         <w:pStyle w:val="Heading3"/>
       </w:pPr>
-      <w:bookmarkStart w:id="108" w:name="_Toc35934287"/>
+      <w:bookmarkStart w:id="111" w:name="_Toc35934287"/>
       <w:r>
         <w:t>TPM_TSS_</w:t>
       </w:r>
       <w:r>
         <w:t>NOCMDCHECK</w:t>
       </w:r>
-      <w:bookmarkEnd w:id="108"/>
+      <w:bookmarkEnd w:id="111"/>
     </w:p>
     <w:p/>
     <w:p>
@@ -15283,11 +15274,11 @@
         <w:t xml:space="preserve"> two </w:t>
       </w:r>
       <w:r>
-        <w:t>main use cases of this macro</w:t>
+        <w:t>main use cases</w:t>
       </w:r>
       <w:proofErr w:type="gramEnd"/>
       <w:r>
-        <w:t xml:space="preserve"> are:</w:t>
+        <w:t xml:space="preserve"> of this macro are:</w:t>
       </w:r>
     </w:p>
     <w:p/>
@@ -15336,11 +15327,11 @@
       <w:pPr>
         <w:pStyle w:val="Heading3"/>
       </w:pPr>
-      <w:bookmarkStart w:id="109" w:name="_Toc35934288"/>
+      <w:bookmarkStart w:id="112" w:name="_Toc35934288"/>
       <w:r>
         <w:t>TPM_TSS_NODEPRECATED</w:t>
       </w:r>
-      <w:bookmarkEnd w:id="109"/>
+      <w:bookmarkEnd w:id="112"/>
     </w:p>
     <w:p/>
     <w:p>
@@ -15362,12 +15353,12 @@
       <w:pPr>
         <w:pStyle w:val="Heading3"/>
       </w:pPr>
-      <w:bookmarkStart w:id="110" w:name="_Toc35934289"/>
-      <w:bookmarkStart w:id="111" w:name="_Ref201241396"/>
+      <w:bookmarkStart w:id="113" w:name="_Ref201241396"/>
+      <w:bookmarkStart w:id="114" w:name="_Toc35934289"/>
       <w:r>
         <w:t>TPM_TSS_NODEPRECATEDALGS</w:t>
       </w:r>
-      <w:bookmarkEnd w:id="111"/>
+      <w:bookmarkEnd w:id="113"/>
     </w:p>
     <w:p/>
     <w:p>
@@ -15388,7 +15379,7 @@
     <w:p>
       <w:pPr>
         <w:rPr>
-          <w:ins w:id="112" w:author="Kenneth Goldman" w:date="2025-06-19T15:55:00Z"/>
+          <w:ins w:id="115" w:author="Kenneth Goldman" w:date="2025-06-19T15:55:00Z"/>
         </w:rPr>
       </w:pPr>
       <w:r>
@@ -15410,17 +15401,17 @@
     <w:p>
       <w:pPr>
         <w:rPr>
-          <w:ins w:id="113" w:author="Kenneth Goldman" w:date="2025-06-19T15:55:00Z"/>
+          <w:ins w:id="116" w:author="Kenneth Goldman" w:date="2025-06-19T15:55:00Z"/>
         </w:rPr>
       </w:pPr>
     </w:p>
     <w:p>
-      <w:ins w:id="114" w:author="Kenneth Goldman" w:date="2025-06-19T15:55:00Z">
+      <w:ins w:id="117" w:author="Kenneth Goldman" w:date="2025-06-19T15:55:00Z">
         <w:r>
           <w:t xml:space="preserve">This is required for the OpenSSL packaged with Fedora, </w:t>
         </w:r>
       </w:ins>
-      <w:ins w:id="115" w:author="Kenneth Goldman" w:date="2025-06-19T15:56:00Z">
+      <w:ins w:id="118" w:author="Kenneth Goldman" w:date="2025-06-19T15:56:00Z">
         <w:r>
           <w:t>which removes SHA-1 support.</w:t>
         </w:r>
@@ -15435,7 +15426,7 @@
         <w:lastRenderedPageBreak/>
         <w:t>TPM_TSS_NUVOTON</w:t>
       </w:r>
-      <w:bookmarkEnd w:id="110"/>
+      <w:bookmarkEnd w:id="114"/>
     </w:p>
     <w:p/>
     <w:p>
@@ -15451,11 +15442,11 @@
       <w:pPr>
         <w:pStyle w:val="Heading2"/>
       </w:pPr>
-      <w:bookmarkStart w:id="116" w:name="_Toc35934290"/>
+      <w:bookmarkStart w:id="119" w:name="_Toc35934290"/>
       <w:r>
         <w:t>Directories</w:t>
       </w:r>
-      <w:bookmarkEnd w:id="116"/>
+      <w:bookmarkEnd w:id="119"/>
     </w:p>
     <w:p/>
     <w:p>
@@ -15649,12 +15640,12 @@
       <w:pPr>
         <w:pStyle w:val="Heading2"/>
       </w:pPr>
-      <w:bookmarkStart w:id="117" w:name="_Toc35934291"/>
+      <w:bookmarkStart w:id="120" w:name="_Toc35934291"/>
       <w:r>
         <w:t>Linux</w:t>
       </w:r>
-      <w:bookmarkEnd w:id="90"/>
-      <w:bookmarkEnd w:id="117"/>
+      <w:bookmarkEnd w:id="93"/>
+      <w:bookmarkEnd w:id="120"/>
     </w:p>
     <w:p/>
     <w:p>
@@ -15790,12 +15781,12 @@
       <w:pPr>
         <w:pStyle w:val="Heading2"/>
       </w:pPr>
-      <w:bookmarkStart w:id="118" w:name="_Toc35934292"/>
+      <w:bookmarkStart w:id="121" w:name="_Toc35934292"/>
       <w:r>
         <w:lastRenderedPageBreak/>
         <w:t>Windows</w:t>
       </w:r>
-      <w:bookmarkEnd w:id="118"/>
+      <w:bookmarkEnd w:id="121"/>
     </w:p>
     <w:p/>
     <w:p>
@@ -15969,11 +15960,11 @@
       <w:pPr>
         <w:pStyle w:val="Heading3"/>
       </w:pPr>
-      <w:bookmarkStart w:id="119" w:name="_Toc35934293"/>
+      <w:bookmarkStart w:id="122" w:name="_Toc35934293"/>
       <w:r>
         <w:t>Windows gcc</w:t>
       </w:r>
-      <w:bookmarkEnd w:id="119"/>
+      <w:bookmarkEnd w:id="122"/>
     </w:p>
     <w:p/>
     <w:p>
@@ -16078,22 +16069,19 @@
       <w:pPr>
         <w:pStyle w:val="Heading3"/>
       </w:pPr>
-      <w:bookmarkStart w:id="120" w:name="_Toc26799912"/>
-      <w:bookmarkStart w:id="121" w:name="_Toc35934294"/>
-      <w:bookmarkStart w:id="122" w:name="_Toc26799913"/>
-      <w:bookmarkStart w:id="123" w:name="_Toc35934295"/>
-      <w:bookmarkStart w:id="124" w:name="_Toc26799914"/>
-      <w:bookmarkStart w:id="125" w:name="_Toc35934296"/>
-      <w:bookmarkStart w:id="126" w:name="_Toc26799915"/>
-      <w:bookmarkStart w:id="127" w:name="_Toc35934297"/>
-      <w:bookmarkStart w:id="128" w:name="_Toc26799916"/>
-      <w:bookmarkStart w:id="129" w:name="_Toc35934298"/>
-      <w:bookmarkStart w:id="130" w:name="_Toc26799917"/>
-      <w:bookmarkStart w:id="131" w:name="_Toc35934299"/>
-      <w:bookmarkStart w:id="132" w:name="_Toc35934300"/>
-      <w:bookmarkEnd w:id="120"/>
-      <w:bookmarkEnd w:id="121"/>
-      <w:bookmarkEnd w:id="122"/>
+      <w:bookmarkStart w:id="123" w:name="_Toc26799912"/>
+      <w:bookmarkStart w:id="124" w:name="_Toc35934294"/>
+      <w:bookmarkStart w:id="125" w:name="_Toc26799913"/>
+      <w:bookmarkStart w:id="126" w:name="_Toc35934295"/>
+      <w:bookmarkStart w:id="127" w:name="_Toc26799914"/>
+      <w:bookmarkStart w:id="128" w:name="_Toc35934296"/>
+      <w:bookmarkStart w:id="129" w:name="_Toc26799915"/>
+      <w:bookmarkStart w:id="130" w:name="_Toc35934297"/>
+      <w:bookmarkStart w:id="131" w:name="_Toc26799916"/>
+      <w:bookmarkStart w:id="132" w:name="_Toc35934298"/>
+      <w:bookmarkStart w:id="133" w:name="_Toc26799917"/>
+      <w:bookmarkStart w:id="134" w:name="_Toc35934299"/>
+      <w:bookmarkStart w:id="135" w:name="_Toc35934300"/>
       <w:bookmarkEnd w:id="123"/>
       <w:bookmarkEnd w:id="124"/>
       <w:bookmarkEnd w:id="125"/>
@@ -16103,11 +16091,14 @@
       <w:bookmarkEnd w:id="129"/>
       <w:bookmarkEnd w:id="130"/>
       <w:bookmarkEnd w:id="131"/>
+      <w:bookmarkEnd w:id="132"/>
+      <w:bookmarkEnd w:id="133"/>
+      <w:bookmarkEnd w:id="134"/>
       <w:r>
         <w:lastRenderedPageBreak/>
         <w:t>Windows Visual Studio</w:t>
       </w:r>
-      <w:bookmarkEnd w:id="132"/>
+      <w:bookmarkEnd w:id="135"/>
     </w:p>
     <w:p/>
     <w:p>
@@ -16549,16 +16540,16 @@
       <w:pPr>
         <w:pStyle w:val="Heading2"/>
       </w:pPr>
-      <w:bookmarkStart w:id="133" w:name="_Toc432519259"/>
-      <w:bookmarkStart w:id="134" w:name="_Toc432519260"/>
-      <w:bookmarkStart w:id="135" w:name="_Ref154678203"/>
-      <w:bookmarkStart w:id="136" w:name="_Toc35934302"/>
-      <w:bookmarkEnd w:id="133"/>
-      <w:bookmarkEnd w:id="134"/>
+      <w:bookmarkStart w:id="136" w:name="_Toc432519259"/>
+      <w:bookmarkStart w:id="137" w:name="_Toc432519260"/>
+      <w:bookmarkStart w:id="138" w:name="_Ref154678203"/>
+      <w:bookmarkStart w:id="139" w:name="_Toc35934302"/>
+      <w:bookmarkEnd w:id="136"/>
+      <w:bookmarkEnd w:id="137"/>
       <w:r>
         <w:t>Regression Test</w:t>
       </w:r>
-      <w:bookmarkEnd w:id="135"/>
+      <w:bookmarkEnd w:id="138"/>
     </w:p>
     <w:p/>
     <w:p>
@@ -16887,7 +16878,7 @@
       <w:r>
         <w:t>Mac</w:t>
       </w:r>
-      <w:bookmarkEnd w:id="136"/>
+      <w:bookmarkEnd w:id="139"/>
     </w:p>
     <w:p/>
     <w:p>
@@ -17018,11 +17009,11 @@
       <w:pPr>
         <w:pStyle w:val="Heading2"/>
       </w:pPr>
-      <w:bookmarkStart w:id="137" w:name="_Toc35934303"/>
+      <w:bookmarkStart w:id="140" w:name="_Toc35934303"/>
       <w:r>
         <w:t>AIX</w:t>
       </w:r>
-      <w:bookmarkEnd w:id="137"/>
+      <w:bookmarkEnd w:id="140"/>
     </w:p>
     <w:p/>
     <w:p>
@@ -17132,31 +17123,28 @@
           <w:sz w:val="22"/>
         </w:rPr>
       </w:pPr>
-      <w:bookmarkStart w:id="138" w:name="_Toc467152829"/>
-      <w:bookmarkStart w:id="139" w:name="_Toc467152831"/>
-      <w:bookmarkStart w:id="140" w:name="_Toc467152832"/>
-      <w:bookmarkStart w:id="141" w:name="_Toc467152837"/>
-      <w:bookmarkStart w:id="142" w:name="_Toc154370782"/>
-      <w:bookmarkStart w:id="143" w:name="_Toc154371349"/>
-      <w:bookmarkStart w:id="144" w:name="_Toc154371458"/>
-      <w:bookmarkStart w:id="145" w:name="_Toc154383391"/>
-      <w:bookmarkStart w:id="146" w:name="_Toc154384105"/>
-      <w:bookmarkStart w:id="147" w:name="_Toc154384265"/>
-      <w:bookmarkStart w:id="148" w:name="_Toc154554698"/>
-      <w:bookmarkStart w:id="149" w:name="_Toc156112646"/>
-      <w:bookmarkStart w:id="150" w:name="_Toc156116350"/>
-      <w:bookmarkStart w:id="151" w:name="_Toc145317310"/>
-      <w:bookmarkStart w:id="152" w:name="_Toc145317372"/>
-      <w:bookmarkStart w:id="153" w:name="_Toc145317878"/>
-      <w:bookmarkStart w:id="154" w:name="_Toc145318604"/>
-      <w:bookmarkStart w:id="155" w:name="_Toc145318669"/>
-      <w:bookmarkStart w:id="156" w:name="_Toc145328450"/>
-      <w:bookmarkStart w:id="157" w:name="_Toc145388433"/>
-      <w:bookmarkStart w:id="158" w:name="_Toc145754964"/>
-      <w:bookmarkStart w:id="159" w:name="_Toc35934304"/>
-      <w:bookmarkEnd w:id="138"/>
-      <w:bookmarkEnd w:id="139"/>
-      <w:bookmarkEnd w:id="140"/>
+      <w:bookmarkStart w:id="141" w:name="_Toc467152829"/>
+      <w:bookmarkStart w:id="142" w:name="_Toc467152831"/>
+      <w:bookmarkStart w:id="143" w:name="_Toc467152832"/>
+      <w:bookmarkStart w:id="144" w:name="_Toc467152837"/>
+      <w:bookmarkStart w:id="145" w:name="_Toc154370782"/>
+      <w:bookmarkStart w:id="146" w:name="_Toc154371349"/>
+      <w:bookmarkStart w:id="147" w:name="_Toc154371458"/>
+      <w:bookmarkStart w:id="148" w:name="_Toc154383391"/>
+      <w:bookmarkStart w:id="149" w:name="_Toc154384105"/>
+      <w:bookmarkStart w:id="150" w:name="_Toc154384265"/>
+      <w:bookmarkStart w:id="151" w:name="_Toc154554698"/>
+      <w:bookmarkStart w:id="152" w:name="_Toc156112646"/>
+      <w:bookmarkStart w:id="153" w:name="_Toc156116350"/>
+      <w:bookmarkStart w:id="154" w:name="_Toc145317310"/>
+      <w:bookmarkStart w:id="155" w:name="_Toc145317372"/>
+      <w:bookmarkStart w:id="156" w:name="_Toc145317878"/>
+      <w:bookmarkStart w:id="157" w:name="_Toc145318604"/>
+      <w:bookmarkStart w:id="158" w:name="_Toc145318669"/>
+      <w:bookmarkStart w:id="159" w:name="_Toc145328450"/>
+      <w:bookmarkStart w:id="160" w:name="_Toc145388433"/>
+      <w:bookmarkStart w:id="161" w:name="_Toc145754964"/>
+      <w:bookmarkStart w:id="162" w:name="_Toc35934304"/>
       <w:bookmarkEnd w:id="141"/>
       <w:bookmarkEnd w:id="142"/>
       <w:bookmarkEnd w:id="143"/>
@@ -17175,6 +17163,9 @@
       <w:bookmarkEnd w:id="156"/>
       <w:bookmarkEnd w:id="157"/>
       <w:bookmarkEnd w:id="158"/>
+      <w:bookmarkEnd w:id="159"/>
+      <w:bookmarkEnd w:id="160"/>
+      <w:bookmarkEnd w:id="161"/>
       <w:r>
         <w:rPr>
           <w:spacing w:val="8"/>
@@ -17183,7 +17174,7 @@
         <w:lastRenderedPageBreak/>
         <w:t>Fedora</w:t>
       </w:r>
-      <w:bookmarkEnd w:id="159"/>
+      <w:bookmarkEnd w:id="162"/>
     </w:p>
     <w:p>
       <w:r>
@@ -17221,14 +17212,14 @@
       <w:pPr>
         <w:pStyle w:val="Heading2"/>
       </w:pPr>
-      <w:bookmarkStart w:id="160" w:name="_Toc35934305"/>
+      <w:bookmarkStart w:id="163" w:name="_Toc35934305"/>
       <w:r>
         <w:t xml:space="preserve">Local </w:t>
       </w:r>
       <w:r>
         <w:t>Install</w:t>
       </w:r>
-      <w:bookmarkEnd w:id="160"/>
+      <w:bookmarkEnd w:id="163"/>
     </w:p>
     <w:p/>
     <w:p>
@@ -17351,11 +17342,11 @@
       </w:r>
       <w:proofErr w:type="spellStart"/>
       <w:r>
-        <w:t>tss</w:t>
+        <w:t>tss'</w:t>
       </w:r>
       <w:proofErr w:type="spellEnd"/>
       <w:r>
-        <w:t>' prefix.</w:t>
+        <w:t xml:space="preserve"> prefix.</w:t>
       </w:r>
     </w:p>
     <w:p>
@@ -17611,11 +17602,11 @@
       <w:pPr>
         <w:pStyle w:val="Heading2"/>
       </w:pPr>
-      <w:bookmarkStart w:id="161" w:name="_Toc35934306"/>
+      <w:bookmarkStart w:id="164" w:name="_Toc35934306"/>
       <w:r>
         <w:t>Alternative Local Install</w:t>
       </w:r>
-      <w:bookmarkEnd w:id="161"/>
+      <w:bookmarkEnd w:id="164"/>
     </w:p>
     <w:p/>
     <w:p/>
@@ -17744,11 +17735,11 @@
       <w:pPr>
         <w:pStyle w:val="Heading2"/>
       </w:pPr>
-      <w:bookmarkStart w:id="162" w:name="_Toc35934307"/>
+      <w:bookmarkStart w:id="165" w:name="_Toc35934307"/>
       <w:r>
         <w:t>Repository Install</w:t>
       </w:r>
-      <w:bookmarkEnd w:id="162"/>
+      <w:bookmarkEnd w:id="165"/>
     </w:p>
     <w:p/>
     <w:p>
@@ -17783,11 +17774,11 @@
       <w:pPr>
         <w:pStyle w:val="Heading2"/>
       </w:pPr>
-      <w:bookmarkStart w:id="163" w:name="_Toc35934308"/>
+      <w:bookmarkStart w:id="166" w:name="_Toc35934308"/>
       <w:r>
         <w:t>Install Test</w:t>
       </w:r>
-      <w:bookmarkEnd w:id="163"/>
+      <w:bookmarkEnd w:id="166"/>
     </w:p>
     <w:p/>
     <w:p>
@@ -17923,13 +17914,13 @@
       <w:pPr>
         <w:pStyle w:val="Heading2"/>
       </w:pPr>
-      <w:bookmarkStart w:id="164" w:name="_Ref456884269"/>
-      <w:bookmarkStart w:id="165" w:name="_Toc35934309"/>
+      <w:bookmarkStart w:id="167" w:name="_Ref456884269"/>
+      <w:bookmarkStart w:id="168" w:name="_Toc35934309"/>
       <w:r>
         <w:t>Source rpms</w:t>
       </w:r>
-      <w:bookmarkEnd w:id="164"/>
-      <w:bookmarkEnd w:id="165"/>
+      <w:bookmarkEnd w:id="167"/>
+      <w:bookmarkEnd w:id="168"/>
     </w:p>
     <w:p/>
     <w:p>
@@ -18018,7 +18009,7 @@
           <w:sz w:val="22"/>
         </w:rPr>
       </w:pPr>
-      <w:bookmarkStart w:id="166" w:name="_Toc35934310"/>
+      <w:bookmarkStart w:id="169" w:name="_Toc35934310"/>
       <w:r>
         <w:rPr>
           <w:spacing w:val="8"/>
@@ -18027,23 +18018,23 @@
         <w:lastRenderedPageBreak/>
         <w:t>Status</w:t>
       </w:r>
-      <w:bookmarkEnd w:id="166"/>
+      <w:bookmarkEnd w:id="169"/>
     </w:p>
     <w:p>
       <w:pPr>
         <w:pStyle w:val="Heading2"/>
       </w:pPr>
-      <w:bookmarkStart w:id="167" w:name="_Toc458078490"/>
-      <w:bookmarkStart w:id="168" w:name="_Toc458078536"/>
-      <w:bookmarkStart w:id="169" w:name="_Toc458503980"/>
-      <w:bookmarkStart w:id="170" w:name="_Toc35934311"/>
-      <w:bookmarkEnd w:id="167"/>
-      <w:bookmarkEnd w:id="168"/>
-      <w:bookmarkEnd w:id="169"/>
+      <w:bookmarkStart w:id="170" w:name="_Toc458078490"/>
+      <w:bookmarkStart w:id="171" w:name="_Toc458078536"/>
+      <w:bookmarkStart w:id="172" w:name="_Toc458503980"/>
+      <w:bookmarkStart w:id="173" w:name="_Toc35934311"/>
+      <w:bookmarkEnd w:id="170"/>
+      <w:bookmarkEnd w:id="171"/>
+      <w:bookmarkEnd w:id="172"/>
       <w:r>
         <w:t>Utilities</w:t>
       </w:r>
-      <w:bookmarkEnd w:id="170"/>
+      <w:bookmarkEnd w:id="173"/>
     </w:p>
     <w:p/>
     <w:p>
@@ -18166,14 +18157,14 @@
       <w:pPr>
         <w:pStyle w:val="Heading2"/>
       </w:pPr>
-      <w:bookmarkStart w:id="171" w:name="_Toc35934312"/>
+      <w:bookmarkStart w:id="174" w:name="_Toc35934312"/>
       <w:r>
         <w:t>B</w:t>
       </w:r>
       <w:r>
         <w:t>ugs</w:t>
       </w:r>
-      <w:bookmarkEnd w:id="171"/>
+      <w:bookmarkEnd w:id="174"/>
     </w:p>
     <w:p/>
     <w:p>
@@ -18186,11 +18177,11 @@
       <w:pPr>
         <w:pStyle w:val="Heading2"/>
       </w:pPr>
-      <w:bookmarkStart w:id="172" w:name="_Toc35934313"/>
+      <w:bookmarkStart w:id="175" w:name="_Toc35934313"/>
       <w:r>
         <w:t>Untested</w:t>
       </w:r>
-      <w:bookmarkEnd w:id="172"/>
+      <w:bookmarkEnd w:id="175"/>
     </w:p>
     <w:p/>
     <w:p>
@@ -18226,7 +18217,15 @@
         <w:t xml:space="preserve"> </w:t>
       </w:r>
       <w:r>
-        <w:t xml:space="preserve">- ECDH_KeyGen, </w:t>
+        <w:t xml:space="preserve">- </w:t>
+      </w:r>
+      <w:proofErr w:type="spellStart"/>
+      <w:r>
+        <w:t>ECDH_KeyGen</w:t>
+      </w:r>
+      <w:proofErr w:type="spellEnd"/>
+      <w:r>
+        <w:t xml:space="preserve">, </w:t>
       </w:r>
       <w:proofErr w:type="spellStart"/>
       <w:r>
@@ -18292,7 +18291,7 @@
           <w:sz w:val="22"/>
         </w:rPr>
       </w:pPr>
-      <w:bookmarkStart w:id="173" w:name="_Toc35934314"/>
+      <w:bookmarkStart w:id="176" w:name="_Toc35934314"/>
       <w:r>
         <w:rPr>
           <w:spacing w:val="8"/>
@@ -18301,7 +18300,7 @@
         <w:lastRenderedPageBreak/>
         <w:t>Threading</w:t>
       </w:r>
-      <w:bookmarkEnd w:id="173"/>
+      <w:bookmarkEnd w:id="176"/>
     </w:p>
     <w:p/>
     <w:p>
@@ -18343,15 +18342,7 @@
         </w:numPr>
       </w:pPr>
       <w:r>
-        <w:t xml:space="preserve">The TPM has </w:t>
-      </w:r>
-      <w:proofErr w:type="gramStart"/>
-      <w:r>
-        <w:t>session state</w:t>
-      </w:r>
-      <w:proofErr w:type="gramEnd"/>
-      <w:r>
-        <w:t xml:space="preserve"> that </w:t>
+        <w:t xml:space="preserve">The TPM has session state that </w:t>
       </w:r>
       <w:proofErr w:type="gramStart"/>
       <w:r>
@@ -18411,7 +18402,7 @@
           <w:sz w:val="22"/>
         </w:rPr>
       </w:pPr>
-      <w:bookmarkStart w:id="174" w:name="_Toc35934315"/>
+      <w:bookmarkStart w:id="177" w:name="_Toc35934315"/>
       <w:r>
         <w:rPr>
           <w:spacing w:val="8"/>
@@ -18420,7 +18411,7 @@
         <w:lastRenderedPageBreak/>
         <w:t>Troubleshooting</w:t>
       </w:r>
-      <w:bookmarkEnd w:id="174"/>
+      <w:bookmarkEnd w:id="177"/>
     </w:p>
     <w:p>
       <w:r>
@@ -18433,7 +18424,7 @@
       <w:pPr>
         <w:pStyle w:val="Heading2"/>
       </w:pPr>
-      <w:bookmarkStart w:id="175" w:name="_Toc35934316"/>
+      <w:bookmarkStart w:id="178" w:name="_Toc35934316"/>
       <w:proofErr w:type="gramStart"/>
       <w:r>
         <w:t>Environment</w:t>
@@ -18442,7 +18433,7 @@
       <w:r>
         <w:t xml:space="preserve"> Variables</w:t>
       </w:r>
-      <w:bookmarkEnd w:id="175"/>
+      <w:bookmarkEnd w:id="178"/>
     </w:p>
     <w:p/>
     <w:p>
@@ -18511,11 +18502,11 @@
       <w:pPr>
         <w:pStyle w:val="Heading2"/>
       </w:pPr>
-      <w:bookmarkStart w:id="176" w:name="_Toc35934317"/>
+      <w:bookmarkStart w:id="179" w:name="_Toc35934317"/>
       <w:r>
         <w:t>Command line utilities fail on Windows 10</w:t>
       </w:r>
-      <w:bookmarkEnd w:id="176"/>
+      <w:bookmarkEnd w:id="179"/>
     </w:p>
     <w:p/>
     <w:p>
@@ -18543,7 +18534,7 @@
     <w:p>
       <w:pPr>
         <w:rPr>
-          <w:ins w:id="177" w:author="Kenneth Goldman" w:date="2025-06-19T15:54:00Z"/>
+          <w:ins w:id="180" w:author="Kenneth Goldman" w:date="2025-06-19T15:54:00Z"/>
         </w:rPr>
       </w:pPr>
       <w:r>
@@ -18553,12 +18544,12 @@
     <w:p>
       <w:pPr>
         <w:rPr>
-          <w:ins w:id="178" w:author="Kenneth Goldman" w:date="2025-06-19T15:54:00Z"/>
+          <w:ins w:id="181" w:author="Kenneth Goldman" w:date="2025-06-19T15:54:00Z"/>
         </w:rPr>
       </w:pPr>
     </w:p>
     <w:p>
-      <w:ins w:id="179" w:author="Kenneth Goldman" w:date="2025-06-19T15:54:00Z">
+      <w:ins w:id="182" w:author="Kenneth Goldman" w:date="2025-06-19T15:54:00Z">
         <w:r>
           <w:t>Windows 11 does not have this issue.</w:t>
         </w:r>
@@ -18569,14 +18560,14 @@
       <w:pPr>
         <w:pStyle w:val="Heading2"/>
       </w:pPr>
-      <w:bookmarkStart w:id="180" w:name="_Toc35934318"/>
+      <w:bookmarkStart w:id="183" w:name="_Toc35934318"/>
       <w:r>
         <w:t>OpenSSL Linking</w:t>
       </w:r>
       <w:r>
         <w:t xml:space="preserve"> on Windows</w:t>
       </w:r>
-      <w:bookmarkEnd w:id="180"/>
+      <w:bookmarkEnd w:id="183"/>
     </w:p>
     <w:p/>
     <w:p>
@@ -18619,11 +18610,11 @@
       <w:pPr>
         <w:pStyle w:val="Heading2"/>
       </w:pPr>
-      <w:bookmarkStart w:id="181" w:name="_Toc35934319"/>
+      <w:bookmarkStart w:id="184" w:name="_Toc35934319"/>
       <w:r>
         <w:t>Loaded objects (keys) disappear</w:t>
       </w:r>
-      <w:bookmarkEnd w:id="181"/>
+      <w:bookmarkEnd w:id="184"/>
     </w:p>
     <w:p/>
     <w:p>
@@ -18696,10 +18687,10 @@
       <w:pPr>
         <w:pStyle w:val="Heading2"/>
         <w:rPr>
-          <w:ins w:id="182" w:author="Kenneth Goldman" w:date="2025-06-19T15:56:00Z"/>
+          <w:ins w:id="185" w:author="Kenneth Goldman" w:date="2025-06-19T15:56:00Z"/>
         </w:rPr>
       </w:pPr>
-      <w:ins w:id="183" w:author="Kenneth Goldman" w:date="2025-06-19T15:56:00Z">
+      <w:ins w:id="186" w:author="Kenneth Goldman" w:date="2025-06-19T15:56:00Z">
         <w:r>
           <w:t>Regression Test Fails on Fedora</w:t>
         </w:r>
@@ -18708,90 +18699,44 @@
     <w:p>
       <w:pPr>
         <w:rPr>
-          <w:ins w:id="184" w:author="Kenneth Goldman" w:date="2025-06-19T16:00:00Z"/>
+          <w:ins w:id="187" w:author="Kenneth Goldman" w:date="2025-06-19T16:00:00Z"/>
         </w:rPr>
       </w:pPr>
     </w:p>
     <w:p>
       <w:pPr>
         <w:rPr>
-          <w:ins w:id="185" w:author="Kenneth Goldman" w:date="2025-06-19T16:01:00Z"/>
+          <w:ins w:id="188" w:author="Kenneth Goldman" w:date="2025-06-19T16:01:00Z"/>
         </w:rPr>
       </w:pPr>
-      <w:ins w:id="186" w:author="Kenneth Goldman" w:date="2025-06-19T15:57:00Z">
+      <w:ins w:id="189" w:author="Kenneth Goldman" w:date="2025-06-19T15:57:00Z">
         <w:r>
           <w:t xml:space="preserve">The </w:t>
         </w:r>
       </w:ins>
-      <w:ins w:id="187" w:author="Kenneth Goldman" w:date="2025-06-19T15:59:00Z">
+      <w:ins w:id="190" w:author="Kenneth Goldman" w:date="2025-06-19T15:59:00Z">
         <w:r>
           <w:t xml:space="preserve">OpenSSL packaged with Fedora </w:t>
         </w:r>
       </w:ins>
-      <w:ins w:id="188" w:author="Kenneth Goldman" w:date="2025-06-19T16:00:00Z">
-        <w:r>
-          <w:t>remo</w:t>
-        </w:r>
-        <w:r>
-          <w:t>ved SHA-1 support.</w:t>
-        </w:r>
-        <w:r>
-          <w:t xml:space="preserve"> The defau</w:t>
+      <w:ins w:id="191" w:author="Kenneth Goldman" w:date="2025-06-19T16:00:00Z">
+        <w:r>
+          <w:t>removed SHA-1 support. The defau</w:t>
         </w:r>
       </w:ins>
-      <w:ins w:id="189" w:author="Kenneth Goldman" w:date="2025-06-19T16:01:00Z">
+      <w:ins w:id="192" w:author="Kenneth Goldman" w:date="2025-06-19T16:01:00Z">
         <w:r>
           <w:t>l</w:t>
         </w:r>
       </w:ins>
-      <w:ins w:id="190" w:author="Kenneth Goldman" w:date="2025-06-19T16:00:00Z">
+      <w:ins w:id="193" w:author="Kenneth Goldman" w:date="2025-06-19T16:00:00Z">
         <w:r>
           <w:t>t regression test fails</w:t>
         </w:r>
       </w:ins>
-      <w:ins w:id="191" w:author="Kenneth Goldman" w:date="2025-06-19T16:01:00Z">
+      <w:ins w:id="194" w:author="Kenneth Goldman" w:date="2025-06-19T16:01:00Z">
         <w:r>
           <w:t>.  One possible error trace is:</w:t>
-        </w:r>
-      </w:ins>
-    </w:p>
-    <w:p>
-      <w:pPr>
-        <w:rPr>
-          <w:ins w:id="192" w:author="Kenneth Goldman" w:date="2025-06-19T16:01:00Z"/>
-        </w:rPr>
-      </w:pPr>
-    </w:p>
-    <w:p>
-      <w:pPr>
-        <w:rPr>
-          <w:ins w:id="193" w:author="Kenneth Goldman" w:date="2025-06-19T16:01:00Z"/>
-        </w:rPr>
-      </w:pPr>
-      <w:proofErr w:type="spellStart"/>
-      <w:ins w:id="194" w:author="Kenneth Goldman" w:date="2025-06-19T16:01:00Z">
-        <w:r>
-          <w:t>verifyRSASignatureFromRSA</w:t>
-        </w:r>
-        <w:proofErr w:type="spellEnd"/>
-        <w:r>
-          <w:t xml:space="preserve">: Error in </w:t>
-        </w:r>
-        <w:proofErr w:type="spellStart"/>
-        <w:r>
-          <w:t>EVP_PKEY_CTX_set_signature_</w:t>
-        </w:r>
-        <w:proofErr w:type="gramStart"/>
-        <w:r>
-          <w:t>md</w:t>
-        </w:r>
-        <w:proofErr w:type="spellEnd"/>
-        <w:r>
-          <w:t>(</w:t>
-        </w:r>
-        <w:proofErr w:type="gramEnd"/>
-        <w:r>
-          <w:t>)</w:t>
         </w:r>
       </w:ins>
     </w:p>
@@ -18805,20 +18750,60 @@
     <w:p>
       <w:pPr>
         <w:rPr>
-          <w:ins w:id="196" w:author="Kenneth Goldman" w:date="2025-06-19T16:00:00Z"/>
+          <w:ins w:id="196" w:author="Kenneth Goldman" w:date="2025-06-19T16:01:00Z"/>
         </w:rPr>
       </w:pPr>
+      <w:proofErr w:type="spellStart"/>
       <w:ins w:id="197" w:author="Kenneth Goldman" w:date="2025-06-19T16:01:00Z">
         <w:r>
+          <w:t>verifyRSASignatureFromRSA</w:t>
+        </w:r>
+        <w:proofErr w:type="spellEnd"/>
+        <w:r>
+          <w:t xml:space="preserve">: Error in </w:t>
+        </w:r>
+        <w:proofErr w:type="spellStart"/>
+        <w:r>
+          <w:t>EVP_PKEY_CTX_set_signature_</w:t>
+        </w:r>
+        <w:proofErr w:type="gramStart"/>
+        <w:r>
+          <w:t>md</w:t>
+        </w:r>
+        <w:proofErr w:type="spellEnd"/>
+        <w:r>
+          <w:t>(</w:t>
+        </w:r>
+        <w:proofErr w:type="gramEnd"/>
+        <w:r>
+          <w:t>)</w:t>
+        </w:r>
+      </w:ins>
+    </w:p>
+    <w:p>
+      <w:pPr>
+        <w:rPr>
+          <w:ins w:id="198" w:author="Kenneth Goldman" w:date="2025-06-19T16:01:00Z"/>
+        </w:rPr>
+      </w:pPr>
+    </w:p>
+    <w:p>
+      <w:pPr>
+        <w:rPr>
+          <w:ins w:id="199" w:author="Kenneth Goldman" w:date="2025-06-19T16:00:00Z"/>
+        </w:rPr>
+      </w:pPr>
+      <w:ins w:id="200" w:author="Kenneth Goldman" w:date="2025-06-19T16:01:00Z">
+        <w:r>
           <w:t>The solution is to set the env</w:t>
         </w:r>
       </w:ins>
-      <w:ins w:id="198" w:author="Kenneth Goldman" w:date="2025-06-19T16:02:00Z">
+      <w:ins w:id="201" w:author="Kenneth Goldman" w:date="2025-06-19T16:02:00Z">
         <w:r>
           <w:t xml:space="preserve">ironment variable </w:t>
         </w:r>
       </w:ins>
-      <w:ins w:id="199" w:author="Kenneth Goldman" w:date="2025-06-19T16:03:00Z">
+      <w:ins w:id="202" w:author="Kenneth Goldman" w:date="2025-06-19T16:03:00Z">
         <w:r>
           <w:fldChar w:fldCharType="begin"/>
         </w:r>
@@ -18829,7 +18814,7 @@
       <w:r>
         <w:fldChar w:fldCharType="separate"/>
       </w:r>
-      <w:ins w:id="200" w:author="Kenneth Goldman" w:date="2025-06-19T16:03:00Z">
+      <w:ins w:id="203" w:author="Kenneth Goldman" w:date="2025-06-19T16:03:00Z">
         <w:r>
           <w:t>TPM_TSS_NODEPRECATEDALGS</w:t>
         </w:r>
@@ -18844,7 +18829,7 @@
     <w:p>
       <w:pPr>
         <w:rPr>
-          <w:ins w:id="201" w:author="Kenneth Goldman" w:date="2025-06-19T15:56:00Z"/>
+          <w:ins w:id="204" w:author="Kenneth Goldman" w:date="2025-06-19T15:56:00Z"/>
         </w:rPr>
       </w:pPr>
     </w:p>
@@ -18965,206 +18950,44 @@
 <file path=word/numbering.xml><?xml version="1.0" encoding="utf-8"?>
 <w:numbering xmlns:wpc="http://schemas.microsoft.com/office/word/2010/wordprocessingCanvas" xmlns:cx="http://schemas.microsoft.com/office/drawing/2014/chartex" xmlns:cx1="http://schemas.microsoft.com/office/drawing/2015/9/8/chartex" xmlns:cx2="http://schemas.microsoft.com/office/drawing/2015/10/21/chartex" xmlns:cx3="http://schemas.microsoft.com/office/drawing/2016/5/9/chartex" xmlns:cx4="http://schemas.microsoft.com/office/drawing/2016/5/10/chartex" xmlns:cx5="http://schemas.microsoft.com/office/drawing/2016/5/11/chartex" xmlns:cx6="http://schemas.microsoft.com/office/drawing/2016/5/12/chartex" xmlns:cx7="http://schemas.microsoft.com/office/drawing/2016/5/13/chartex" xmlns:cx8="http://schemas.microsoft.com/office/drawing/2016/5/14/chartex" xmlns:mc="http://schemas.openxmlformats.org/markup-compatibility/2006" xmlns:aink="http://schemas.microsoft.com/office/drawing/2016/ink" xmlns:am3d="http://schemas.microsoft.com/office/drawing/2017/model3d" xmlns:o="urn:schemas-microsoft-com:office:office" xmlns:oel="http://schemas.microsoft.com/office/2019/extlst" xmlns:r="http://schemas.openxmlformats.org/officeDocument/2006/relationships" xmlns:m="http://schemas.openxmlformats.org/officeDocument/2006/math" xmlns:v="urn:schemas-microsoft-com:vml" xmlns:wp14="http://schemas.microsoft.com/office/word/2010/wordprocessingDrawing" xmlns:wp="http://schemas.openxmlformats.org/drawingml/2006/wordprocessingDrawing" xmlns:w10="urn:schemas-microsoft-com:office:word" xmlns:w="http://schemas.openxmlformats.org/wordprocessingml/2006/main" xmlns:w14="http://schemas.microsoft.com/office/word/2010/wordml" xmlns:w15="http://schemas.microsoft.com/office/word/2012/wordml" xmlns:w16cex="http://schemas.microsoft.com/office/word/2018/wordml/cex" xmlns:w16cid="http://schemas.microsoft.com/office/word/2016/wordml/cid" xmlns:w16="http://schemas.microsoft.com/office/word/2018/wordml" xmlns:w16du="http://schemas.microsoft.com/office/word/2023/wordml/word16du" xmlns:w16sdtdh="http://schemas.microsoft.com/office/word/2020/wordml/sdtdatahash" xmlns:w16sdtfl="http://schemas.microsoft.com/office/word/2024/wordml/sdtformatlock" xmlns:w16se="http://schemas.microsoft.com/office/word/2015/wordml/symex" xmlns:wpg="http://schemas.microsoft.com/office/word/2010/wordprocessingGroup" xmlns:wpi="http://schemas.microsoft.com/office/word/2010/wordprocessingInk" xmlns:wne="http://schemas.microsoft.com/office/word/2006/wordml" xmlns:wps="http://schemas.microsoft.com/office/word/2010/wordprocessingShape" mc:Ignorable="w14 w15 w16se w16cid w16 w16cex w16sdtdh w16sdtfl w16du wp14">
   <w:numPicBullet w:numPicBulletId="0">
-    <mc:AlternateContent>
-      <mc:Choice Requires="v">
-        <w:pict>
-          <v:shapetype w14:anchorId="55498EE3" id="_x0000_t75" coordsize="21600,21600" o:spt="75" o:preferrelative="t" path="m@4@5l@4@11@9@11@9@5xe" filled="f" stroked="f">
-            <v:stroke joinstyle="miter"/>
-            <v:formulas>
-              <v:f eqn="if lineDrawn pixelLineWidth 0"/>
-              <v:f eqn="sum @0 1 0"/>
-              <v:f eqn="sum 0 0 @1"/>
-              <v:f eqn="prod @2 1 2"/>
-              <v:f eqn="prod @3 21600 pixelWidth"/>
-              <v:f eqn="prod @3 21600 pixelHeight"/>
-              <v:f eqn="sum @0 0 1"/>
-              <v:f eqn="prod @6 1 2"/>
-              <v:f eqn="prod @7 21600 pixelWidth"/>
-              <v:f eqn="sum @8 21600 0"/>
-              <v:f eqn="prod @7 21600 pixelHeight"/>
-              <v:f eqn="sum @10 21600 0"/>
-            </v:formulas>
-            <v:path o:extrusionok="f" gradientshapeok="t" o:connecttype="rect"/>
-            <o:lock v:ext="edit" aspectratio="t"/>
-          </v:shapetype>
-          <v:shape id="Picture 1124978479" o:spid="_x0000_i1025" type="#_x0000_t75" style="width:9pt;height:9pt;visibility:visible;mso-wrap-style:square">
-            <v:imagedata r:id="rId1" o:title=""/>
-          </v:shape>
-        </w:pict>
-      </mc:Choice>
-      <mc:Fallback>
-        <w:drawing>
-          <wp:inline distT="0" distB="0" distL="0" distR="0" wp14:anchorId="0E8F8CFA" wp14:editId="34201535">
-            <wp:extent cx="114300" cy="114300"/>
-            <wp:effectExtent l="0" t="0" r="0" b="0"/>
-            <wp:docPr id="1124978479" name="Picture 1124978479"/>
-            <wp:cNvGraphicFramePr>
-              <a:graphicFrameLocks xmlns:a="http://schemas.openxmlformats.org/drawingml/2006/main" noChangeAspect="1"/>
-            </wp:cNvGraphicFramePr>
-            <a:graphic xmlns:a="http://schemas.openxmlformats.org/drawingml/2006/main">
-              <a:graphicData uri="http://schemas.openxmlformats.org/drawingml/2006/picture">
-                <pic:pic xmlns:pic="http://schemas.openxmlformats.org/drawingml/2006/picture">
-                  <pic:nvPicPr>
-                    <pic:cNvPr id="0" name="Picture -1023"/>
-                    <pic:cNvPicPr>
-                      <a:picLocks noChangeAspect="1" noChangeArrowheads="1"/>
-                    </pic:cNvPicPr>
-                  </pic:nvPicPr>
-                  <pic:blipFill>
-                    <a:blip r:embed="rId2">
-                      <a:extLst>
-                        <a:ext uri="{28A0092B-C50C-407E-A947-70E740481C1C}">
-                          <a14:useLocalDpi xmlns:a14="http://schemas.microsoft.com/office/drawing/2010/main" val="0"/>
-                        </a:ext>
-                      </a:extLst>
-                    </a:blip>
-                    <a:srcRect/>
-                    <a:stretch>
-                      <a:fillRect/>
-                    </a:stretch>
-                  </pic:blipFill>
-                  <pic:spPr bwMode="auto">
-                    <a:xfrm>
-                      <a:off x="0" y="0"/>
-                      <a:ext cx="114300" cy="114300"/>
-                    </a:xfrm>
-                    <a:prstGeom prst="rect">
-                      <a:avLst/>
-                    </a:prstGeom>
-                    <a:noFill/>
-                    <a:ln>
-                      <a:noFill/>
-                    </a:ln>
-                  </pic:spPr>
-                </pic:pic>
-              </a:graphicData>
-            </a:graphic>
-          </wp:inline>
-        </w:drawing>
-      </mc:Fallback>
-    </mc:AlternateContent>
+    <w:pict>
+      <v:shapetype id="_x0000_t75" coordsize="21600,21600" o:spt="75" o:preferrelative="t" path="m@4@5l@4@11@9@11@9@5xe" filled="f" stroked="f">
+        <v:stroke joinstyle="miter"/>
+        <v:formulas>
+          <v:f eqn="if lineDrawn pixelLineWidth 0"/>
+          <v:f eqn="sum @0 1 0"/>
+          <v:f eqn="sum 0 0 @1"/>
+          <v:f eqn="prod @2 1 2"/>
+          <v:f eqn="prod @3 21600 pixelWidth"/>
+          <v:f eqn="prod @3 21600 pixelHeight"/>
+          <v:f eqn="sum @0 0 1"/>
+          <v:f eqn="prod @6 1 2"/>
+          <v:f eqn="prod @7 21600 pixelWidth"/>
+          <v:f eqn="sum @8 21600 0"/>
+          <v:f eqn="prod @7 21600 pixelHeight"/>
+          <v:f eqn="sum @10 21600 0"/>
+        </v:formulas>
+        <v:path o:extrusionok="f" gradientshapeok="t" o:connecttype="rect"/>
+        <o:lock v:ext="edit" aspectratio="t"/>
+      </v:shapetype>
+      <v:shape id="_x0000_i1029" type="#_x0000_t75" style="width:9pt;height:9pt;visibility:visible;mso-wrap-style:square" o:bullet="t">
+        <v:imagedata r:id="rId1" o:title=""/>
+      </v:shape>
+    </w:pict>
   </w:numPicBullet>
   <w:numPicBullet w:numPicBulletId="1">
-    <mc:AlternateContent>
-      <mc:Choice Requires="v">
-        <w:pict>
-          <v:shape w14:anchorId="373DB456" id="Picture 1804995422" o:spid="_x0000_i1025" type="#_x0000_t75" style="width:11.4pt;height:11.4pt;visibility:visible;mso-wrap-style:square">
-            <v:imagedata r:id="rId3" o:title=""/>
-          </v:shape>
-        </w:pict>
-      </mc:Choice>
-      <mc:Fallback>
-        <w:drawing>
-          <wp:inline distT="0" distB="0" distL="0" distR="0" wp14:anchorId="4DDA698B" wp14:editId="4F0FEAC9">
-            <wp:extent cx="144780" cy="144780"/>
-            <wp:effectExtent l="0" t="0" r="0" b="0"/>
-            <wp:docPr id="1804995422" name="Picture 1804995422"/>
-            <wp:cNvGraphicFramePr>
-              <a:graphicFrameLocks xmlns:a="http://schemas.openxmlformats.org/drawingml/2006/main" noChangeAspect="1"/>
-            </wp:cNvGraphicFramePr>
-            <a:graphic xmlns:a="http://schemas.openxmlformats.org/drawingml/2006/main">
-              <a:graphicData uri="http://schemas.openxmlformats.org/drawingml/2006/picture">
-                <pic:pic xmlns:pic="http://schemas.openxmlformats.org/drawingml/2006/picture">
-                  <pic:nvPicPr>
-                    <pic:cNvPr id="0" name="Picture -1022"/>
-                    <pic:cNvPicPr>
-                      <a:picLocks noChangeAspect="1" noChangeArrowheads="1"/>
-                    </pic:cNvPicPr>
-                  </pic:nvPicPr>
-                  <pic:blipFill>
-                    <a:blip r:embed="rId4">
-                      <a:extLst>
-                        <a:ext uri="{28A0092B-C50C-407E-A947-70E740481C1C}">
-                          <a14:useLocalDpi xmlns:a14="http://schemas.microsoft.com/office/drawing/2010/main" val="0"/>
-                        </a:ext>
-                      </a:extLst>
-                    </a:blip>
-                    <a:srcRect/>
-                    <a:stretch>
-                      <a:fillRect/>
-                    </a:stretch>
-                  </pic:blipFill>
-                  <pic:spPr bwMode="auto">
-                    <a:xfrm>
-                      <a:off x="0" y="0"/>
-                      <a:ext cx="144780" cy="144780"/>
-                    </a:xfrm>
-                    <a:prstGeom prst="rect">
-                      <a:avLst/>
-                    </a:prstGeom>
-                    <a:noFill/>
-                    <a:ln>
-                      <a:noFill/>
-                    </a:ln>
-                  </pic:spPr>
-                </pic:pic>
-              </a:graphicData>
-            </a:graphic>
-          </wp:inline>
-        </w:drawing>
-      </mc:Fallback>
-    </mc:AlternateContent>
+    <w:pict>
+      <v:shape id="_x0000_i1030" type="#_x0000_t75" style="width:11.4pt;height:11.4pt;visibility:visible;mso-wrap-style:square" o:bullet="t">
+        <v:imagedata r:id="rId2" o:title=""/>
+      </v:shape>
+    </w:pict>
   </w:numPicBullet>
   <w:numPicBullet w:numPicBulletId="2">
-    <mc:AlternateContent>
-      <mc:Choice Requires="v">
-        <w:pict>
-          <v:shape w14:anchorId="6E87F905" id="Picture 837607938" o:spid="_x0000_i1025" type="#_x0000_t75" style="width:8.4pt;height:8.4pt;visibility:visible;mso-wrap-style:square">
-            <v:imagedata r:id="rId5" o:title=""/>
-          </v:shape>
-        </w:pict>
-      </mc:Choice>
-      <mc:Fallback>
-        <w:drawing>
-          <wp:inline distT="0" distB="0" distL="0" distR="0" wp14:anchorId="30AF1370" wp14:editId="4789712D">
-            <wp:extent cx="106680" cy="106680"/>
-            <wp:effectExtent l="0" t="0" r="0" b="0"/>
-            <wp:docPr id="837607938" name="Picture 837607938"/>
-            <wp:cNvGraphicFramePr>
-              <a:graphicFrameLocks xmlns:a="http://schemas.openxmlformats.org/drawingml/2006/main" noChangeAspect="1"/>
-            </wp:cNvGraphicFramePr>
-            <a:graphic xmlns:a="http://schemas.openxmlformats.org/drawingml/2006/main">
-              <a:graphicData uri="http://schemas.openxmlformats.org/drawingml/2006/picture">
-                <pic:pic xmlns:pic="http://schemas.openxmlformats.org/drawingml/2006/picture">
-                  <pic:nvPicPr>
-                    <pic:cNvPr id="0" name="Picture -1021"/>
-                    <pic:cNvPicPr>
-                      <a:picLocks noChangeAspect="1" noChangeArrowheads="1"/>
-                    </pic:cNvPicPr>
-                  </pic:nvPicPr>
-                  <pic:blipFill>
-                    <a:blip r:embed="rId6">
-                      <a:extLst>
-                        <a:ext uri="{28A0092B-C50C-407E-A947-70E740481C1C}">
-                          <a14:useLocalDpi xmlns:a14="http://schemas.microsoft.com/office/drawing/2010/main" val="0"/>
-                        </a:ext>
-                      </a:extLst>
-                    </a:blip>
-                    <a:srcRect/>
-                    <a:stretch>
-                      <a:fillRect/>
-                    </a:stretch>
-                  </pic:blipFill>
-                  <pic:spPr bwMode="auto">
-                    <a:xfrm>
-                      <a:off x="0" y="0"/>
-                      <a:ext cx="106680" cy="106680"/>
-                    </a:xfrm>
-                    <a:prstGeom prst="rect">
-                      <a:avLst/>
-                    </a:prstGeom>
-                    <a:noFill/>
-                    <a:ln>
-                      <a:noFill/>
-                    </a:ln>
-                  </pic:spPr>
-                </pic:pic>
-              </a:graphicData>
-            </a:graphic>
-          </wp:inline>
-        </w:drawing>
-      </mc:Fallback>
-    </mc:AlternateContent>
+    <w:pict>
+      <v:shape id="_x0000_i1031" type="#_x0000_t75" style="width:8.4pt;height:8.4pt;visibility:visible;mso-wrap-style:square" o:bullet="t">
+        <v:imagedata r:id="rId3" o:title=""/>
+      </v:shape>
+    </w:pict>
   </w:numPicBullet>
   <w:abstractNum w:abstractNumId="0" w15:restartNumberingAfterBreak="0">
     <w:nsid w:val="0BE469ED"/>
